--- a/docs/requirements/feasibility study.docx
+++ b/docs/requirements/feasibility study.docx
@@ -104,7 +104,6 @@
           <w:p>
             <w:pPr>
               <w:spacing w:line="259" w:lineRule="auto"/>
-              <w:ind w:left="107"/>
               <w:rPr>
                 <w:b w:val="0"/>
                 <w:bCs w:val="0"/>
@@ -220,7 +219,6 @@
           <w:p>
             <w:pPr>
               <w:spacing w:line="259" w:lineRule="auto"/>
-              <w:ind w:left="107"/>
             </w:pPr>
             <w:r>
               <w:t xml:space="preserve">Hardware </w:t>
@@ -229,7 +227,6 @@
           <w:p>
             <w:pPr>
               <w:spacing w:line="259" w:lineRule="auto"/>
-              <w:ind w:left="107"/>
               <w:rPr>
                 <w:b w:val="0"/>
                 <w:bCs w:val="0"/>
@@ -300,7 +297,6 @@
           <w:p>
             <w:pPr>
               <w:spacing w:line="259" w:lineRule="auto"/>
-              <w:ind w:left="107"/>
               <w:rPr>
                 <w:b w:val="0"/>
                 <w:bCs w:val="0"/>
@@ -717,6 +713,9 @@
           </w:tcPr>
           <w:p>
             <w:pPr>
+              <w:tabs>
+                <w:tab w:val="right" w:pos="2393"/>
+              </w:tabs>
               <w:spacing w:line="259" w:lineRule="auto"/>
               <w:ind w:left="493"/>
             </w:pPr>
@@ -725,6 +724,12 @@
                 <w:color w:val="FFFFFF"/>
               </w:rPr>
               <w:t xml:space="preserve">SECTION </w:t>
+            </w:r>
+            <w:r>
+              <w:rPr>
+                <w:color w:val="FFFFFF"/>
+              </w:rPr>
+              <w:tab/>
             </w:r>
           </w:p>
         </w:tc>
@@ -1190,39 +1195,4276 @@
             <w:r>
               <w:t xml:space="preserve">Aim for </w:t>
             </w:r>
+            <w:r>
+              <w:t>a</w:t>
+            </w:r>
+            <w:r>
+              <w:t xml:space="preserve"> 91</w:t>
+            </w:r>
+            <w:r>
+              <w:t xml:space="preserve">% satisfaction rate among users </w:t>
+            </w:r>
+            <w:r>
+              <w:t>post implementation</w:t>
+            </w:r>
+            <w:r>
+              <w:t>, focusing on user-centric design and continual feedback incorporation to e</w:t>
+            </w:r>
+            <w:r>
+              <w:t>nhance the platform's usability.</w:t>
+            </w:r>
+          </w:p>
+          <w:p>
+            <w:pPr>
+              <w:spacing w:line="259" w:lineRule="auto"/>
+              <w:cnfStyle w:val="000000000000" w:firstRow="0" w:lastRow="0" w:firstColumn="0" w:lastColumn="0" w:oddVBand="0" w:evenVBand="0" w:oddHBand="0" w:evenHBand="0" w:firstRowFirstColumn="0" w:firstRowLastColumn="0" w:lastRowFirstColumn="0" w:lastRowLastColumn="0"/>
+            </w:pPr>
+            <w:r>
+              <w:t xml:space="preserve"> </w:t>
+            </w:r>
+          </w:p>
+        </w:tc>
+      </w:tr>
+    </w:tbl>
+    <w:p/>
+    <w:p/>
+    <w:p/>
+    <w:p/>
+    <w:p/>
+    <w:p/>
+    <w:p>
+      <w:pPr>
+        <w:pStyle w:val="ListParagraph"/>
+        <w:numPr>
+          <w:ilvl w:val="0"/>
+          <w:numId w:val="1"/>
+        </w:numPr>
+        <w:rPr>
+          <w:rFonts w:ascii="Bahnschrift" w:hAnsi="Bahnschrift"/>
+          <w:b/>
+          <w:bCs/>
+        </w:rPr>
+      </w:pPr>
+      <w:r>
+        <w:rPr>
+          <w:rFonts w:ascii="Bahnschrift" w:hAnsi="Bahnschrift"/>
+          <w:b/>
+          <w:bCs/>
+        </w:rPr>
+        <w:lastRenderedPageBreak/>
+        <w:t>ECONOMIC</w:t>
+      </w:r>
+      <w:r>
+        <w:rPr>
+          <w:rFonts w:ascii="Bahnschrift" w:hAnsi="Bahnschrift"/>
+          <w:b/>
+          <w:bCs/>
+        </w:rPr>
+        <w:t xml:space="preserve"> FEASIBILITY</w:t>
+      </w:r>
+    </w:p>
+    <w:p/>
+    <w:tbl>
+      <w:tblPr>
+        <w:tblStyle w:val="GridTable4-Accent5"/>
+        <w:tblW w:w="9353" w:type="dxa"/>
+        <w:tblLayout w:type="fixed"/>
+        <w:tblLook w:val="01E0" w:firstRow="1" w:lastRow="1" w:firstColumn="1" w:lastColumn="1" w:noHBand="0" w:noVBand="0"/>
+      </w:tblPr>
+      <w:tblGrid>
+        <w:gridCol w:w="1666"/>
+        <w:gridCol w:w="6695"/>
+        <w:gridCol w:w="992"/>
+      </w:tblGrid>
+      <w:tr>
+        <w:trPr>
+          <w:cnfStyle w:val="100000000000" w:firstRow="1" w:lastRow="0" w:firstColumn="0" w:lastColumn="0" w:oddVBand="0" w:evenVBand="0" w:oddHBand="0" w:evenHBand="0" w:firstRowFirstColumn="0" w:firstRowLastColumn="0" w:lastRowFirstColumn="0" w:lastRowLastColumn="0"/>
+          <w:trHeight w:val="537"/>
+        </w:trPr>
+        <w:tc>
+          <w:tcPr>
+            <w:cnfStyle w:val="001000000000" w:firstRow="0" w:lastRow="0" w:firstColumn="1" w:lastColumn="0" w:oddVBand="0" w:evenVBand="0" w:oddHBand="0" w:evenHBand="0" w:firstRowFirstColumn="0" w:firstRowLastColumn="0" w:lastRowFirstColumn="0" w:lastRowLastColumn="0"/>
+            <w:tcW w:w="1666" w:type="dxa"/>
+          </w:tcPr>
+          <w:p>
+            <w:pPr>
+              <w:pStyle w:val="TableParagraph"/>
+              <w:spacing w:before="133"/>
+              <w:ind w:left="439"/>
+              <w:rPr>
+                <w:rFonts w:ascii="Calibri"/>
+                <w:b w:val="0"/>
+              </w:rPr>
+            </w:pPr>
+            <w:r>
+              <w:rPr>
+                <w:rFonts w:ascii="Calibri"/>
+                <w:color w:val="FFFFFF"/>
+                <w:spacing w:val="-2"/>
+              </w:rPr>
+              <w:t>SECTION</w:t>
+            </w:r>
+          </w:p>
+        </w:tc>
+        <w:tc>
+          <w:tcPr>
+            <w:cnfStyle w:val="000010000000" w:firstRow="0" w:lastRow="0" w:firstColumn="0" w:lastColumn="0" w:oddVBand="1" w:evenVBand="0" w:oddHBand="0" w:evenHBand="0" w:firstRowFirstColumn="0" w:firstRowLastColumn="0" w:lastRowFirstColumn="0" w:lastRowLastColumn="0"/>
+            <w:tcW w:w="6695" w:type="dxa"/>
+          </w:tcPr>
+          <w:p>
+            <w:pPr>
+              <w:pStyle w:val="TableParagraph"/>
+              <w:spacing w:before="133"/>
+              <w:ind w:left="10"/>
+              <w:jc w:val="center"/>
+              <w:rPr>
+                <w:rFonts w:ascii="Calibri"/>
+                <w:b w:val="0"/>
+              </w:rPr>
+            </w:pPr>
+            <w:r>
+              <w:rPr>
+                <w:rFonts w:ascii="Calibri"/>
+                <w:color w:val="FFFFFF"/>
+                <w:spacing w:val="-2"/>
+              </w:rPr>
+              <w:t>DESCRIPTION</w:t>
+            </w:r>
+          </w:p>
+        </w:tc>
+        <w:tc>
+          <w:tcPr>
+            <w:cnfStyle w:val="000100000000" w:firstRow="0" w:lastRow="0" w:firstColumn="0" w:lastColumn="1" w:oddVBand="0" w:evenVBand="0" w:oddHBand="0" w:evenHBand="0" w:firstRowFirstColumn="0" w:firstRowLastColumn="0" w:lastRowFirstColumn="0" w:lastRowLastColumn="0"/>
+            <w:tcW w:w="992" w:type="dxa"/>
+          </w:tcPr>
+          <w:p>
+            <w:pPr>
+              <w:pStyle w:val="TableParagraph"/>
+              <w:spacing w:before="0" w:line="268" w:lineRule="exact"/>
+              <w:ind w:left="261"/>
+              <w:rPr>
+                <w:rFonts w:ascii="Calibri"/>
+              </w:rPr>
+            </w:pPr>
+            <w:r>
+              <w:rPr>
+                <w:rFonts w:ascii="Calibri"/>
+                <w:color w:val="FFFFFF"/>
+                <w:spacing w:val="-4"/>
+              </w:rPr>
+              <w:t>COST</w:t>
+            </w:r>
+          </w:p>
+          <w:p>
+            <w:pPr>
+              <w:pStyle w:val="TableParagraph"/>
+              <w:spacing w:before="0" w:line="249" w:lineRule="exact"/>
+              <w:ind w:left="251"/>
+              <w:rPr>
+                <w:rFonts w:ascii="Calibri"/>
+              </w:rPr>
+            </w:pPr>
+            <w:r>
+              <w:rPr>
+                <w:rFonts w:ascii="Calibri"/>
+                <w:color w:val="FFFFFF"/>
+                <w:spacing w:val="-2"/>
+              </w:rPr>
+              <w:t>(EGP)</w:t>
+            </w:r>
+          </w:p>
+        </w:tc>
+      </w:tr>
+      <w:tr>
+        <w:trPr>
+          <w:cnfStyle w:val="000000100000" w:firstRow="0" w:lastRow="0" w:firstColumn="0" w:lastColumn="0" w:oddVBand="0" w:evenVBand="0" w:oddHBand="1" w:evenHBand="0" w:firstRowFirstColumn="0" w:firstRowLastColumn="0" w:lastRowFirstColumn="0" w:lastRowLastColumn="0"/>
+          <w:trHeight w:val="1355"/>
+        </w:trPr>
+        <w:tc>
+          <w:tcPr>
+            <w:cnfStyle w:val="001000000000" w:firstRow="0" w:lastRow="0" w:firstColumn="1" w:lastColumn="0" w:oddVBand="0" w:evenVBand="0" w:oddHBand="0" w:evenHBand="0" w:firstRowFirstColumn="0" w:firstRowLastColumn="0" w:lastRowFirstColumn="0" w:lastRowLastColumn="0"/>
+            <w:tcW w:w="1666" w:type="dxa"/>
+            <w:vMerge w:val="restart"/>
+          </w:tcPr>
+          <w:p>
+            <w:pPr>
+              <w:pStyle w:val="TableParagraph"/>
+              <w:spacing w:before="0"/>
+              <w:ind w:left="0"/>
+              <w:rPr>
+                <w:rFonts w:ascii="Calibri"/>
+                <w:i/>
+              </w:rPr>
+            </w:pPr>
+          </w:p>
+          <w:p>
+            <w:pPr>
+              <w:pStyle w:val="TableParagraph"/>
+              <w:spacing w:before="0"/>
+              <w:ind w:left="0"/>
+              <w:rPr>
+                <w:rFonts w:ascii="Calibri"/>
+                <w:i/>
+              </w:rPr>
+            </w:pPr>
+          </w:p>
+          <w:p>
+            <w:pPr>
+              <w:pStyle w:val="TableParagraph"/>
+              <w:spacing w:before="0"/>
+              <w:ind w:left="0"/>
+              <w:rPr>
+                <w:rFonts w:ascii="Calibri"/>
+                <w:i/>
+              </w:rPr>
+            </w:pPr>
+          </w:p>
+          <w:p>
+            <w:pPr>
+              <w:pStyle w:val="TableParagraph"/>
+              <w:spacing w:before="0"/>
+              <w:ind w:left="0"/>
+              <w:rPr>
+                <w:rFonts w:ascii="Calibri"/>
+                <w:i/>
+              </w:rPr>
+            </w:pPr>
+          </w:p>
+          <w:p>
+            <w:pPr>
+              <w:pStyle w:val="TableParagraph"/>
+              <w:spacing w:before="0"/>
+              <w:ind w:left="0"/>
+              <w:rPr>
+                <w:rFonts w:ascii="Calibri"/>
+                <w:i/>
+              </w:rPr>
+            </w:pPr>
+          </w:p>
+          <w:p>
+            <w:pPr>
+              <w:pStyle w:val="TableParagraph"/>
+              <w:spacing w:before="90"/>
+              <w:ind w:left="0"/>
+              <w:rPr>
+                <w:rFonts w:ascii="Calibri"/>
+                <w:i/>
+              </w:rPr>
+            </w:pPr>
+          </w:p>
+          <w:p>
+            <w:pPr>
+              <w:pStyle w:val="TableParagraph"/>
+              <w:spacing w:before="0"/>
+              <w:rPr>
+                <w:rFonts w:ascii="Calibri"/>
+                <w:b w:val="0"/>
+              </w:rPr>
+            </w:pPr>
+            <w:r>
+              <w:rPr>
+                <w:rFonts w:ascii="Calibri"/>
+                <w:spacing w:val="-2"/>
+              </w:rPr>
+              <w:t>Development Costs</w:t>
+            </w:r>
+          </w:p>
+        </w:tc>
+        <w:tc>
+          <w:tcPr>
+            <w:cnfStyle w:val="000010000000" w:firstRow="0" w:lastRow="0" w:firstColumn="0" w:lastColumn="0" w:oddVBand="1" w:evenVBand="0" w:oddHBand="0" w:evenHBand="0" w:firstRowFirstColumn="0" w:firstRowLastColumn="0" w:lastRowFirstColumn="0" w:lastRowLastColumn="0"/>
+            <w:tcW w:w="6695" w:type="dxa"/>
+          </w:tcPr>
+          <w:p>
+            <w:pPr>
+              <w:pStyle w:val="TableParagraph"/>
+              <w:spacing w:before="3"/>
+              <w:ind w:left="0"/>
+              <w:rPr>
+                <w:rFonts w:ascii="Calibri"/>
+                <w:i/>
+              </w:rPr>
+            </w:pPr>
+          </w:p>
+          <w:p>
+            <w:pPr>
+              <w:pStyle w:val="TableParagraph"/>
+              <w:tabs>
+                <w:tab w:val="left" w:pos="830"/>
+              </w:tabs>
+              <w:spacing w:before="0"/>
+              <w:ind w:left="830" w:right="132" w:hanging="360"/>
+              <w:rPr>
+                <w:rFonts w:ascii="Calibri"/>
+              </w:rPr>
+            </w:pPr>
+            <w:r>
+              <w:rPr>
+                <w:spacing w:val="-10"/>
+              </w:rPr>
+              <w:t>-</w:t>
+            </w:r>
+            <w:r>
+              <w:tab/>
+            </w:r>
+            <w:r>
+              <w:rPr>
+                <w:rFonts w:ascii="Calibri"/>
+                <w:u w:val="single"/>
+              </w:rPr>
+              <w:t>Software</w:t>
+            </w:r>
+            <w:r>
+              <w:rPr>
+                <w:rFonts w:ascii="Calibri"/>
+                <w:spacing w:val="-8"/>
+                <w:u w:val="single"/>
+              </w:rPr>
+              <w:t xml:space="preserve"> </w:t>
+            </w:r>
+            <w:r>
+              <w:rPr>
+                <w:rFonts w:ascii="Calibri"/>
+                <w:u w:val="single"/>
+              </w:rPr>
+              <w:t>Development</w:t>
+            </w:r>
+            <w:r>
+              <w:rPr>
+                <w:rFonts w:ascii="Calibri"/>
+              </w:rPr>
+              <w:t>:</w:t>
+            </w:r>
+            <w:r>
+              <w:rPr>
+                <w:rFonts w:ascii="Calibri"/>
+                <w:spacing w:val="-8"/>
+              </w:rPr>
+              <w:t xml:space="preserve"> </w:t>
+            </w:r>
+            <w:r>
+              <w:rPr>
+                <w:rFonts w:ascii="Calibri"/>
+              </w:rPr>
+              <w:t>Anticipate</w:t>
+            </w:r>
+            <w:r>
+              <w:rPr>
+                <w:rFonts w:ascii="Calibri"/>
+                <w:spacing w:val="-6"/>
+              </w:rPr>
+              <w:t xml:space="preserve"> </w:t>
+            </w:r>
+            <w:r>
+              <w:rPr>
+                <w:rFonts w:ascii="Calibri"/>
+              </w:rPr>
+              <w:t>initial</w:t>
+            </w:r>
+            <w:r>
+              <w:rPr>
+                <w:rFonts w:ascii="Calibri"/>
+                <w:spacing w:val="-9"/>
+              </w:rPr>
+              <w:t xml:space="preserve"> </w:t>
+            </w:r>
+            <w:r>
+              <w:rPr>
+                <w:rFonts w:ascii="Calibri"/>
+              </w:rPr>
+              <w:t>software</w:t>
+            </w:r>
+            <w:r>
+              <w:rPr>
+                <w:rFonts w:ascii="Calibri"/>
+                <w:spacing w:val="-6"/>
+              </w:rPr>
+              <w:t xml:space="preserve"> </w:t>
+            </w:r>
+            <w:r>
+              <w:rPr>
+                <w:rFonts w:ascii="Calibri"/>
+              </w:rPr>
+              <w:t>development costs based on consultations with development teams and market analysis.</w:t>
+            </w:r>
+          </w:p>
+        </w:tc>
+        <w:tc>
+          <w:tcPr>
+            <w:cnfStyle w:val="000100000000" w:firstRow="0" w:lastRow="0" w:firstColumn="0" w:lastColumn="1" w:oddVBand="0" w:evenVBand="0" w:oddHBand="0" w:evenHBand="0" w:firstRowFirstColumn="0" w:firstRowLastColumn="0" w:lastRowFirstColumn="0" w:lastRowLastColumn="0"/>
+            <w:tcW w:w="992" w:type="dxa"/>
+          </w:tcPr>
+          <w:p>
+            <w:pPr>
+              <w:pStyle w:val="TableParagraph"/>
+              <w:spacing w:before="1"/>
+              <w:ind w:left="5"/>
+              <w:jc w:val="center"/>
+              <w:rPr>
+                <w:rFonts w:ascii="Calibri"/>
+                <w:b w:val="0"/>
+                <w:bCs w:val="0"/>
+              </w:rPr>
+            </w:pPr>
+          </w:p>
+          <w:p>
+            <w:pPr>
+              <w:pStyle w:val="TableParagraph"/>
+              <w:spacing w:before="1"/>
+              <w:ind w:left="5"/>
+              <w:jc w:val="center"/>
+              <w:rPr>
+                <w:rFonts w:ascii="Calibri"/>
+                <w:b w:val="0"/>
+                <w:bCs w:val="0"/>
+              </w:rPr>
+            </w:pPr>
+          </w:p>
+          <w:p>
+            <w:pPr>
+              <w:pStyle w:val="TableParagraph"/>
+              <w:spacing w:before="1"/>
+              <w:ind w:left="5"/>
+              <w:jc w:val="center"/>
+              <w:rPr>
+                <w:rFonts w:ascii="Calibri"/>
+                <w:b w:val="0"/>
+                <w:bCs w:val="0"/>
+              </w:rPr>
+            </w:pPr>
+            <w:r>
+              <w:rPr>
+                <w:rFonts w:ascii="Calibri"/>
+                <w:b w:val="0"/>
+                <w:bCs w:val="0"/>
+              </w:rPr>
+              <w:t>6</w:t>
+            </w:r>
+            <w:r>
+              <w:rPr>
+                <w:rFonts w:ascii="Calibri"/>
+                <w:b w:val="0"/>
+                <w:bCs w:val="0"/>
+              </w:rPr>
+              <w:t>0,000</w:t>
+            </w:r>
+          </w:p>
+        </w:tc>
+      </w:tr>
+      <w:tr>
+        <w:trPr>
+          <w:trHeight w:val="1265"/>
+        </w:trPr>
+        <w:tc>
+          <w:tcPr>
+            <w:cnfStyle w:val="001000000000" w:firstRow="0" w:lastRow="0" w:firstColumn="1" w:lastColumn="0" w:oddVBand="0" w:evenVBand="0" w:oddHBand="0" w:evenHBand="0" w:firstRowFirstColumn="0" w:firstRowLastColumn="0" w:lastRowFirstColumn="0" w:lastRowLastColumn="0"/>
+            <w:tcW w:w="1666" w:type="dxa"/>
+            <w:vMerge/>
+          </w:tcPr>
+          <w:p>
+            <w:pPr>
+              <w:rPr>
+                <w:sz w:val="2"/>
+                <w:szCs w:val="2"/>
+              </w:rPr>
+            </w:pPr>
+          </w:p>
+        </w:tc>
+        <w:tc>
+          <w:tcPr>
+            <w:cnfStyle w:val="000010000000" w:firstRow="0" w:lastRow="0" w:firstColumn="0" w:lastColumn="0" w:oddVBand="1" w:evenVBand="0" w:oddHBand="0" w:evenHBand="0" w:firstRowFirstColumn="0" w:firstRowLastColumn="0" w:lastRowFirstColumn="0" w:lastRowLastColumn="0"/>
+            <w:tcW w:w="6695" w:type="dxa"/>
+            <w:shd w:val="clear" w:color="auto" w:fill="auto"/>
+          </w:tcPr>
+          <w:p>
+            <w:pPr>
+              <w:pStyle w:val="TableParagraph"/>
+              <w:tabs>
+                <w:tab w:val="left" w:pos="830"/>
+              </w:tabs>
+              <w:spacing w:before="226"/>
+              <w:ind w:left="830" w:right="815" w:hanging="360"/>
+              <w:rPr>
+                <w:rFonts w:ascii="Calibri"/>
+              </w:rPr>
+            </w:pPr>
+            <w:r>
+              <w:rPr>
+                <w:spacing w:val="-10"/>
+              </w:rPr>
+              <w:t>-</w:t>
+            </w:r>
+            <w:r>
+              <w:tab/>
+            </w:r>
+            <w:r>
+              <w:rPr>
+                <w:rFonts w:ascii="Calibri"/>
+                <w:u w:val="single"/>
+              </w:rPr>
+              <w:t>Infrastructure</w:t>
+            </w:r>
+            <w:r>
+              <w:rPr>
+                <w:rFonts w:ascii="Calibri"/>
+                <w:spacing w:val="-7"/>
+                <w:u w:val="single"/>
+              </w:rPr>
+              <w:t xml:space="preserve"> </w:t>
+            </w:r>
+            <w:r>
+              <w:rPr>
+                <w:rFonts w:ascii="Calibri"/>
+                <w:u w:val="single"/>
+              </w:rPr>
+              <w:t>Setup</w:t>
+            </w:r>
+            <w:r>
+              <w:rPr>
+                <w:rFonts w:ascii="Calibri"/>
+              </w:rPr>
+              <w:t>:</w:t>
+            </w:r>
+            <w:r>
+              <w:rPr>
+                <w:rFonts w:ascii="Calibri"/>
+                <w:spacing w:val="-7"/>
+              </w:rPr>
+              <w:t xml:space="preserve"> </w:t>
+            </w:r>
+            <w:r>
+              <w:rPr>
+                <w:rFonts w:ascii="Calibri"/>
+              </w:rPr>
+              <w:t>Estimate</w:t>
+            </w:r>
+            <w:r>
+              <w:rPr>
+                <w:rFonts w:ascii="Calibri"/>
+                <w:spacing w:val="-7"/>
+              </w:rPr>
+              <w:t xml:space="preserve"> </w:t>
+            </w:r>
+            <w:r>
+              <w:rPr>
+                <w:rFonts w:ascii="Calibri"/>
+              </w:rPr>
+              <w:t>infrastructure</w:t>
+            </w:r>
+            <w:r>
+              <w:rPr>
+                <w:rFonts w:ascii="Calibri"/>
+                <w:spacing w:val="-9"/>
+              </w:rPr>
+              <w:t xml:space="preserve"> </w:t>
+            </w:r>
+            <w:r>
+              <w:rPr>
+                <w:rFonts w:ascii="Calibri"/>
+              </w:rPr>
+              <w:t>setup</w:t>
+            </w:r>
+            <w:r>
+              <w:rPr>
+                <w:rFonts w:ascii="Calibri"/>
+                <w:spacing w:val="-8"/>
+              </w:rPr>
+              <w:t xml:space="preserve"> </w:t>
+            </w:r>
+            <w:r>
+              <w:rPr>
+                <w:rFonts w:ascii="Calibri"/>
+              </w:rPr>
+              <w:t xml:space="preserve">costs including server hosting, database setup, and system </w:t>
+            </w:r>
+            <w:r>
+              <w:rPr>
+                <w:rFonts w:ascii="Calibri"/>
+                <w:spacing w:val="-2"/>
+              </w:rPr>
+              <w:t>integration.</w:t>
+            </w:r>
+          </w:p>
+        </w:tc>
+        <w:tc>
+          <w:tcPr>
+            <w:cnfStyle w:val="000100000000" w:firstRow="0" w:lastRow="0" w:firstColumn="0" w:lastColumn="1" w:oddVBand="0" w:evenVBand="0" w:oddHBand="0" w:evenHBand="0" w:firstRowFirstColumn="0" w:firstRowLastColumn="0" w:lastRowFirstColumn="0" w:lastRowLastColumn="0"/>
+            <w:tcW w:w="992" w:type="dxa"/>
+          </w:tcPr>
+          <w:p>
+            <w:pPr>
+              <w:pStyle w:val="TableParagraph"/>
+              <w:spacing w:before="1"/>
+              <w:ind w:left="5"/>
+              <w:jc w:val="center"/>
+              <w:rPr>
+                <w:rFonts w:ascii="Calibri"/>
+                <w:b w:val="0"/>
+                <w:bCs w:val="0"/>
+              </w:rPr>
+            </w:pPr>
+          </w:p>
+          <w:p>
+            <w:pPr>
+              <w:pStyle w:val="TableParagraph"/>
+              <w:spacing w:before="1"/>
+              <w:ind w:left="5"/>
+              <w:jc w:val="center"/>
+              <w:rPr>
+                <w:rFonts w:ascii="Calibri"/>
+                <w:b w:val="0"/>
+                <w:bCs w:val="0"/>
+              </w:rPr>
+            </w:pPr>
+          </w:p>
+          <w:p>
+            <w:pPr>
+              <w:pStyle w:val="TableParagraph"/>
+              <w:spacing w:before="1"/>
+              <w:ind w:left="5"/>
+              <w:jc w:val="center"/>
+              <w:rPr>
+                <w:rFonts w:ascii="Calibri"/>
+                <w:b w:val="0"/>
+                <w:bCs w:val="0"/>
+              </w:rPr>
+            </w:pPr>
+            <w:r>
+              <w:rPr>
+                <w:rFonts w:ascii="Calibri"/>
+                <w:b w:val="0"/>
+                <w:bCs w:val="0"/>
+              </w:rPr>
+              <w:t>4</w:t>
+            </w:r>
+            <w:r>
+              <w:rPr>
+                <w:rFonts w:ascii="Calibri"/>
+                <w:b w:val="0"/>
+                <w:bCs w:val="0"/>
+              </w:rPr>
+              <w:t>0,000</w:t>
+            </w:r>
+          </w:p>
+        </w:tc>
+      </w:tr>
+      <w:tr>
+        <w:trPr>
+          <w:cnfStyle w:val="000000100000" w:firstRow="0" w:lastRow="0" w:firstColumn="0" w:lastColumn="0" w:oddVBand="0" w:evenVBand="0" w:oddHBand="1" w:evenHBand="0" w:firstRowFirstColumn="0" w:firstRowLastColumn="0" w:lastRowFirstColumn="0" w:lastRowLastColumn="0"/>
+          <w:trHeight w:val="1300"/>
+        </w:trPr>
+        <w:tc>
+          <w:tcPr>
+            <w:cnfStyle w:val="001000000000" w:firstRow="0" w:lastRow="0" w:firstColumn="1" w:lastColumn="0" w:oddVBand="0" w:evenVBand="0" w:oddHBand="0" w:evenHBand="0" w:firstRowFirstColumn="0" w:firstRowLastColumn="0" w:lastRowFirstColumn="0" w:lastRowLastColumn="0"/>
+            <w:tcW w:w="1666" w:type="dxa"/>
+            <w:vMerge/>
+          </w:tcPr>
+          <w:p>
+            <w:pPr>
+              <w:rPr>
+                <w:sz w:val="2"/>
+                <w:szCs w:val="2"/>
+              </w:rPr>
+            </w:pPr>
+          </w:p>
+        </w:tc>
+        <w:tc>
+          <w:tcPr>
+            <w:cnfStyle w:val="000010000000" w:firstRow="0" w:lastRow="0" w:firstColumn="0" w:lastColumn="0" w:oddVBand="1" w:evenVBand="0" w:oddHBand="0" w:evenHBand="0" w:firstRowFirstColumn="0" w:firstRowLastColumn="0" w:lastRowFirstColumn="0" w:lastRowLastColumn="0"/>
+            <w:tcW w:w="6695" w:type="dxa"/>
+          </w:tcPr>
+          <w:p>
+            <w:pPr>
+              <w:pStyle w:val="TableParagraph"/>
+              <w:spacing w:before="108"/>
+              <w:ind w:left="0"/>
+              <w:rPr>
+                <w:rFonts w:ascii="Calibri"/>
+                <w:i/>
+              </w:rPr>
+            </w:pPr>
+          </w:p>
+          <w:p>
+            <w:pPr>
+              <w:pStyle w:val="TableParagraph"/>
+              <w:tabs>
+                <w:tab w:val="left" w:pos="830"/>
+              </w:tabs>
+              <w:spacing w:before="0"/>
+              <w:ind w:left="830" w:right="155" w:hanging="360"/>
+              <w:rPr>
+                <w:rFonts w:ascii="Calibri"/>
+              </w:rPr>
+            </w:pPr>
+            <w:r>
+              <w:rPr>
+                <w:spacing w:val="-10"/>
+              </w:rPr>
+              <w:t>-</w:t>
+            </w:r>
+            <w:r>
+              <w:tab/>
+            </w:r>
+            <w:r>
+              <w:rPr>
+                <w:rFonts w:ascii="Calibri"/>
+                <w:u w:val="single"/>
+              </w:rPr>
+              <w:t>Resource</w:t>
+            </w:r>
+            <w:r>
+              <w:rPr>
+                <w:rFonts w:ascii="Calibri"/>
+                <w:spacing w:val="-3"/>
+                <w:u w:val="single"/>
+              </w:rPr>
+              <w:t xml:space="preserve"> </w:t>
+            </w:r>
+            <w:r>
+              <w:rPr>
+                <w:rFonts w:ascii="Calibri"/>
+                <w:u w:val="single"/>
+              </w:rPr>
+              <w:t>Allocation</w:t>
+            </w:r>
+            <w:r>
+              <w:rPr>
+                <w:rFonts w:ascii="Calibri"/>
+              </w:rPr>
+              <w:t>:</w:t>
+            </w:r>
+            <w:r>
+              <w:rPr>
+                <w:rFonts w:ascii="Calibri"/>
+                <w:spacing w:val="-6"/>
+              </w:rPr>
+              <w:t xml:space="preserve"> </w:t>
+            </w:r>
+            <w:r>
+              <w:rPr>
+                <w:rFonts w:ascii="Calibri"/>
+              </w:rPr>
+              <w:t>Allocate</w:t>
+            </w:r>
+            <w:r>
+              <w:rPr>
+                <w:rFonts w:ascii="Calibri"/>
+                <w:spacing w:val="-4"/>
+              </w:rPr>
+              <w:t xml:space="preserve"> </w:t>
+            </w:r>
+            <w:r>
+              <w:rPr>
+                <w:rFonts w:ascii="Calibri"/>
+              </w:rPr>
+              <w:t>costs</w:t>
+            </w:r>
+            <w:r>
+              <w:rPr>
+                <w:rFonts w:ascii="Calibri"/>
+                <w:spacing w:val="-6"/>
+              </w:rPr>
+              <w:t xml:space="preserve"> </w:t>
+            </w:r>
+            <w:r>
+              <w:rPr>
+                <w:rFonts w:ascii="Calibri"/>
+              </w:rPr>
+              <w:t>for</w:t>
+            </w:r>
+            <w:r>
+              <w:rPr>
+                <w:rFonts w:ascii="Calibri"/>
+                <w:spacing w:val="-7"/>
+              </w:rPr>
+              <w:t xml:space="preserve"> </w:t>
+            </w:r>
+            <w:r>
+              <w:rPr>
+                <w:rFonts w:ascii="Calibri"/>
+              </w:rPr>
+              <w:t>skilled</w:t>
+            </w:r>
+            <w:r>
+              <w:rPr>
+                <w:rFonts w:ascii="Calibri"/>
+                <w:spacing w:val="-8"/>
+              </w:rPr>
+              <w:t xml:space="preserve"> </w:t>
+            </w:r>
+            <w:r>
+              <w:rPr>
+                <w:rFonts w:ascii="Calibri"/>
+              </w:rPr>
+              <w:t>resources,</w:t>
+            </w:r>
+            <w:r>
+              <w:rPr>
+                <w:rFonts w:ascii="Calibri"/>
+                <w:spacing w:val="-4"/>
+              </w:rPr>
+              <w:t xml:space="preserve"> </w:t>
+            </w:r>
+            <w:r>
+              <w:rPr>
+                <w:rFonts w:ascii="Calibri"/>
+              </w:rPr>
+              <w:t>project management, and training during the development phase.</w:t>
+            </w:r>
+          </w:p>
+        </w:tc>
+        <w:tc>
+          <w:tcPr>
+            <w:cnfStyle w:val="000100000000" w:firstRow="0" w:lastRow="0" w:firstColumn="0" w:lastColumn="1" w:oddVBand="0" w:evenVBand="0" w:oddHBand="0" w:evenHBand="0" w:firstRowFirstColumn="0" w:firstRowLastColumn="0" w:lastRowFirstColumn="0" w:lastRowLastColumn="0"/>
+            <w:tcW w:w="992" w:type="dxa"/>
+          </w:tcPr>
+          <w:p>
+            <w:pPr>
+              <w:pStyle w:val="TableParagraph"/>
+              <w:spacing w:before="1"/>
+              <w:ind w:left="5"/>
+              <w:jc w:val="center"/>
+              <w:rPr>
+                <w:rFonts w:ascii="Calibri"/>
+                <w:b w:val="0"/>
+                <w:bCs w:val="0"/>
+              </w:rPr>
+            </w:pPr>
+          </w:p>
+          <w:p>
+            <w:pPr>
+              <w:pStyle w:val="TableParagraph"/>
+              <w:spacing w:before="1"/>
+              <w:ind w:left="5"/>
+              <w:jc w:val="center"/>
+              <w:rPr>
+                <w:rFonts w:ascii="Calibri"/>
+                <w:b w:val="0"/>
+                <w:bCs w:val="0"/>
+              </w:rPr>
+            </w:pPr>
+          </w:p>
+          <w:p>
+            <w:pPr>
+              <w:pStyle w:val="TableParagraph"/>
+              <w:spacing w:before="1"/>
+              <w:ind w:left="5"/>
+              <w:jc w:val="center"/>
+              <w:rPr>
+                <w:rFonts w:ascii="Calibri"/>
+                <w:b w:val="0"/>
+                <w:bCs w:val="0"/>
+              </w:rPr>
+            </w:pPr>
+            <w:r>
+              <w:rPr>
+                <w:rFonts w:ascii="Calibri"/>
+                <w:b w:val="0"/>
+                <w:bCs w:val="0"/>
+              </w:rPr>
+              <w:t>20</w:t>
+            </w:r>
+            <w:r>
+              <w:rPr>
+                <w:rFonts w:ascii="Calibri"/>
+                <w:b w:val="0"/>
+                <w:bCs w:val="0"/>
+              </w:rPr>
+              <w:t>,000</w:t>
+            </w:r>
+          </w:p>
+        </w:tc>
+      </w:tr>
+      <w:tr>
+        <w:trPr>
+          <w:trHeight w:val="1259"/>
+        </w:trPr>
+        <w:tc>
+          <w:tcPr>
+            <w:cnfStyle w:val="001000000000" w:firstRow="0" w:lastRow="0" w:firstColumn="1" w:lastColumn="0" w:oddVBand="0" w:evenVBand="0" w:oddHBand="0" w:evenHBand="0" w:firstRowFirstColumn="0" w:firstRowLastColumn="0" w:lastRowFirstColumn="0" w:lastRowLastColumn="0"/>
+            <w:tcW w:w="1666" w:type="dxa"/>
+            <w:vMerge w:val="restart"/>
+          </w:tcPr>
+          <w:p>
+            <w:pPr>
+              <w:pStyle w:val="TableParagraph"/>
+              <w:spacing w:before="0"/>
+              <w:ind w:left="0"/>
+              <w:rPr>
+                <w:rFonts w:ascii="Calibri"/>
+                <w:i/>
+              </w:rPr>
+            </w:pPr>
+          </w:p>
+          <w:p>
+            <w:pPr>
+              <w:pStyle w:val="TableParagraph"/>
+              <w:spacing w:before="115"/>
+              <w:ind w:left="0"/>
+              <w:rPr>
+                <w:rFonts w:ascii="Calibri"/>
+                <w:i/>
+              </w:rPr>
+            </w:pPr>
+          </w:p>
+          <w:p>
+            <w:pPr>
+              <w:pStyle w:val="TableParagraph"/>
+              <w:spacing w:before="0"/>
+              <w:ind w:left="0" w:right="321"/>
+              <w:rPr>
+                <w:rFonts w:ascii="Calibri"/>
+                <w:b w:val="0"/>
+              </w:rPr>
+            </w:pPr>
+            <w:r>
+              <w:rPr>
+                <w:rFonts w:ascii="Calibri"/>
+                <w:spacing w:val="-2"/>
+              </w:rPr>
+              <w:t>Operational</w:t>
+            </w:r>
+            <w:r>
+              <w:rPr>
+                <w:rFonts w:ascii="Calibri"/>
+                <w:spacing w:val="-2"/>
+              </w:rPr>
+              <w:t xml:space="preserve"> Costs (Annual)</w:t>
+            </w:r>
+          </w:p>
+        </w:tc>
+        <w:tc>
+          <w:tcPr>
+            <w:cnfStyle w:val="000010000000" w:firstRow="0" w:lastRow="0" w:firstColumn="0" w:lastColumn="0" w:oddVBand="1" w:evenVBand="0" w:oddHBand="0" w:evenHBand="0" w:firstRowFirstColumn="0" w:firstRowLastColumn="0" w:lastRowFirstColumn="0" w:lastRowLastColumn="0"/>
+            <w:tcW w:w="6695" w:type="dxa"/>
+            <w:shd w:val="clear" w:color="auto" w:fill="auto"/>
+          </w:tcPr>
+          <w:p>
+            <w:pPr>
+              <w:pStyle w:val="TableParagraph"/>
+              <w:spacing w:before="60"/>
+              <w:ind w:left="0"/>
+              <w:rPr>
+                <w:rFonts w:ascii="Calibri"/>
+                <w:i/>
+              </w:rPr>
+            </w:pPr>
+          </w:p>
+          <w:p>
+            <w:pPr>
+              <w:pStyle w:val="TableParagraph"/>
+              <w:tabs>
+                <w:tab w:val="left" w:pos="830"/>
+              </w:tabs>
+              <w:spacing w:before="0"/>
+              <w:ind w:left="830" w:right="320" w:hanging="360"/>
+              <w:rPr>
+                <w:rFonts w:ascii="Calibri"/>
+              </w:rPr>
+            </w:pPr>
+            <w:r>
+              <w:rPr>
+                <w:spacing w:val="-10"/>
+              </w:rPr>
+              <w:t>-</w:t>
+            </w:r>
+            <w:r>
+              <w:tab/>
+            </w:r>
+            <w:r>
+              <w:rPr>
+                <w:rFonts w:ascii="Calibri"/>
+                <w:u w:val="single"/>
+              </w:rPr>
+              <w:t>Maintenance</w:t>
+            </w:r>
+            <w:r>
+              <w:rPr>
+                <w:rFonts w:ascii="Calibri"/>
+              </w:rPr>
+              <w:t>:</w:t>
+            </w:r>
+            <w:r>
+              <w:rPr>
+                <w:rFonts w:ascii="Calibri"/>
+                <w:spacing w:val="-9"/>
+              </w:rPr>
+              <w:t xml:space="preserve"> </w:t>
+            </w:r>
+            <w:r>
+              <w:rPr>
+                <w:rFonts w:ascii="Calibri"/>
+              </w:rPr>
+              <w:t>Estimate</w:t>
+            </w:r>
+            <w:r>
+              <w:rPr>
+                <w:rFonts w:ascii="Calibri"/>
+                <w:spacing w:val="-9"/>
+              </w:rPr>
+              <w:t xml:space="preserve"> </w:t>
+            </w:r>
+            <w:r>
+              <w:rPr>
+                <w:rFonts w:ascii="Calibri"/>
+              </w:rPr>
+              <w:t>annual</w:t>
+            </w:r>
+            <w:r>
+              <w:rPr>
+                <w:rFonts w:ascii="Calibri"/>
+                <w:spacing w:val="-8"/>
+              </w:rPr>
+              <w:t xml:space="preserve"> </w:t>
+            </w:r>
+            <w:r>
+              <w:rPr>
+                <w:rFonts w:ascii="Calibri"/>
+              </w:rPr>
+              <w:t>maintenance</w:t>
+            </w:r>
+            <w:r>
+              <w:rPr>
+                <w:rFonts w:ascii="Calibri"/>
+                <w:spacing w:val="-8"/>
+              </w:rPr>
+              <w:t xml:space="preserve"> </w:t>
+            </w:r>
+            <w:r>
+              <w:rPr>
+                <w:rFonts w:ascii="Calibri"/>
+              </w:rPr>
+              <w:t>costs</w:t>
+            </w:r>
+            <w:r>
+              <w:rPr>
+                <w:rFonts w:ascii="Calibri"/>
+                <w:spacing w:val="-9"/>
+              </w:rPr>
+              <w:t xml:space="preserve"> </w:t>
+            </w:r>
+            <w:r>
+              <w:rPr>
+                <w:rFonts w:ascii="Calibri"/>
+              </w:rPr>
+              <w:t>considering software updates, bug fixes, and server maintenance.</w:t>
+            </w:r>
+          </w:p>
+          <w:p>
+            <w:pPr>
+              <w:pStyle w:val="TableParagraph"/>
+              <w:tabs>
+                <w:tab w:val="left" w:pos="830"/>
+              </w:tabs>
+              <w:spacing w:before="0"/>
+              <w:ind w:left="830" w:right="320" w:hanging="360"/>
+              <w:rPr>
+                <w:rFonts w:ascii="Calibri"/>
+              </w:rPr>
+            </w:pPr>
+          </w:p>
+        </w:tc>
+        <w:tc>
+          <w:tcPr>
+            <w:cnfStyle w:val="000100000000" w:firstRow="0" w:lastRow="0" w:firstColumn="0" w:lastColumn="1" w:oddVBand="0" w:evenVBand="0" w:oddHBand="0" w:evenHBand="0" w:firstRowFirstColumn="0" w:firstRowLastColumn="0" w:lastRowFirstColumn="0" w:lastRowLastColumn="0"/>
+            <w:tcW w:w="992" w:type="dxa"/>
+          </w:tcPr>
+          <w:p>
+            <w:pPr>
+              <w:pStyle w:val="TableParagraph"/>
+              <w:spacing w:before="1"/>
+              <w:ind w:left="5"/>
+              <w:jc w:val="center"/>
+              <w:rPr>
+                <w:rFonts w:ascii="Calibri"/>
+                <w:b w:val="0"/>
+                <w:bCs w:val="0"/>
+              </w:rPr>
+            </w:pPr>
+          </w:p>
+          <w:p>
+            <w:pPr>
+              <w:pStyle w:val="TableParagraph"/>
+              <w:spacing w:before="1"/>
+              <w:ind w:left="5"/>
+              <w:jc w:val="center"/>
+              <w:rPr>
+                <w:rFonts w:ascii="Calibri"/>
+                <w:b w:val="0"/>
+                <w:bCs w:val="0"/>
+              </w:rPr>
+            </w:pPr>
+          </w:p>
+          <w:p>
+            <w:pPr>
+              <w:pStyle w:val="TableParagraph"/>
+              <w:spacing w:before="1"/>
+              <w:ind w:left="5"/>
+              <w:jc w:val="center"/>
+              <w:rPr>
+                <w:rFonts w:ascii="Calibri"/>
+                <w:b w:val="0"/>
+                <w:bCs w:val="0"/>
+              </w:rPr>
+            </w:pPr>
+            <w:r>
+              <w:rPr>
+                <w:rFonts w:ascii="Calibri"/>
+                <w:b w:val="0"/>
+                <w:bCs w:val="0"/>
+              </w:rPr>
+              <w:t>15,000</w:t>
+            </w:r>
+          </w:p>
+        </w:tc>
+      </w:tr>
+      <w:tr>
+        <w:trPr>
+          <w:cnfStyle w:val="000000100000" w:firstRow="0" w:lastRow="0" w:firstColumn="0" w:lastColumn="0" w:oddVBand="0" w:evenVBand="0" w:oddHBand="1" w:evenHBand="0" w:firstRowFirstColumn="0" w:firstRowLastColumn="0" w:lastRowFirstColumn="0" w:lastRowLastColumn="0"/>
+          <w:trHeight w:val="1178"/>
+        </w:trPr>
+        <w:tc>
+          <w:tcPr>
+            <w:cnfStyle w:val="001000000000" w:firstRow="0" w:lastRow="0" w:firstColumn="1" w:lastColumn="0" w:oddVBand="0" w:evenVBand="0" w:oddHBand="0" w:evenHBand="0" w:firstRowFirstColumn="0" w:firstRowLastColumn="0" w:lastRowFirstColumn="0" w:lastRowLastColumn="0"/>
+            <w:tcW w:w="1666" w:type="dxa"/>
+            <w:vMerge/>
+          </w:tcPr>
+          <w:p>
+            <w:pPr>
+              <w:pStyle w:val="TableParagraph"/>
+              <w:spacing w:before="0"/>
+              <w:ind w:left="0"/>
+              <w:rPr>
+                <w:rFonts w:ascii="Calibri"/>
+                <w:i/>
+              </w:rPr>
+            </w:pPr>
+          </w:p>
+        </w:tc>
+        <w:tc>
+          <w:tcPr>
+            <w:cnfStyle w:val="000010000000" w:firstRow="0" w:lastRow="0" w:firstColumn="0" w:lastColumn="0" w:oddVBand="1" w:evenVBand="0" w:oddHBand="0" w:evenHBand="0" w:firstRowFirstColumn="0" w:firstRowLastColumn="0" w:lastRowFirstColumn="0" w:lastRowLastColumn="0"/>
+            <w:tcW w:w="6695" w:type="dxa"/>
+          </w:tcPr>
+          <w:p>
+            <w:pPr>
+              <w:pStyle w:val="TableParagraph"/>
+              <w:spacing w:before="60"/>
+              <w:ind w:left="0"/>
+              <w:rPr>
+                <w:rFonts w:ascii="Calibri"/>
+                <w:i/>
+              </w:rPr>
+            </w:pPr>
+          </w:p>
+          <w:p>
+            <w:pPr>
+              <w:pStyle w:val="TableParagraph"/>
+              <w:numPr>
+                <w:ilvl w:val="0"/>
+                <w:numId w:val="1"/>
+              </w:numPr>
+              <w:spacing w:before="60"/>
+              <w:rPr>
+                <w:rFonts w:ascii="Calibri"/>
+                <w:i/>
+              </w:rPr>
+            </w:pPr>
+            <w:r>
+              <w:rPr>
+                <w:rFonts w:ascii="Calibri"/>
+                <w:u w:val="single"/>
+              </w:rPr>
+              <w:t>Staff salary</w:t>
+            </w:r>
+            <w:r>
+              <w:rPr>
+                <w:rFonts w:ascii="Calibri"/>
+              </w:rPr>
+              <w:t>:</w:t>
+            </w:r>
+            <w:r>
+              <w:rPr>
+                <w:rFonts w:ascii="Calibri"/>
+                <w:spacing w:val="-9"/>
+              </w:rPr>
+              <w:t xml:space="preserve"> </w:t>
+            </w:r>
+            <w:r>
+              <w:rPr>
+                <w:rFonts w:ascii="Calibri"/>
+              </w:rPr>
+              <w:t>Estimate</w:t>
+            </w:r>
+            <w:r>
+              <w:rPr>
+                <w:rFonts w:ascii="Calibri"/>
+                <w:spacing w:val="-9"/>
+              </w:rPr>
+              <w:t xml:space="preserve"> </w:t>
+            </w:r>
+            <w:r>
+              <w:rPr>
+                <w:rFonts w:ascii="Calibri"/>
+              </w:rPr>
+              <w:t>staff salary</w:t>
+            </w:r>
+            <w:r>
+              <w:rPr>
+                <w:rFonts w:ascii="Calibri"/>
+                <w:spacing w:val="-8"/>
+              </w:rPr>
+              <w:t xml:space="preserve"> </w:t>
+            </w:r>
+            <w:r>
+              <w:rPr>
+                <w:rFonts w:ascii="Calibri"/>
+              </w:rPr>
+              <w:t>costs</w:t>
+            </w:r>
+            <w:r>
+              <w:rPr>
+                <w:rFonts w:ascii="Calibri"/>
+                <w:spacing w:val="-9"/>
+              </w:rPr>
+              <w:t xml:space="preserve"> </w:t>
+            </w:r>
+            <w:r>
+              <w:rPr>
+                <w:rFonts w:ascii="Calibri"/>
+              </w:rPr>
+              <w:t>for customer service agents</w:t>
+            </w:r>
+            <w:r>
+              <w:rPr>
+                <w:rFonts w:ascii="Calibri"/>
+              </w:rPr>
+              <w:t xml:space="preserve"> for each time to review </w:t>
+            </w:r>
+            <w:r>
+              <w:rPr>
+                <w:rFonts w:ascii="Calibri"/>
+              </w:rPr>
+              <w:t>houses annually</w:t>
+            </w:r>
+            <w:r>
+              <w:rPr>
+                <w:rFonts w:ascii="Calibri"/>
+              </w:rPr>
+              <w:t>.</w:t>
+            </w:r>
+          </w:p>
+          <w:p>
+            <w:pPr>
+              <w:pStyle w:val="TableParagraph"/>
+              <w:spacing w:before="60"/>
+              <w:ind w:left="720"/>
+              <w:rPr>
+                <w:rFonts w:ascii="Calibri"/>
+                <w:i/>
+              </w:rPr>
+            </w:pPr>
+          </w:p>
+        </w:tc>
+        <w:tc>
+          <w:tcPr>
+            <w:cnfStyle w:val="000100000000" w:firstRow="0" w:lastRow="0" w:firstColumn="0" w:lastColumn="1" w:oddVBand="0" w:evenVBand="0" w:oddHBand="0" w:evenHBand="0" w:firstRowFirstColumn="0" w:firstRowLastColumn="0" w:lastRowFirstColumn="0" w:lastRowLastColumn="0"/>
+            <w:tcW w:w="992" w:type="dxa"/>
+          </w:tcPr>
+          <w:p>
+            <w:pPr>
+              <w:pStyle w:val="TableParagraph"/>
+              <w:spacing w:before="1"/>
+              <w:ind w:left="5"/>
+              <w:jc w:val="center"/>
+              <w:rPr>
+                <w:rFonts w:ascii="Calibri"/>
+                <w:b w:val="0"/>
+                <w:bCs w:val="0"/>
+              </w:rPr>
+            </w:pPr>
+          </w:p>
+          <w:p>
+            <w:pPr>
+              <w:pStyle w:val="TableParagraph"/>
+              <w:spacing w:before="1"/>
+              <w:ind w:left="5"/>
+              <w:jc w:val="center"/>
+              <w:rPr>
+                <w:rFonts w:ascii="Calibri"/>
+                <w:b w:val="0"/>
+                <w:bCs w:val="0"/>
+              </w:rPr>
+            </w:pPr>
+          </w:p>
+          <w:p>
+            <w:pPr>
+              <w:pStyle w:val="TableParagraph"/>
+              <w:spacing w:before="1"/>
+              <w:ind w:left="5"/>
+              <w:jc w:val="center"/>
+              <w:rPr>
+                <w:rFonts w:ascii="Calibri"/>
+                <w:b w:val="0"/>
+                <w:bCs w:val="0"/>
+              </w:rPr>
+            </w:pPr>
+            <w:r>
+              <w:rPr>
+                <w:rFonts w:ascii="Calibri"/>
+                <w:b w:val="0"/>
+                <w:bCs w:val="0"/>
+              </w:rPr>
+              <w:t>4</w:t>
+            </w:r>
+            <w:r>
+              <w:rPr>
+                <w:rFonts w:ascii="Calibri"/>
+                <w:b w:val="0"/>
+                <w:bCs w:val="0"/>
+              </w:rPr>
+              <w:t>0,000</w:t>
+            </w:r>
+          </w:p>
+        </w:tc>
+      </w:tr>
+      <w:tr>
+        <w:trPr>
+          <w:cnfStyle w:val="010000000000" w:firstRow="0" w:lastRow="1" w:firstColumn="0" w:lastColumn="0" w:oddVBand="0" w:evenVBand="0" w:oddHBand="0" w:evenHBand="0" w:firstRowFirstColumn="0" w:firstRowLastColumn="0" w:lastRowFirstColumn="0" w:lastRowLastColumn="0"/>
+          <w:trHeight w:val="873"/>
+        </w:trPr>
+        <w:tc>
+          <w:tcPr>
+            <w:cnfStyle w:val="001000000000" w:firstRow="0" w:lastRow="0" w:firstColumn="1" w:lastColumn="0" w:oddVBand="0" w:evenVBand="0" w:oddHBand="0" w:evenHBand="0" w:firstRowFirstColumn="0" w:firstRowLastColumn="0" w:lastRowFirstColumn="0" w:lastRowLastColumn="0"/>
+            <w:tcW w:w="1666" w:type="dxa"/>
+            <w:vMerge/>
+          </w:tcPr>
+          <w:p>
+            <w:pPr>
+              <w:rPr>
+                <w:sz w:val="2"/>
+                <w:szCs w:val="2"/>
+              </w:rPr>
+            </w:pPr>
+          </w:p>
+        </w:tc>
+        <w:tc>
+          <w:tcPr>
+            <w:cnfStyle w:val="000010000000" w:firstRow="0" w:lastRow="0" w:firstColumn="0" w:lastColumn="0" w:oddVBand="1" w:evenVBand="0" w:oddHBand="0" w:evenHBand="0" w:firstRowFirstColumn="0" w:firstRowLastColumn="0" w:lastRowFirstColumn="0" w:lastRowLastColumn="0"/>
+            <w:tcW w:w="6695" w:type="dxa"/>
+            <w:shd w:val="clear" w:color="auto" w:fill="FFFFFF" w:themeFill="background1"/>
+          </w:tcPr>
+          <w:p>
+            <w:pPr>
+              <w:pStyle w:val="TableParagraph"/>
+              <w:tabs>
+                <w:tab w:val="left" w:pos="2422"/>
+              </w:tabs>
+              <w:spacing w:before="29"/>
+              <w:ind w:left="0"/>
+              <w:rPr>
+                <w:rFonts w:ascii="Calibri"/>
+                <w:b w:val="0"/>
+                <w:bCs w:val="0"/>
+              </w:rPr>
+            </w:pPr>
+            <w:r>
+              <w:rPr>
+                <w:rFonts w:ascii="Calibri"/>
+                <w:b w:val="0"/>
+                <w:bCs w:val="0"/>
+              </w:rPr>
+              <w:tab/>
+            </w:r>
+          </w:p>
+          <w:p>
+            <w:pPr>
+              <w:pStyle w:val="TableParagraph"/>
+              <w:numPr>
+                <w:ilvl w:val="0"/>
+                <w:numId w:val="1"/>
+              </w:numPr>
+              <w:tabs>
+                <w:tab w:val="left" w:pos="830"/>
+              </w:tabs>
+              <w:spacing w:before="0"/>
+              <w:rPr>
+                <w:rFonts w:ascii="Calibri"/>
+                <w:b w:val="0"/>
+                <w:bCs w:val="0"/>
+              </w:rPr>
+            </w:pPr>
+            <w:r>
+              <w:rPr>
+                <w:rFonts w:ascii="Calibri"/>
+                <w:b w:val="0"/>
+                <w:bCs w:val="0"/>
+              </w:rPr>
+              <w:t>Hosting: Hosting expense for server hosting and cloud services.</w:t>
+            </w:r>
+          </w:p>
+        </w:tc>
+        <w:tc>
+          <w:tcPr>
+            <w:cnfStyle w:val="000100000000" w:firstRow="0" w:lastRow="0" w:firstColumn="0" w:lastColumn="1" w:oddVBand="0" w:evenVBand="0" w:oddHBand="0" w:evenHBand="0" w:firstRowFirstColumn="0" w:firstRowLastColumn="0" w:lastRowFirstColumn="0" w:lastRowLastColumn="0"/>
+            <w:tcW w:w="992" w:type="dxa"/>
+            <w:shd w:val="clear" w:color="auto" w:fill="FFFFFF" w:themeFill="background1"/>
+          </w:tcPr>
+          <w:p>
+            <w:pPr>
+              <w:pStyle w:val="TableParagraph"/>
+              <w:spacing w:before="32"/>
+              <w:ind w:left="0"/>
+              <w:rPr>
+                <w:rFonts w:ascii="Calibri"/>
+                <w:b w:val="0"/>
+                <w:bCs w:val="0"/>
+              </w:rPr>
+            </w:pPr>
+          </w:p>
+          <w:p>
+            <w:pPr>
+              <w:pStyle w:val="TableParagraph"/>
+              <w:spacing w:before="1"/>
+              <w:ind w:left="5"/>
+              <w:jc w:val="center"/>
+              <w:rPr>
+                <w:rFonts w:ascii="Calibri"/>
+                <w:b w:val="0"/>
+                <w:bCs w:val="0"/>
+              </w:rPr>
+            </w:pPr>
+            <w:r>
+              <w:rPr>
+                <w:rFonts w:ascii="Calibri"/>
+                <w:b w:val="0"/>
+                <w:bCs w:val="0"/>
+              </w:rPr>
+              <w:t>15</w:t>
+            </w:r>
+            <w:r>
+              <w:rPr>
+                <w:rFonts w:ascii="Calibri"/>
+                <w:b w:val="0"/>
+                <w:bCs w:val="0"/>
+              </w:rPr>
+              <w:t>,000</w:t>
+            </w:r>
+          </w:p>
+        </w:tc>
+      </w:tr>
+    </w:tbl>
+    <w:p/>
+    <w:p>
+      <w:pPr>
+        <w:pStyle w:val="ListParagraph"/>
+        <w:widowControl w:val="0"/>
+        <w:numPr>
+          <w:ilvl w:val="0"/>
+          <w:numId w:val="4"/>
+        </w:numPr>
+        <w:tabs>
+          <w:tab w:val="left" w:pos="1520"/>
+        </w:tabs>
+        <w:autoSpaceDE w:val="0"/>
+        <w:autoSpaceDN w:val="0"/>
+        <w:spacing w:after="0" w:line="240" w:lineRule="auto"/>
+      </w:pPr>
+      <w:r>
+        <w:rPr>
+          <w:rFonts w:ascii="Calibri" w:hAnsi="Calibri"/>
+        </w:rPr>
+        <w:t>Initial</w:t>
+      </w:r>
+      <w:r>
+        <w:rPr>
+          <w:rFonts w:ascii="Calibri" w:hAnsi="Calibri"/>
+          <w:spacing w:val="-7"/>
+        </w:rPr>
+        <w:t xml:space="preserve"> </w:t>
+      </w:r>
+      <w:r>
+        <w:rPr>
+          <w:rFonts w:ascii="Calibri" w:hAnsi="Calibri"/>
+        </w:rPr>
+        <w:t>Investment:</w:t>
+      </w:r>
+      <w:r>
+        <w:rPr>
+          <w:rFonts w:ascii="Calibri" w:hAnsi="Calibri"/>
+          <w:spacing w:val="-6"/>
+        </w:rPr>
+        <w:t xml:space="preserve"> </w:t>
+      </w:r>
+      <w:r>
+        <w:rPr>
+          <w:rFonts w:ascii="Calibri" w:hAnsi="Calibri"/>
+        </w:rPr>
+        <w:t>12</w:t>
+      </w:r>
+      <w:r>
+        <w:rPr>
+          <w:rFonts w:ascii="Calibri" w:hAnsi="Calibri"/>
+        </w:rPr>
+        <w:t>0</w:t>
+      </w:r>
+      <w:r>
+        <w:rPr>
+          <w:rFonts w:ascii="Calibri" w:hAnsi="Calibri"/>
+        </w:rPr>
+        <w:t>,000</w:t>
+      </w:r>
+      <w:r>
+        <w:rPr>
+          <w:rFonts w:ascii="Calibri" w:hAnsi="Calibri"/>
+          <w:spacing w:val="-6"/>
+        </w:rPr>
+        <w:t xml:space="preserve"> </w:t>
+      </w:r>
+      <w:r>
+        <w:rPr>
+          <w:rFonts w:ascii="Calibri" w:hAnsi="Calibri"/>
+          <w:spacing w:val="-5"/>
+        </w:rPr>
+        <w:t>EGP</w:t>
+      </w:r>
+    </w:p>
+    <w:p>
+      <w:pPr>
+        <w:pStyle w:val="ListParagraph"/>
+        <w:widowControl w:val="0"/>
+        <w:numPr>
+          <w:ilvl w:val="0"/>
+          <w:numId w:val="4"/>
+        </w:numPr>
+        <w:tabs>
+          <w:tab w:val="left" w:pos="1520"/>
+        </w:tabs>
+        <w:autoSpaceDE w:val="0"/>
+        <w:autoSpaceDN w:val="0"/>
+        <w:spacing w:before="21" w:after="0" w:line="240" w:lineRule="auto"/>
+      </w:pPr>
+      <w:r>
+        <w:rPr>
+          <w:rFonts w:ascii="Calibri" w:hAnsi="Calibri"/>
+        </w:rPr>
+        <w:t>Project</w:t>
+      </w:r>
+      <w:r>
+        <w:rPr>
+          <w:rFonts w:ascii="Calibri" w:hAnsi="Calibri"/>
+          <w:spacing w:val="-8"/>
+        </w:rPr>
+        <w:t xml:space="preserve"> </w:t>
+      </w:r>
+      <w:r>
+        <w:rPr>
+          <w:rFonts w:ascii="Calibri" w:hAnsi="Calibri"/>
+        </w:rPr>
+        <w:t>duration</w:t>
+      </w:r>
+      <w:r>
+        <w:rPr>
+          <w:rFonts w:ascii="Calibri" w:hAnsi="Calibri"/>
+          <w:spacing w:val="-5"/>
+        </w:rPr>
+        <w:t xml:space="preserve"> </w:t>
+      </w:r>
+      <w:r>
+        <w:rPr>
+          <w:rFonts w:ascii="Calibri" w:hAnsi="Calibri"/>
+        </w:rPr>
+        <w:t>for</w:t>
+      </w:r>
+      <w:r>
+        <w:rPr>
+          <w:rFonts w:ascii="Calibri" w:hAnsi="Calibri"/>
+          <w:spacing w:val="-4"/>
+        </w:rPr>
+        <w:t xml:space="preserve"> </w:t>
+      </w:r>
+      <w:r>
+        <w:rPr>
+          <w:rFonts w:ascii="Calibri" w:hAnsi="Calibri"/>
+        </w:rPr>
+        <w:t>analysis:</w:t>
+      </w:r>
+      <w:r>
+        <w:rPr>
+          <w:rFonts w:ascii="Calibri" w:hAnsi="Calibri"/>
+          <w:spacing w:val="-4"/>
+        </w:rPr>
+        <w:t xml:space="preserve"> </w:t>
+      </w:r>
+      <w:r>
+        <w:rPr>
+          <w:rFonts w:ascii="Calibri" w:hAnsi="Calibri"/>
+        </w:rPr>
+        <w:t>5</w:t>
+      </w:r>
+      <w:r>
+        <w:rPr>
+          <w:rFonts w:ascii="Calibri" w:hAnsi="Calibri"/>
+          <w:spacing w:val="-4"/>
+        </w:rPr>
+        <w:t xml:space="preserve"> </w:t>
+      </w:r>
+      <w:r>
+        <w:rPr>
+          <w:rFonts w:ascii="Calibri" w:hAnsi="Calibri"/>
+          <w:spacing w:val="-2"/>
+        </w:rPr>
+        <w:t>years</w:t>
+      </w:r>
+    </w:p>
+    <w:p/>
+    <w:p/>
+    <w:p/>
+    <w:p/>
+    <w:p/>
+    <w:p/>
+    <w:tbl>
+      <w:tblPr>
+        <w:tblStyle w:val="GridTable4-Accent5"/>
+        <w:tblW w:w="0" w:type="auto"/>
+        <w:tblLayout w:type="fixed"/>
+        <w:tblLook w:val="01E0" w:firstRow="1" w:lastRow="1" w:firstColumn="1" w:lastColumn="1" w:noHBand="0" w:noVBand="0"/>
+      </w:tblPr>
+      <w:tblGrid>
+        <w:gridCol w:w="1836"/>
+        <w:gridCol w:w="7516"/>
+      </w:tblGrid>
+      <w:tr>
+        <w:trPr>
+          <w:cnfStyle w:val="100000000000" w:firstRow="1" w:lastRow="0" w:firstColumn="0" w:lastColumn="0" w:oddVBand="0" w:evenVBand="0" w:oddHBand="0" w:evenHBand="0" w:firstRowFirstColumn="0" w:firstRowLastColumn="0" w:lastRowFirstColumn="0" w:lastRowLastColumn="0"/>
+          <w:trHeight w:val="268"/>
+        </w:trPr>
+        <w:tc>
+          <w:tcPr>
+            <w:cnfStyle w:val="001000000000" w:firstRow="0" w:lastRow="0" w:firstColumn="1" w:lastColumn="0" w:oddVBand="0" w:evenVBand="0" w:oddHBand="0" w:evenHBand="0" w:firstRowFirstColumn="0" w:firstRowLastColumn="0" w:lastRowFirstColumn="0" w:lastRowLastColumn="0"/>
+            <w:tcW w:w="1836" w:type="dxa"/>
+          </w:tcPr>
+          <w:p>
+            <w:pPr>
+              <w:pStyle w:val="TableParagraph"/>
+              <w:spacing w:before="0" w:line="248" w:lineRule="exact"/>
+              <w:ind w:left="0" w:right="514"/>
+              <w:jc w:val="right"/>
+              <w:rPr>
+                <w:rFonts w:ascii="Calibri"/>
+                <w:b w:val="0"/>
+              </w:rPr>
+            </w:pPr>
+            <w:r>
+              <w:rPr>
+                <w:rFonts w:ascii="Calibri"/>
+                <w:color w:val="FFFFFF"/>
+                <w:spacing w:val="-2"/>
+              </w:rPr>
+              <w:lastRenderedPageBreak/>
+              <w:t>SECTION</w:t>
+            </w:r>
+          </w:p>
+        </w:tc>
+        <w:tc>
+          <w:tcPr>
+            <w:cnfStyle w:val="000100000000" w:firstRow="0" w:lastRow="0" w:firstColumn="0" w:lastColumn="1" w:oddVBand="0" w:evenVBand="0" w:oddHBand="0" w:evenHBand="0" w:firstRowFirstColumn="0" w:firstRowLastColumn="0" w:lastRowFirstColumn="0" w:lastRowLastColumn="0"/>
+            <w:tcW w:w="7516" w:type="dxa"/>
+          </w:tcPr>
+          <w:p>
+            <w:pPr>
+              <w:pStyle w:val="TableParagraph"/>
+              <w:spacing w:before="0" w:line="248" w:lineRule="exact"/>
+              <w:ind w:left="16"/>
+              <w:jc w:val="center"/>
+              <w:rPr>
+                <w:rFonts w:ascii="Calibri"/>
+                <w:b w:val="0"/>
+              </w:rPr>
+            </w:pPr>
+            <w:r>
+              <w:rPr>
+                <w:rFonts w:ascii="Calibri"/>
+                <w:color w:val="FFFFFF"/>
+                <w:spacing w:val="-2"/>
+              </w:rPr>
+              <w:t>DESCRIPTION</w:t>
+            </w:r>
+          </w:p>
+        </w:tc>
+      </w:tr>
+      <w:tr>
+        <w:trPr>
+          <w:cnfStyle w:val="000000100000" w:firstRow="0" w:lastRow="0" w:firstColumn="0" w:lastColumn="0" w:oddVBand="0" w:evenVBand="0" w:oddHBand="1" w:evenHBand="0" w:firstRowFirstColumn="0" w:firstRowLastColumn="0" w:lastRowFirstColumn="0" w:lastRowLastColumn="0"/>
+          <w:trHeight w:val="1160"/>
+        </w:trPr>
+        <w:tc>
+          <w:tcPr>
+            <w:cnfStyle w:val="001000000000" w:firstRow="0" w:lastRow="0" w:firstColumn="1" w:lastColumn="0" w:oddVBand="0" w:evenVBand="0" w:oddHBand="0" w:evenHBand="0" w:firstRowFirstColumn="0" w:firstRowLastColumn="0" w:lastRowFirstColumn="0" w:lastRowLastColumn="0"/>
+            <w:tcW w:w="1836" w:type="dxa"/>
+          </w:tcPr>
+          <w:p>
+            <w:pPr>
+              <w:pStyle w:val="TableParagraph"/>
+              <w:spacing w:before="6"/>
+              <w:ind w:left="0"/>
+              <w:rPr>
+                <w:rFonts w:ascii="Calibri"/>
+                <w:i/>
+              </w:rPr>
+            </w:pPr>
+          </w:p>
+          <w:p>
+            <w:pPr>
+              <w:pStyle w:val="TableParagraph"/>
+              <w:spacing w:before="1"/>
+              <w:ind w:left="0" w:right="585"/>
+              <w:rPr>
+                <w:rFonts w:ascii="Calibri"/>
+                <w:b w:val="0"/>
+              </w:rPr>
+            </w:pPr>
+            <w:r>
+              <w:rPr>
+                <w:rFonts w:ascii="Calibri"/>
+              </w:rPr>
+              <w:t>Cost</w:t>
+            </w:r>
+            <w:r>
+              <w:rPr>
+                <w:rFonts w:ascii="Calibri"/>
+                <w:spacing w:val="-2"/>
+              </w:rPr>
+              <w:t xml:space="preserve"> Savings</w:t>
+            </w:r>
+          </w:p>
+        </w:tc>
+        <w:tc>
+          <w:tcPr>
+            <w:cnfStyle w:val="000100000000" w:firstRow="0" w:lastRow="0" w:firstColumn="0" w:lastColumn="1" w:oddVBand="0" w:evenVBand="0" w:oddHBand="0" w:evenHBand="0" w:firstRowFirstColumn="0" w:firstRowLastColumn="0" w:lastRowFirstColumn="0" w:lastRowLastColumn="0"/>
+            <w:tcW w:w="7516" w:type="dxa"/>
+          </w:tcPr>
+          <w:p>
+            <w:pPr>
+              <w:pStyle w:val="TableParagraph"/>
+              <w:spacing w:before="3"/>
+              <w:ind w:left="0"/>
+              <w:rPr>
+                <w:rFonts w:ascii="Calibri"/>
+                <w:b w:val="0"/>
+                <w:bCs w:val="0"/>
+                <w:i/>
+              </w:rPr>
+            </w:pPr>
+          </w:p>
+          <w:p>
+            <w:pPr>
+              <w:pStyle w:val="TableParagraph"/>
+              <w:tabs>
+                <w:tab w:val="left" w:pos="828"/>
+              </w:tabs>
+              <w:spacing w:before="0"/>
+              <w:ind w:left="828" w:right="520" w:hanging="360"/>
+              <w:rPr>
+                <w:rFonts w:ascii="Calibri"/>
+                <w:b w:val="0"/>
+                <w:bCs w:val="0"/>
+              </w:rPr>
+            </w:pPr>
+            <w:r>
+              <w:rPr>
+                <w:b w:val="0"/>
+                <w:bCs w:val="0"/>
+                <w:spacing w:val="-10"/>
+              </w:rPr>
+              <w:t>-</w:t>
+            </w:r>
+            <w:r>
+              <w:rPr>
+                <w:b w:val="0"/>
+                <w:bCs w:val="0"/>
+              </w:rPr>
+              <w:tab/>
+            </w:r>
+            <w:r>
+              <w:rPr>
+                <w:rFonts w:ascii="Calibri"/>
+                <w:b w:val="0"/>
+                <w:bCs w:val="0"/>
+              </w:rPr>
+              <w:t>Expect cost savings of approximately 20,000EGP annually through</w:t>
+            </w:r>
+            <w:r>
+              <w:rPr>
+                <w:rFonts w:ascii="Calibri"/>
+                <w:b w:val="0"/>
+                <w:bCs w:val="0"/>
+              </w:rPr>
+              <w:t xml:space="preserve"> the increase of houses already available and confirmed on the platform, which</w:t>
+            </w:r>
+            <w:r>
+              <w:rPr>
+                <w:rFonts w:ascii="Calibri"/>
+                <w:b w:val="0"/>
+                <w:bCs w:val="0"/>
+              </w:rPr>
+              <w:t xml:space="preserve"> not need to inspection</w:t>
+            </w:r>
             <w:bookmarkStart w:id="0" w:name="_GoBack"/>
             <w:bookmarkEnd w:id="0"/>
             <w:r>
-              <w:t>a</w:t>
-            </w:r>
-            <w:r>
-              <w:t xml:space="preserve"> 91</w:t>
-            </w:r>
-            <w:r>
-              <w:t xml:space="preserve">% satisfaction rate among users </w:t>
-            </w:r>
-            <w:r>
-              <w:t>post implementation</w:t>
-            </w:r>
-            <w:r>
-              <w:t>, focusing on user-centric design and continual feedback incorporation to e</w:t>
-            </w:r>
-            <w:r>
-              <w:t>nhance the platform's usability.</w:t>
-            </w:r>
-          </w:p>
-          <w:p>
-            <w:pPr>
-              <w:spacing w:line="259" w:lineRule="auto"/>
-              <w:cnfStyle w:val="000000000000" w:firstRow="0" w:lastRow="0" w:firstColumn="0" w:lastColumn="0" w:oddVBand="0" w:evenVBand="0" w:oddHBand="0" w:evenHBand="0" w:firstRowFirstColumn="0" w:firstRowLastColumn="0" w:lastRowFirstColumn="0" w:lastRowLastColumn="0"/>
-            </w:pPr>
-            <w:r>
-              <w:t xml:space="preserve"> </w:t>
+              <w:rPr>
+                <w:rFonts w:ascii="Calibri"/>
+                <w:b w:val="0"/>
+                <w:bCs w:val="0"/>
+              </w:rPr>
+              <w:t>.</w:t>
+            </w:r>
+          </w:p>
+        </w:tc>
+      </w:tr>
+      <w:tr>
+        <w:trPr>
+          <w:cnfStyle w:val="010000000000" w:firstRow="0" w:lastRow="1" w:firstColumn="0" w:lastColumn="0" w:oddVBand="0" w:evenVBand="0" w:oddHBand="0" w:evenHBand="0" w:firstRowFirstColumn="0" w:firstRowLastColumn="0" w:lastRowFirstColumn="0" w:lastRowLastColumn="0"/>
+          <w:trHeight w:val="2103"/>
+        </w:trPr>
+        <w:tc>
+          <w:tcPr>
+            <w:cnfStyle w:val="001000000000" w:firstRow="0" w:lastRow="0" w:firstColumn="1" w:lastColumn="0" w:oddVBand="0" w:evenVBand="0" w:oddHBand="0" w:evenHBand="0" w:firstRowFirstColumn="0" w:firstRowLastColumn="0" w:lastRowFirstColumn="0" w:lastRowLastColumn="0"/>
+            <w:tcW w:w="1836" w:type="dxa"/>
+          </w:tcPr>
+          <w:p>
+            <w:pPr>
+              <w:pStyle w:val="TableParagraph"/>
+              <w:spacing w:before="0"/>
+              <w:ind w:left="0"/>
+              <w:rPr>
+                <w:rFonts w:ascii="Calibri"/>
+                <w:i/>
+              </w:rPr>
+            </w:pPr>
+          </w:p>
+          <w:p>
+            <w:pPr>
+              <w:pStyle w:val="TableParagraph"/>
+              <w:spacing w:before="0"/>
+              <w:ind w:left="0"/>
+              <w:rPr>
+                <w:rFonts w:ascii="Calibri"/>
+                <w:i/>
+              </w:rPr>
+            </w:pPr>
+          </w:p>
+          <w:p>
+            <w:pPr>
+              <w:pStyle w:val="TableParagraph"/>
+              <w:spacing w:before="15"/>
+              <w:ind w:left="0"/>
+              <w:rPr>
+                <w:rFonts w:ascii="Calibri"/>
+                <w:i/>
+              </w:rPr>
+            </w:pPr>
+          </w:p>
+          <w:p>
+            <w:pPr>
+              <w:pStyle w:val="TableParagraph"/>
+              <w:spacing w:before="0"/>
+              <w:ind w:left="0"/>
+              <w:jc w:val="both"/>
+              <w:rPr>
+                <w:rFonts w:ascii="Calibri"/>
+                <w:b w:val="0"/>
+              </w:rPr>
+            </w:pPr>
+            <w:r>
+              <w:rPr>
+                <w:rFonts w:ascii="Calibri"/>
+                <w:spacing w:val="-2"/>
+              </w:rPr>
+              <w:t>Revenue Projections</w:t>
+            </w:r>
+          </w:p>
+        </w:tc>
+        <w:tc>
+          <w:tcPr>
+            <w:cnfStyle w:val="000100000000" w:firstRow="0" w:lastRow="0" w:firstColumn="0" w:lastColumn="1" w:oddVBand="0" w:evenVBand="0" w:oddHBand="0" w:evenHBand="0" w:firstRowFirstColumn="0" w:firstRowLastColumn="0" w:lastRowFirstColumn="0" w:lastRowLastColumn="0"/>
+            <w:tcW w:w="7516" w:type="dxa"/>
+          </w:tcPr>
+          <w:p>
+            <w:pPr>
+              <w:pStyle w:val="TableParagraph"/>
+              <w:spacing w:before="3"/>
+              <w:ind w:left="0"/>
+              <w:rPr>
+                <w:rFonts w:ascii="Calibri"/>
+                <w:b w:val="0"/>
+                <w:bCs w:val="0"/>
+                <w:i/>
+              </w:rPr>
+            </w:pPr>
+          </w:p>
+          <w:p>
+            <w:pPr>
+              <w:pStyle w:val="TableParagraph"/>
+              <w:numPr>
+                <w:ilvl w:val="0"/>
+                <w:numId w:val="2"/>
+              </w:numPr>
+              <w:tabs>
+                <w:tab w:val="left" w:pos="828"/>
+              </w:tabs>
+              <w:spacing w:before="0"/>
+              <w:ind w:right="306"/>
+              <w:rPr>
+                <w:rFonts w:ascii="Calibri" w:hAnsi="Calibri"/>
+                <w:b w:val="0"/>
+                <w:bCs w:val="0"/>
+              </w:rPr>
+            </w:pPr>
+            <w:r>
+              <w:rPr>
+                <w:rFonts w:ascii="Calibri" w:hAnsi="Calibri"/>
+                <w:b w:val="0"/>
+                <w:bCs w:val="0"/>
+              </w:rPr>
+              <w:t>Reviews Service</w:t>
+            </w:r>
+            <w:r>
+              <w:rPr>
+                <w:rFonts w:ascii="Calibri" w:hAnsi="Calibri"/>
+                <w:b w:val="0"/>
+                <w:bCs w:val="0"/>
+              </w:rPr>
+              <w:t>: 2</w:t>
+            </w:r>
+            <w:r>
+              <w:rPr>
+                <w:rFonts w:ascii="Calibri" w:hAnsi="Calibri"/>
+                <w:b w:val="0"/>
+                <w:bCs w:val="0"/>
+              </w:rPr>
+              <w:t>0,000 EGP annually (</w:t>
+            </w:r>
+            <w:r>
+              <w:rPr>
+                <w:rFonts w:ascii="Calibri" w:hAnsi="Calibri"/>
+                <w:b w:val="0"/>
+                <w:bCs w:val="0"/>
+              </w:rPr>
+              <w:t>Revenue generated from reviews of houses before being added to the platform</w:t>
+            </w:r>
+            <w:r>
+              <w:rPr>
+                <w:rFonts w:ascii="Calibri" w:hAnsi="Calibri"/>
+                <w:b w:val="0"/>
+                <w:bCs w:val="0"/>
+              </w:rPr>
+              <w:t>)</w:t>
+            </w:r>
+          </w:p>
+          <w:p>
+            <w:pPr>
+              <w:pStyle w:val="TableParagraph"/>
+              <w:tabs>
+                <w:tab w:val="left" w:pos="828"/>
+              </w:tabs>
+              <w:spacing w:before="0"/>
+              <w:ind w:right="306"/>
+              <w:rPr>
+                <w:rFonts w:ascii="Calibri" w:hAnsi="Calibri"/>
+                <w:b w:val="0"/>
+                <w:bCs w:val="0"/>
+              </w:rPr>
+            </w:pPr>
+          </w:p>
+          <w:p>
+            <w:pPr>
+              <w:pStyle w:val="TableParagraph"/>
+              <w:numPr>
+                <w:ilvl w:val="0"/>
+                <w:numId w:val="2"/>
+              </w:numPr>
+              <w:tabs>
+                <w:tab w:val="left" w:pos="828"/>
+              </w:tabs>
+              <w:spacing w:before="0"/>
+              <w:ind w:right="306"/>
+              <w:rPr>
+                <w:rFonts w:ascii="Calibri" w:hAnsi="Calibri"/>
+                <w:b w:val="0"/>
+                <w:bCs w:val="0"/>
+              </w:rPr>
+            </w:pPr>
+            <w:r>
+              <w:rPr>
+                <w:rFonts w:ascii="Calibri" w:hAnsi="Calibri"/>
+                <w:b w:val="0"/>
+                <w:bCs w:val="0"/>
+              </w:rPr>
+              <w:t>House Advertisement adding: 60,000 EGP annually (Revenue generated from landlords’ subscription to different plans of advertising on platform)</w:t>
             </w:r>
           </w:p>
         </w:tc>
       </w:tr>
     </w:tbl>
+    <w:p/>
+    <w:tbl>
+      <w:tblPr>
+        <w:tblStyle w:val="GridTable4-Accent5"/>
+        <w:tblpPr w:leftFromText="180" w:rightFromText="180" w:vertAnchor="text" w:horzAnchor="margin" w:tblpXSpec="center" w:tblpY="270"/>
+        <w:tblW w:w="9355" w:type="dxa"/>
+        <w:tblLayout w:type="fixed"/>
+        <w:tblLook w:val="01E0" w:firstRow="1" w:lastRow="1" w:firstColumn="1" w:lastColumn="1" w:noHBand="0" w:noVBand="0"/>
+      </w:tblPr>
+      <w:tblGrid>
+        <w:gridCol w:w="720"/>
+        <w:gridCol w:w="985"/>
+        <w:gridCol w:w="990"/>
+        <w:gridCol w:w="1440"/>
+        <w:gridCol w:w="990"/>
+        <w:gridCol w:w="1080"/>
+        <w:gridCol w:w="1080"/>
+        <w:gridCol w:w="1170"/>
+        <w:gridCol w:w="900"/>
+      </w:tblGrid>
+      <w:tr>
+        <w:trPr>
+          <w:cnfStyle w:val="100000000000" w:firstRow="1" w:lastRow="0" w:firstColumn="0" w:lastColumn="0" w:oddVBand="0" w:evenVBand="0" w:oddHBand="0" w:evenHBand="0" w:firstRowFirstColumn="0" w:firstRowLastColumn="0" w:lastRowFirstColumn="0" w:lastRowLastColumn="0"/>
+          <w:trHeight w:val="710"/>
+        </w:trPr>
+        <w:tc>
+          <w:tcPr>
+            <w:cnfStyle w:val="001000000000" w:firstRow="0" w:lastRow="0" w:firstColumn="1" w:lastColumn="0" w:oddVBand="0" w:evenVBand="0" w:oddHBand="0" w:evenHBand="0" w:firstRowFirstColumn="0" w:firstRowLastColumn="0" w:lastRowFirstColumn="0" w:lastRowLastColumn="0"/>
+            <w:tcW w:w="720" w:type="dxa"/>
+          </w:tcPr>
+          <w:p>
+            <w:pPr>
+              <w:pStyle w:val="TableParagraph"/>
+              <w:spacing w:before="67"/>
+              <w:ind w:left="0"/>
+              <w:rPr>
+                <w:rFonts w:ascii="Calibri"/>
+                <w:i/>
+                <w:sz w:val="18"/>
+              </w:rPr>
+            </w:pPr>
+          </w:p>
+          <w:p>
+            <w:pPr>
+              <w:pStyle w:val="TableParagraph"/>
+              <w:spacing w:before="0"/>
+              <w:rPr>
+                <w:rFonts w:ascii="Trebuchet MS"/>
+                <w:b w:val="0"/>
+                <w:sz w:val="18"/>
+              </w:rPr>
+            </w:pPr>
+            <w:r>
+              <w:rPr>
+                <w:rFonts w:ascii="Trebuchet MS"/>
+                <w:color w:val="FFFFFF"/>
+                <w:spacing w:val="-4"/>
+                <w:sz w:val="18"/>
+              </w:rPr>
+              <w:t>Year</w:t>
+            </w:r>
+          </w:p>
+        </w:tc>
+        <w:tc>
+          <w:tcPr>
+            <w:cnfStyle w:val="000010000000" w:firstRow="0" w:lastRow="0" w:firstColumn="0" w:lastColumn="0" w:oddVBand="1" w:evenVBand="0" w:oddHBand="0" w:evenHBand="0" w:firstRowFirstColumn="0" w:firstRowLastColumn="0" w:lastRowFirstColumn="0" w:lastRowLastColumn="0"/>
+            <w:tcW w:w="985" w:type="dxa"/>
+          </w:tcPr>
+          <w:p>
+            <w:pPr>
+              <w:pStyle w:val="TableParagraph"/>
+              <w:spacing w:before="154" w:line="304" w:lineRule="auto"/>
+              <w:ind w:left="0" w:right="137"/>
+              <w:jc w:val="center"/>
+              <w:rPr>
+                <w:rFonts w:ascii="Trebuchet MS"/>
+                <w:b w:val="0"/>
+                <w:sz w:val="18"/>
+              </w:rPr>
+            </w:pPr>
+            <w:r>
+              <w:rPr>
+                <w:rFonts w:ascii="Trebuchet MS"/>
+                <w:color w:val="FFFFFF"/>
+                <w:spacing w:val="-4"/>
+                <w:sz w:val="18"/>
+              </w:rPr>
+              <w:t>Cost Savings</w:t>
+            </w:r>
+          </w:p>
+        </w:tc>
+        <w:tc>
+          <w:tcPr>
+            <w:tcW w:w="990" w:type="dxa"/>
+          </w:tcPr>
+          <w:p>
+            <w:pPr>
+              <w:pStyle w:val="TableParagraph"/>
+              <w:spacing w:before="22" w:line="302" w:lineRule="auto"/>
+              <w:ind w:left="4"/>
+              <w:jc w:val="center"/>
+              <w:cnfStyle w:val="100000000000" w:firstRow="1" w:lastRow="0" w:firstColumn="0" w:lastColumn="0" w:oddVBand="0" w:evenVBand="0" w:oddHBand="0" w:evenHBand="0" w:firstRowFirstColumn="0" w:firstRowLastColumn="0" w:lastRowFirstColumn="0" w:lastRowLastColumn="0"/>
+              <w:rPr>
+                <w:rFonts w:ascii="Trebuchet MS"/>
+                <w:b w:val="0"/>
+                <w:sz w:val="18"/>
+              </w:rPr>
+            </w:pPr>
+            <w:r>
+              <w:rPr>
+                <w:rFonts w:ascii="Trebuchet MS"/>
+                <w:color w:val="FFFFFF"/>
+                <w:spacing w:val="-2"/>
+                <w:w w:val="90"/>
+                <w:sz w:val="18"/>
+              </w:rPr>
+              <w:t>Reviews Service</w:t>
+            </w:r>
+          </w:p>
+        </w:tc>
+        <w:tc>
+          <w:tcPr>
+            <w:cnfStyle w:val="000010000000" w:firstRow="0" w:lastRow="0" w:firstColumn="0" w:lastColumn="0" w:oddVBand="1" w:evenVBand="0" w:oddHBand="0" w:evenHBand="0" w:firstRowFirstColumn="0" w:firstRowLastColumn="0" w:lastRowFirstColumn="0" w:lastRowLastColumn="0"/>
+            <w:tcW w:w="1440" w:type="dxa"/>
+          </w:tcPr>
+          <w:p>
+            <w:pPr>
+              <w:pStyle w:val="TableParagraph"/>
+              <w:spacing w:before="22" w:line="302" w:lineRule="auto"/>
+              <w:ind w:left="0"/>
+              <w:jc w:val="center"/>
+              <w:rPr>
+                <w:rFonts w:ascii="Trebuchet MS"/>
+                <w:b w:val="0"/>
+                <w:sz w:val="18"/>
+              </w:rPr>
+            </w:pPr>
+            <w:r>
+              <w:rPr>
+                <w:rFonts w:ascii="Trebuchet MS"/>
+                <w:color w:val="FFFFFF"/>
+                <w:spacing w:val="-2"/>
+                <w:sz w:val="18"/>
+              </w:rPr>
+              <w:t>House Advertisement</w:t>
+            </w:r>
+          </w:p>
+        </w:tc>
+        <w:tc>
+          <w:tcPr>
+            <w:tcW w:w="990" w:type="dxa"/>
+          </w:tcPr>
+          <w:p>
+            <w:pPr>
+              <w:pStyle w:val="TableParagraph"/>
+              <w:spacing w:before="154" w:line="304" w:lineRule="auto"/>
+              <w:ind w:left="0"/>
+              <w:jc w:val="center"/>
+              <w:cnfStyle w:val="100000000000" w:firstRow="1" w:lastRow="0" w:firstColumn="0" w:lastColumn="0" w:oddVBand="0" w:evenVBand="0" w:oddHBand="0" w:evenHBand="0" w:firstRowFirstColumn="0" w:firstRowLastColumn="0" w:lastRowFirstColumn="0" w:lastRowLastColumn="0"/>
+              <w:rPr>
+                <w:rFonts w:ascii="Trebuchet MS"/>
+                <w:b w:val="0"/>
+                <w:sz w:val="18"/>
+              </w:rPr>
+            </w:pPr>
+            <w:r>
+              <w:rPr>
+                <w:rFonts w:ascii="Trebuchet MS"/>
+                <w:color w:val="FFFFFF"/>
+                <w:spacing w:val="-2"/>
+                <w:sz w:val="18"/>
+              </w:rPr>
+              <w:t xml:space="preserve">Total </w:t>
+            </w:r>
+            <w:r>
+              <w:rPr>
+                <w:rFonts w:ascii="Trebuchet MS"/>
+                <w:color w:val="FFFFFF"/>
+                <w:spacing w:val="-2"/>
+                <w:w w:val="90"/>
+                <w:sz w:val="18"/>
+              </w:rPr>
+              <w:t>Benefit</w:t>
+            </w:r>
+          </w:p>
+        </w:tc>
+        <w:tc>
+          <w:tcPr>
+            <w:cnfStyle w:val="000010000000" w:firstRow="0" w:lastRow="0" w:firstColumn="0" w:lastColumn="0" w:oddVBand="1" w:evenVBand="0" w:oddHBand="0" w:evenHBand="0" w:firstRowFirstColumn="0" w:firstRowLastColumn="0" w:lastRowFirstColumn="0" w:lastRowLastColumn="0"/>
+            <w:tcW w:w="1080" w:type="dxa"/>
+          </w:tcPr>
+          <w:p>
+            <w:pPr>
+              <w:pStyle w:val="TableParagraph"/>
+              <w:spacing w:before="154" w:line="304" w:lineRule="auto"/>
+              <w:ind w:left="0" w:right="213"/>
+              <w:jc w:val="center"/>
+              <w:rPr>
+                <w:rFonts w:ascii="Trebuchet MS"/>
+                <w:b w:val="0"/>
+                <w:sz w:val="18"/>
+              </w:rPr>
+            </w:pPr>
+            <w:r>
+              <w:rPr>
+                <w:rFonts w:ascii="Trebuchet MS"/>
+                <w:color w:val="FFFFFF"/>
+                <w:spacing w:val="-6"/>
+                <w:sz w:val="18"/>
+              </w:rPr>
+              <w:t>Total Costs</w:t>
+            </w:r>
+          </w:p>
+        </w:tc>
+        <w:tc>
+          <w:tcPr>
+            <w:tcW w:w="1080" w:type="dxa"/>
+          </w:tcPr>
+          <w:p>
+            <w:pPr>
+              <w:pStyle w:val="TableParagraph"/>
+              <w:spacing w:before="154" w:line="304" w:lineRule="auto"/>
+              <w:ind w:left="0" w:right="96"/>
+              <w:jc w:val="center"/>
+              <w:cnfStyle w:val="100000000000" w:firstRow="1" w:lastRow="0" w:firstColumn="0" w:lastColumn="0" w:oddVBand="0" w:evenVBand="0" w:oddHBand="0" w:evenHBand="0" w:firstRowFirstColumn="0" w:firstRowLastColumn="0" w:lastRowFirstColumn="0" w:lastRowLastColumn="0"/>
+              <w:rPr>
+                <w:rFonts w:ascii="Trebuchet MS"/>
+                <w:b w:val="0"/>
+                <w:sz w:val="18"/>
+              </w:rPr>
+            </w:pPr>
+            <w:r>
+              <w:rPr>
+                <w:rFonts w:ascii="Trebuchet MS"/>
+                <w:color w:val="FFFFFF"/>
+                <w:spacing w:val="-4"/>
+                <w:sz w:val="18"/>
+              </w:rPr>
+              <w:t>Net Cash Flow</w:t>
+            </w:r>
+          </w:p>
+        </w:tc>
+        <w:tc>
+          <w:tcPr>
+            <w:cnfStyle w:val="000010000000" w:firstRow="0" w:lastRow="0" w:firstColumn="0" w:lastColumn="0" w:oddVBand="1" w:evenVBand="0" w:oddHBand="0" w:evenHBand="0" w:firstRowFirstColumn="0" w:firstRowLastColumn="0" w:lastRowFirstColumn="0" w:lastRowLastColumn="0"/>
+            <w:tcW w:w="1170" w:type="dxa"/>
+          </w:tcPr>
+          <w:p>
+            <w:pPr>
+              <w:pStyle w:val="TableParagraph"/>
+              <w:spacing w:before="22" w:line="302" w:lineRule="auto"/>
+              <w:ind w:left="0" w:right="85"/>
+              <w:jc w:val="center"/>
+              <w:rPr>
+                <w:rFonts w:ascii="Trebuchet MS"/>
+                <w:b w:val="0"/>
+                <w:sz w:val="18"/>
+              </w:rPr>
+            </w:pPr>
+            <w:r>
+              <w:rPr>
+                <w:rFonts w:ascii="Trebuchet MS"/>
+                <w:color w:val="FFFFFF"/>
+                <w:spacing w:val="-2"/>
+                <w:w w:val="90"/>
+                <w:sz w:val="18"/>
+              </w:rPr>
+              <w:t xml:space="preserve">Cumulative </w:t>
+            </w:r>
+            <w:r>
+              <w:rPr>
+                <w:rFonts w:ascii="Trebuchet MS"/>
+                <w:color w:val="FFFFFF"/>
+                <w:sz w:val="18"/>
+              </w:rPr>
+              <w:t>Net</w:t>
+            </w:r>
+            <w:r>
+              <w:rPr>
+                <w:rFonts w:ascii="Trebuchet MS"/>
+                <w:color w:val="FFFFFF"/>
+                <w:spacing w:val="-10"/>
+                <w:sz w:val="18"/>
+              </w:rPr>
+              <w:t xml:space="preserve"> </w:t>
+            </w:r>
+            <w:r>
+              <w:rPr>
+                <w:rFonts w:ascii="Trebuchet MS"/>
+                <w:color w:val="FFFFFF"/>
+                <w:sz w:val="18"/>
+              </w:rPr>
+              <w:t>Cash</w:t>
+            </w:r>
+            <w:r>
+              <w:rPr>
+                <w:rFonts w:ascii="Trebuchet MS"/>
+                <w:b w:val="0"/>
+                <w:sz w:val="18"/>
+              </w:rPr>
+              <w:t xml:space="preserve"> </w:t>
+            </w:r>
+            <w:r>
+              <w:rPr>
+                <w:rFonts w:ascii="Trebuchet MS"/>
+                <w:color w:val="FFFFFF"/>
+                <w:spacing w:val="-4"/>
+                <w:sz w:val="18"/>
+              </w:rPr>
+              <w:t>Flow</w:t>
+            </w:r>
+          </w:p>
+        </w:tc>
+        <w:tc>
+          <w:tcPr>
+            <w:cnfStyle w:val="000100000000" w:firstRow="0" w:lastRow="0" w:firstColumn="0" w:lastColumn="1" w:oddVBand="0" w:evenVBand="0" w:oddHBand="0" w:evenHBand="0" w:firstRowFirstColumn="0" w:firstRowLastColumn="0" w:lastRowFirstColumn="0" w:lastRowLastColumn="0"/>
+            <w:tcW w:w="900" w:type="dxa"/>
+          </w:tcPr>
+          <w:p>
+            <w:pPr>
+              <w:pStyle w:val="TableParagraph"/>
+              <w:spacing w:before="67"/>
+              <w:ind w:left="0"/>
+              <w:rPr>
+                <w:rFonts w:ascii="Calibri"/>
+                <w:i/>
+                <w:sz w:val="18"/>
+              </w:rPr>
+            </w:pPr>
+          </w:p>
+          <w:p>
+            <w:pPr>
+              <w:pStyle w:val="TableParagraph"/>
+              <w:spacing w:before="0"/>
+              <w:ind w:left="1" w:right="1"/>
+              <w:jc w:val="center"/>
+              <w:rPr>
+                <w:rFonts w:ascii="Trebuchet MS"/>
+                <w:b w:val="0"/>
+                <w:sz w:val="18"/>
+              </w:rPr>
+            </w:pPr>
+            <w:r>
+              <w:rPr>
+                <w:rFonts w:ascii="Trebuchet MS"/>
+                <w:color w:val="FFFFFF"/>
+                <w:spacing w:val="-5"/>
+                <w:sz w:val="18"/>
+              </w:rPr>
+              <w:t>ROI</w:t>
+            </w:r>
+          </w:p>
+        </w:tc>
+      </w:tr>
+      <w:tr>
+        <w:trPr>
+          <w:cnfStyle w:val="000000100000" w:firstRow="0" w:lastRow="0" w:firstColumn="0" w:lastColumn="0" w:oddVBand="0" w:evenVBand="0" w:oddHBand="1" w:evenHBand="0" w:firstRowFirstColumn="0" w:firstRowLastColumn="0" w:lastRowFirstColumn="0" w:lastRowLastColumn="0"/>
+          <w:trHeight w:val="266"/>
+        </w:trPr>
+        <w:tc>
+          <w:tcPr>
+            <w:cnfStyle w:val="001000000000" w:firstRow="0" w:lastRow="0" w:firstColumn="1" w:lastColumn="0" w:oddVBand="0" w:evenVBand="0" w:oddHBand="0" w:evenHBand="0" w:firstRowFirstColumn="0" w:firstRowLastColumn="0" w:lastRowFirstColumn="0" w:lastRowLastColumn="0"/>
+            <w:tcW w:w="720" w:type="dxa"/>
+          </w:tcPr>
+          <w:p>
+            <w:pPr>
+              <w:pStyle w:val="TableParagraph"/>
+              <w:spacing w:before="22"/>
+              <w:rPr>
+                <w:rFonts w:ascii="Trebuchet MS"/>
+                <w:b w:val="0"/>
+                <w:bCs w:val="0"/>
+                <w:sz w:val="18"/>
+              </w:rPr>
+            </w:pPr>
+            <w:r>
+              <w:rPr>
+                <w:rFonts w:ascii="Trebuchet MS"/>
+                <w:b w:val="0"/>
+                <w:bCs w:val="0"/>
+                <w:spacing w:val="-10"/>
+                <w:sz w:val="18"/>
+              </w:rPr>
+              <w:t>0</w:t>
+            </w:r>
+          </w:p>
+        </w:tc>
+        <w:tc>
+          <w:tcPr>
+            <w:cnfStyle w:val="000010000000" w:firstRow="0" w:lastRow="0" w:firstColumn="0" w:lastColumn="0" w:oddVBand="1" w:evenVBand="0" w:oddHBand="0" w:evenHBand="0" w:firstRowFirstColumn="0" w:firstRowLastColumn="0" w:lastRowFirstColumn="0" w:lastRowLastColumn="0"/>
+            <w:tcW w:w="985" w:type="dxa"/>
+          </w:tcPr>
+          <w:p>
+            <w:pPr>
+              <w:pStyle w:val="TableParagraph"/>
+              <w:spacing w:before="9"/>
+              <w:ind w:left="7" w:right="2"/>
+              <w:jc w:val="center"/>
+              <w:rPr>
+                <w:sz w:val="18"/>
+              </w:rPr>
+            </w:pPr>
+            <w:r>
+              <w:rPr>
+                <w:spacing w:val="-10"/>
+                <w:w w:val="85"/>
+                <w:sz w:val="18"/>
+              </w:rPr>
+              <w:t>-</w:t>
+            </w:r>
+          </w:p>
+        </w:tc>
+        <w:tc>
+          <w:tcPr>
+            <w:tcW w:w="990" w:type="dxa"/>
+          </w:tcPr>
+          <w:p>
+            <w:pPr>
+              <w:pStyle w:val="TableParagraph"/>
+              <w:spacing w:before="9"/>
+              <w:ind w:left="4"/>
+              <w:jc w:val="center"/>
+              <w:cnfStyle w:val="000000100000" w:firstRow="0" w:lastRow="0" w:firstColumn="0" w:lastColumn="0" w:oddVBand="0" w:evenVBand="0" w:oddHBand="1" w:evenHBand="0" w:firstRowFirstColumn="0" w:firstRowLastColumn="0" w:lastRowFirstColumn="0" w:lastRowLastColumn="0"/>
+              <w:rPr>
+                <w:sz w:val="18"/>
+              </w:rPr>
+            </w:pPr>
+            <w:r>
+              <w:rPr>
+                <w:spacing w:val="-10"/>
+                <w:w w:val="85"/>
+                <w:sz w:val="18"/>
+              </w:rPr>
+              <w:t>-</w:t>
+            </w:r>
+          </w:p>
+        </w:tc>
+        <w:tc>
+          <w:tcPr>
+            <w:cnfStyle w:val="000010000000" w:firstRow="0" w:lastRow="0" w:firstColumn="0" w:lastColumn="0" w:oddVBand="1" w:evenVBand="0" w:oddHBand="0" w:evenHBand="0" w:firstRowFirstColumn="0" w:firstRowLastColumn="0" w:lastRowFirstColumn="0" w:lastRowLastColumn="0"/>
+            <w:tcW w:w="1440" w:type="dxa"/>
+          </w:tcPr>
+          <w:p>
+            <w:pPr>
+              <w:pStyle w:val="TableParagraph"/>
+              <w:spacing w:before="9"/>
+              <w:ind w:left="8"/>
+              <w:jc w:val="center"/>
+              <w:rPr>
+                <w:sz w:val="18"/>
+              </w:rPr>
+            </w:pPr>
+            <w:r>
+              <w:rPr>
+                <w:spacing w:val="-10"/>
+                <w:w w:val="85"/>
+                <w:sz w:val="18"/>
+              </w:rPr>
+              <w:t>-</w:t>
+            </w:r>
+          </w:p>
+        </w:tc>
+        <w:tc>
+          <w:tcPr>
+            <w:tcW w:w="990" w:type="dxa"/>
+          </w:tcPr>
+          <w:p>
+            <w:pPr>
+              <w:pStyle w:val="TableParagraph"/>
+              <w:spacing w:before="9"/>
+              <w:ind w:left="1" w:right="1"/>
+              <w:jc w:val="center"/>
+              <w:cnfStyle w:val="000000100000" w:firstRow="0" w:lastRow="0" w:firstColumn="0" w:lastColumn="0" w:oddVBand="0" w:evenVBand="0" w:oddHBand="1" w:evenHBand="0" w:firstRowFirstColumn="0" w:firstRowLastColumn="0" w:lastRowFirstColumn="0" w:lastRowLastColumn="0"/>
+              <w:rPr>
+                <w:sz w:val="18"/>
+              </w:rPr>
+            </w:pPr>
+            <w:r>
+              <w:rPr>
+                <w:spacing w:val="-10"/>
+                <w:w w:val="85"/>
+                <w:sz w:val="18"/>
+              </w:rPr>
+              <w:t>-</w:t>
+            </w:r>
+          </w:p>
+        </w:tc>
+        <w:tc>
+          <w:tcPr>
+            <w:cnfStyle w:val="000010000000" w:firstRow="0" w:lastRow="0" w:firstColumn="0" w:lastColumn="0" w:oddVBand="1" w:evenVBand="0" w:oddHBand="0" w:evenHBand="0" w:firstRowFirstColumn="0" w:firstRowLastColumn="0" w:lastRowFirstColumn="0" w:lastRowLastColumn="0"/>
+            <w:tcW w:w="1080" w:type="dxa"/>
+          </w:tcPr>
+          <w:p>
+            <w:pPr>
+              <w:pStyle w:val="TableParagraph"/>
+              <w:spacing w:before="9"/>
+              <w:ind w:left="139"/>
+              <w:rPr>
+                <w:sz w:val="18"/>
+              </w:rPr>
+            </w:pPr>
+            <w:r>
+              <w:rPr>
+                <w:spacing w:val="-2"/>
+                <w:sz w:val="18"/>
+              </w:rPr>
+              <w:t>12</w:t>
+            </w:r>
+            <w:r>
+              <w:rPr>
+                <w:spacing w:val="-2"/>
+                <w:sz w:val="18"/>
+              </w:rPr>
+              <w:t>0</w:t>
+            </w:r>
+            <w:r>
+              <w:rPr>
+                <w:spacing w:val="-2"/>
+                <w:sz w:val="18"/>
+              </w:rPr>
+              <w:t>,000</w:t>
+            </w:r>
+          </w:p>
+        </w:tc>
+        <w:tc>
+          <w:tcPr>
+            <w:tcW w:w="1080" w:type="dxa"/>
+          </w:tcPr>
+          <w:p>
+            <w:pPr>
+              <w:pStyle w:val="TableParagraph"/>
+              <w:spacing w:before="9"/>
+              <w:ind w:left="0" w:right="4"/>
+              <w:jc w:val="center"/>
+              <w:cnfStyle w:val="000000100000" w:firstRow="0" w:lastRow="0" w:firstColumn="0" w:lastColumn="0" w:oddVBand="0" w:evenVBand="0" w:oddHBand="1" w:evenHBand="0" w:firstRowFirstColumn="0" w:firstRowLastColumn="0" w:lastRowFirstColumn="0" w:lastRowLastColumn="0"/>
+              <w:rPr>
+                <w:sz w:val="18"/>
+              </w:rPr>
+            </w:pPr>
+            <w:r>
+              <w:rPr>
+                <w:w w:val="75"/>
+                <w:sz w:val="18"/>
+              </w:rPr>
+              <w:t>-</w:t>
+            </w:r>
+            <w:r>
+              <w:rPr>
+                <w:spacing w:val="-2"/>
+                <w:w w:val="95"/>
+                <w:sz w:val="18"/>
+              </w:rPr>
+              <w:t>1</w:t>
+            </w:r>
+            <w:r>
+              <w:rPr>
+                <w:spacing w:val="-2"/>
+                <w:w w:val="95"/>
+                <w:sz w:val="18"/>
+              </w:rPr>
+              <w:t>2</w:t>
+            </w:r>
+            <w:r>
+              <w:rPr>
+                <w:spacing w:val="-2"/>
+                <w:w w:val="95"/>
+                <w:sz w:val="18"/>
+              </w:rPr>
+              <w:t>0</w:t>
+            </w:r>
+            <w:r>
+              <w:rPr>
+                <w:spacing w:val="-2"/>
+                <w:w w:val="95"/>
+                <w:sz w:val="18"/>
+              </w:rPr>
+              <w:t>,000</w:t>
+            </w:r>
+          </w:p>
+        </w:tc>
+        <w:tc>
+          <w:tcPr>
+            <w:cnfStyle w:val="000010000000" w:firstRow="0" w:lastRow="0" w:firstColumn="0" w:lastColumn="0" w:oddVBand="1" w:evenVBand="0" w:oddHBand="0" w:evenHBand="0" w:firstRowFirstColumn="0" w:firstRowLastColumn="0" w:lastRowFirstColumn="0" w:lastRowLastColumn="0"/>
+            <w:tcW w:w="1170" w:type="dxa"/>
+          </w:tcPr>
+          <w:p>
+            <w:pPr>
+              <w:pStyle w:val="TableParagraph"/>
+              <w:spacing w:before="9"/>
+              <w:ind w:left="88" w:right="89"/>
+              <w:jc w:val="center"/>
+              <w:rPr>
+                <w:sz w:val="18"/>
+              </w:rPr>
+            </w:pPr>
+            <w:r>
+              <w:rPr>
+                <w:w w:val="75"/>
+                <w:sz w:val="18"/>
+              </w:rPr>
+              <w:t>-</w:t>
+            </w:r>
+            <w:r>
+              <w:rPr>
+                <w:spacing w:val="-2"/>
+                <w:w w:val="95"/>
+                <w:sz w:val="18"/>
+              </w:rPr>
+              <w:t>12</w:t>
+            </w:r>
+            <w:r>
+              <w:rPr>
+                <w:spacing w:val="-2"/>
+                <w:w w:val="95"/>
+                <w:sz w:val="18"/>
+              </w:rPr>
+              <w:t>0</w:t>
+            </w:r>
+            <w:r>
+              <w:rPr>
+                <w:spacing w:val="-2"/>
+                <w:w w:val="95"/>
+                <w:sz w:val="18"/>
+              </w:rPr>
+              <w:t>,000</w:t>
+            </w:r>
+          </w:p>
+        </w:tc>
+        <w:tc>
+          <w:tcPr>
+            <w:cnfStyle w:val="000100000000" w:firstRow="0" w:lastRow="0" w:firstColumn="0" w:lastColumn="1" w:oddVBand="0" w:evenVBand="0" w:oddHBand="0" w:evenHBand="0" w:firstRowFirstColumn="0" w:firstRowLastColumn="0" w:lastRowFirstColumn="0" w:lastRowLastColumn="0"/>
+            <w:tcW w:w="900" w:type="dxa"/>
+          </w:tcPr>
+          <w:p>
+            <w:pPr>
+              <w:pStyle w:val="TableParagraph"/>
+              <w:spacing w:before="9"/>
+              <w:ind w:left="1"/>
+              <w:jc w:val="center"/>
+              <w:rPr>
+                <w:b w:val="0"/>
+                <w:bCs w:val="0"/>
+                <w:spacing w:val="-2"/>
+                <w:sz w:val="18"/>
+              </w:rPr>
+            </w:pPr>
+            <w:r>
+              <w:rPr>
+                <w:b w:val="0"/>
+                <w:bCs w:val="0"/>
+                <w:spacing w:val="-2"/>
+                <w:sz w:val="18"/>
+              </w:rPr>
+              <w:t>- 100%</w:t>
+            </w:r>
+          </w:p>
+        </w:tc>
+      </w:tr>
+      <w:tr>
+        <w:trPr>
+          <w:trHeight w:val="266"/>
+        </w:trPr>
+        <w:tc>
+          <w:tcPr>
+            <w:cnfStyle w:val="001000000000" w:firstRow="0" w:lastRow="0" w:firstColumn="1" w:lastColumn="0" w:oddVBand="0" w:evenVBand="0" w:oddHBand="0" w:evenHBand="0" w:firstRowFirstColumn="0" w:firstRowLastColumn="0" w:lastRowFirstColumn="0" w:lastRowLastColumn="0"/>
+            <w:tcW w:w="720" w:type="dxa"/>
+          </w:tcPr>
+          <w:p>
+            <w:pPr>
+              <w:pStyle w:val="TableParagraph"/>
+              <w:spacing w:before="22"/>
+              <w:rPr>
+                <w:rFonts w:ascii="Trebuchet MS"/>
+                <w:b w:val="0"/>
+                <w:bCs w:val="0"/>
+                <w:sz w:val="18"/>
+              </w:rPr>
+            </w:pPr>
+            <w:r>
+              <w:rPr>
+                <w:rFonts w:ascii="Trebuchet MS"/>
+                <w:b w:val="0"/>
+                <w:bCs w:val="0"/>
+                <w:spacing w:val="-10"/>
+                <w:w w:val="70"/>
+                <w:sz w:val="18"/>
+              </w:rPr>
+              <w:t>1</w:t>
+            </w:r>
+          </w:p>
+        </w:tc>
+        <w:tc>
+          <w:tcPr>
+            <w:cnfStyle w:val="000010000000" w:firstRow="0" w:lastRow="0" w:firstColumn="0" w:lastColumn="0" w:oddVBand="1" w:evenVBand="0" w:oddHBand="0" w:evenHBand="0" w:firstRowFirstColumn="0" w:firstRowLastColumn="0" w:lastRowFirstColumn="0" w:lastRowLastColumn="0"/>
+            <w:tcW w:w="985" w:type="dxa"/>
+            <w:shd w:val="clear" w:color="auto" w:fill="auto"/>
+          </w:tcPr>
+          <w:p>
+            <w:pPr>
+              <w:pStyle w:val="TableParagraph"/>
+              <w:spacing w:before="9"/>
+              <w:ind w:left="7"/>
+              <w:jc w:val="center"/>
+              <w:rPr>
+                <w:sz w:val="18"/>
+              </w:rPr>
+            </w:pPr>
+            <w:r>
+              <w:rPr>
+                <w:spacing w:val="-2"/>
+                <w:sz w:val="18"/>
+              </w:rPr>
+              <w:t>20,000</w:t>
+            </w:r>
+          </w:p>
+        </w:tc>
+        <w:tc>
+          <w:tcPr>
+            <w:tcW w:w="990" w:type="dxa"/>
+            <w:shd w:val="clear" w:color="auto" w:fill="auto"/>
+          </w:tcPr>
+          <w:p>
+            <w:pPr>
+              <w:pStyle w:val="TableParagraph"/>
+              <w:spacing w:before="9"/>
+              <w:ind w:left="4" w:right="1"/>
+              <w:jc w:val="center"/>
+              <w:cnfStyle w:val="000000000000" w:firstRow="0" w:lastRow="0" w:firstColumn="0" w:lastColumn="0" w:oddVBand="0" w:evenVBand="0" w:oddHBand="0" w:evenHBand="0" w:firstRowFirstColumn="0" w:firstRowLastColumn="0" w:lastRowFirstColumn="0" w:lastRowLastColumn="0"/>
+              <w:rPr>
+                <w:sz w:val="18"/>
+              </w:rPr>
+            </w:pPr>
+            <w:r>
+              <w:rPr>
+                <w:spacing w:val="-2"/>
+                <w:sz w:val="18"/>
+              </w:rPr>
+              <w:t>2</w:t>
+            </w:r>
+            <w:r>
+              <w:rPr>
+                <w:spacing w:val="-2"/>
+                <w:sz w:val="18"/>
+              </w:rPr>
+              <w:t>0,000</w:t>
+            </w:r>
+          </w:p>
+        </w:tc>
+        <w:tc>
+          <w:tcPr>
+            <w:cnfStyle w:val="000010000000" w:firstRow="0" w:lastRow="0" w:firstColumn="0" w:lastColumn="0" w:oddVBand="1" w:evenVBand="0" w:oddHBand="0" w:evenHBand="0" w:firstRowFirstColumn="0" w:firstRowLastColumn="0" w:lastRowFirstColumn="0" w:lastRowLastColumn="0"/>
+            <w:tcW w:w="1440" w:type="dxa"/>
+            <w:shd w:val="clear" w:color="auto" w:fill="auto"/>
+          </w:tcPr>
+          <w:p>
+            <w:pPr>
+              <w:pStyle w:val="TableParagraph"/>
+              <w:spacing w:before="9"/>
+              <w:ind w:left="8" w:right="4"/>
+              <w:jc w:val="center"/>
+              <w:rPr>
+                <w:sz w:val="18"/>
+              </w:rPr>
+            </w:pPr>
+            <w:r>
+              <w:rPr>
+                <w:spacing w:val="-2"/>
+                <w:sz w:val="18"/>
+              </w:rPr>
+              <w:t>6</w:t>
+            </w:r>
+            <w:r>
+              <w:rPr>
+                <w:spacing w:val="-2"/>
+                <w:sz w:val="18"/>
+              </w:rPr>
+              <w:t>0,000</w:t>
+            </w:r>
+          </w:p>
+        </w:tc>
+        <w:tc>
+          <w:tcPr>
+            <w:tcW w:w="990" w:type="dxa"/>
+            <w:shd w:val="clear" w:color="auto" w:fill="auto"/>
+          </w:tcPr>
+          <w:p>
+            <w:pPr>
+              <w:pStyle w:val="TableParagraph"/>
+              <w:spacing w:before="9"/>
+              <w:ind w:left="1"/>
+              <w:jc w:val="center"/>
+              <w:cnfStyle w:val="000000000000" w:firstRow="0" w:lastRow="0" w:firstColumn="0" w:lastColumn="0" w:oddVBand="0" w:evenVBand="0" w:oddHBand="0" w:evenHBand="0" w:firstRowFirstColumn="0" w:firstRowLastColumn="0" w:lastRowFirstColumn="0" w:lastRowLastColumn="0"/>
+              <w:rPr>
+                <w:sz w:val="18"/>
+              </w:rPr>
+            </w:pPr>
+            <w:r>
+              <w:rPr>
+                <w:spacing w:val="-2"/>
+                <w:sz w:val="18"/>
+              </w:rPr>
+              <w:t>10</w:t>
+            </w:r>
+            <w:r>
+              <w:rPr>
+                <w:spacing w:val="-2"/>
+                <w:sz w:val="18"/>
+              </w:rPr>
+              <w:t>0,000</w:t>
+            </w:r>
+          </w:p>
+        </w:tc>
+        <w:tc>
+          <w:tcPr>
+            <w:cnfStyle w:val="000010000000" w:firstRow="0" w:lastRow="0" w:firstColumn="0" w:lastColumn="0" w:oddVBand="1" w:evenVBand="0" w:oddHBand="0" w:evenHBand="0" w:firstRowFirstColumn="0" w:firstRowLastColumn="0" w:lastRowFirstColumn="0" w:lastRowLastColumn="0"/>
+            <w:tcW w:w="1080" w:type="dxa"/>
+            <w:shd w:val="clear" w:color="auto" w:fill="auto"/>
+          </w:tcPr>
+          <w:p>
+            <w:pPr>
+              <w:pStyle w:val="TableParagraph"/>
+              <w:spacing w:before="9"/>
+              <w:ind w:left="136"/>
+              <w:rPr>
+                <w:sz w:val="18"/>
+              </w:rPr>
+            </w:pPr>
+            <w:r>
+              <w:rPr>
+                <w:spacing w:val="-2"/>
+                <w:sz w:val="18"/>
+              </w:rPr>
+              <w:t xml:space="preserve"> 7</w:t>
+            </w:r>
+            <w:r>
+              <w:rPr>
+                <w:spacing w:val="-2"/>
+                <w:sz w:val="18"/>
+              </w:rPr>
+              <w:t>0</w:t>
+            </w:r>
+            <w:r>
+              <w:rPr>
+                <w:spacing w:val="-2"/>
+                <w:sz w:val="18"/>
+              </w:rPr>
+              <w:t>,000</w:t>
+            </w:r>
+          </w:p>
+        </w:tc>
+        <w:tc>
+          <w:tcPr>
+            <w:tcW w:w="1080" w:type="dxa"/>
+            <w:shd w:val="clear" w:color="auto" w:fill="auto"/>
+          </w:tcPr>
+          <w:p>
+            <w:pPr>
+              <w:pStyle w:val="TableParagraph"/>
+              <w:spacing w:before="9"/>
+              <w:ind w:left="2" w:right="4"/>
+              <w:jc w:val="center"/>
+              <w:cnfStyle w:val="000000000000" w:firstRow="0" w:lastRow="0" w:firstColumn="0" w:lastColumn="0" w:oddVBand="0" w:evenVBand="0" w:oddHBand="0" w:evenHBand="0" w:firstRowFirstColumn="0" w:firstRowLastColumn="0" w:lastRowFirstColumn="0" w:lastRowLastColumn="0"/>
+              <w:rPr>
+                <w:sz w:val="18"/>
+              </w:rPr>
+            </w:pPr>
+            <w:r>
+              <w:rPr>
+                <w:spacing w:val="-2"/>
+                <w:sz w:val="18"/>
+              </w:rPr>
+              <w:t>30</w:t>
+            </w:r>
+            <w:r>
+              <w:rPr>
+                <w:spacing w:val="-2"/>
+                <w:sz w:val="18"/>
+              </w:rPr>
+              <w:t>,000</w:t>
+            </w:r>
+          </w:p>
+        </w:tc>
+        <w:tc>
+          <w:tcPr>
+            <w:cnfStyle w:val="000010000000" w:firstRow="0" w:lastRow="0" w:firstColumn="0" w:lastColumn="0" w:oddVBand="1" w:evenVBand="0" w:oddHBand="0" w:evenHBand="0" w:firstRowFirstColumn="0" w:firstRowLastColumn="0" w:lastRowFirstColumn="0" w:lastRowLastColumn="0"/>
+            <w:tcW w:w="1170" w:type="dxa"/>
+            <w:shd w:val="clear" w:color="auto" w:fill="auto"/>
+          </w:tcPr>
+          <w:p>
+            <w:pPr>
+              <w:pStyle w:val="TableParagraph"/>
+              <w:spacing w:before="9"/>
+              <w:ind w:left="88" w:right="89"/>
+              <w:jc w:val="center"/>
+              <w:rPr>
+                <w:sz w:val="18"/>
+              </w:rPr>
+            </w:pPr>
+            <w:r>
+              <w:rPr>
+                <w:w w:val="75"/>
+                <w:sz w:val="18"/>
+              </w:rPr>
+              <w:t>-</w:t>
+            </w:r>
+            <w:r>
+              <w:rPr>
+                <w:spacing w:val="-2"/>
+                <w:w w:val="95"/>
+                <w:sz w:val="18"/>
+              </w:rPr>
+              <w:t>90</w:t>
+            </w:r>
+            <w:r>
+              <w:rPr>
+                <w:spacing w:val="-2"/>
+                <w:w w:val="95"/>
+                <w:sz w:val="18"/>
+              </w:rPr>
+              <w:t>,000</w:t>
+            </w:r>
+          </w:p>
+        </w:tc>
+        <w:tc>
+          <w:tcPr>
+            <w:cnfStyle w:val="000100000000" w:firstRow="0" w:lastRow="0" w:firstColumn="0" w:lastColumn="1" w:oddVBand="0" w:evenVBand="0" w:oddHBand="0" w:evenHBand="0" w:firstRowFirstColumn="0" w:firstRowLastColumn="0" w:lastRowFirstColumn="0" w:lastRowLastColumn="0"/>
+            <w:tcW w:w="900" w:type="dxa"/>
+            <w:shd w:val="clear" w:color="auto" w:fill="auto"/>
+          </w:tcPr>
+          <w:p>
+            <w:pPr>
+              <w:pStyle w:val="TableParagraph"/>
+              <w:spacing w:before="9"/>
+              <w:ind w:left="1"/>
+              <w:jc w:val="center"/>
+              <w:rPr>
+                <w:b w:val="0"/>
+                <w:bCs w:val="0"/>
+                <w:spacing w:val="-2"/>
+                <w:sz w:val="18"/>
+              </w:rPr>
+            </w:pPr>
+            <w:r>
+              <w:rPr>
+                <w:b w:val="0"/>
+                <w:bCs w:val="0"/>
+                <w:spacing w:val="-2"/>
+                <w:sz w:val="18"/>
+              </w:rPr>
+              <w:t>25.0</w:t>
+            </w:r>
+            <w:r>
+              <w:rPr>
+                <w:b w:val="0"/>
+                <w:bCs w:val="0"/>
+                <w:spacing w:val="-2"/>
+                <w:sz w:val="18"/>
+              </w:rPr>
+              <w:t>%</w:t>
+            </w:r>
+          </w:p>
+        </w:tc>
+      </w:tr>
+      <w:tr>
+        <w:trPr>
+          <w:cnfStyle w:val="000000100000" w:firstRow="0" w:lastRow="0" w:firstColumn="0" w:lastColumn="0" w:oddVBand="0" w:evenVBand="0" w:oddHBand="1" w:evenHBand="0" w:firstRowFirstColumn="0" w:firstRowLastColumn="0" w:lastRowFirstColumn="0" w:lastRowLastColumn="0"/>
+          <w:trHeight w:val="265"/>
+        </w:trPr>
+        <w:tc>
+          <w:tcPr>
+            <w:cnfStyle w:val="001000000000" w:firstRow="0" w:lastRow="0" w:firstColumn="1" w:lastColumn="0" w:oddVBand="0" w:evenVBand="0" w:oddHBand="0" w:evenHBand="0" w:firstRowFirstColumn="0" w:firstRowLastColumn="0" w:lastRowFirstColumn="0" w:lastRowLastColumn="0"/>
+            <w:tcW w:w="720" w:type="dxa"/>
+          </w:tcPr>
+          <w:p>
+            <w:pPr>
+              <w:pStyle w:val="TableParagraph"/>
+              <w:spacing w:before="22"/>
+              <w:rPr>
+                <w:rFonts w:ascii="Trebuchet MS"/>
+                <w:b w:val="0"/>
+                <w:bCs w:val="0"/>
+                <w:sz w:val="18"/>
+              </w:rPr>
+            </w:pPr>
+            <w:r>
+              <w:rPr>
+                <w:rFonts w:ascii="Trebuchet MS"/>
+                <w:b w:val="0"/>
+                <w:bCs w:val="0"/>
+                <w:spacing w:val="-10"/>
+                <w:w w:val="90"/>
+                <w:sz w:val="18"/>
+              </w:rPr>
+              <w:t>2</w:t>
+            </w:r>
+          </w:p>
+        </w:tc>
+        <w:tc>
+          <w:tcPr>
+            <w:cnfStyle w:val="000010000000" w:firstRow="0" w:lastRow="0" w:firstColumn="0" w:lastColumn="0" w:oddVBand="1" w:evenVBand="0" w:oddHBand="0" w:evenHBand="0" w:firstRowFirstColumn="0" w:firstRowLastColumn="0" w:lastRowFirstColumn="0" w:lastRowLastColumn="0"/>
+            <w:tcW w:w="985" w:type="dxa"/>
+          </w:tcPr>
+          <w:p>
+            <w:pPr>
+              <w:pStyle w:val="TableParagraph"/>
+              <w:spacing w:before="9"/>
+              <w:ind w:left="7"/>
+              <w:jc w:val="center"/>
+              <w:rPr>
+                <w:sz w:val="18"/>
+              </w:rPr>
+            </w:pPr>
+            <w:r>
+              <w:rPr>
+                <w:spacing w:val="-2"/>
+                <w:sz w:val="18"/>
+              </w:rPr>
+              <w:t>20,000</w:t>
+            </w:r>
+          </w:p>
+        </w:tc>
+        <w:tc>
+          <w:tcPr>
+            <w:tcW w:w="990" w:type="dxa"/>
+          </w:tcPr>
+          <w:p>
+            <w:pPr>
+              <w:pStyle w:val="TableParagraph"/>
+              <w:spacing w:before="9"/>
+              <w:ind w:left="4" w:right="1"/>
+              <w:jc w:val="center"/>
+              <w:cnfStyle w:val="000000100000" w:firstRow="0" w:lastRow="0" w:firstColumn="0" w:lastColumn="0" w:oddVBand="0" w:evenVBand="0" w:oddHBand="1" w:evenHBand="0" w:firstRowFirstColumn="0" w:firstRowLastColumn="0" w:lastRowFirstColumn="0" w:lastRowLastColumn="0"/>
+              <w:rPr>
+                <w:sz w:val="18"/>
+              </w:rPr>
+            </w:pPr>
+            <w:r>
+              <w:rPr>
+                <w:spacing w:val="-2"/>
+                <w:sz w:val="18"/>
+              </w:rPr>
+              <w:t>2</w:t>
+            </w:r>
+            <w:r>
+              <w:rPr>
+                <w:spacing w:val="-2"/>
+                <w:sz w:val="18"/>
+              </w:rPr>
+              <w:t>0,000</w:t>
+            </w:r>
+          </w:p>
+        </w:tc>
+        <w:tc>
+          <w:tcPr>
+            <w:cnfStyle w:val="000010000000" w:firstRow="0" w:lastRow="0" w:firstColumn="0" w:lastColumn="0" w:oddVBand="1" w:evenVBand="0" w:oddHBand="0" w:evenHBand="0" w:firstRowFirstColumn="0" w:firstRowLastColumn="0" w:lastRowFirstColumn="0" w:lastRowLastColumn="0"/>
+            <w:tcW w:w="1440" w:type="dxa"/>
+          </w:tcPr>
+          <w:p>
+            <w:pPr>
+              <w:pStyle w:val="TableParagraph"/>
+              <w:spacing w:before="9"/>
+              <w:ind w:left="8" w:right="4"/>
+              <w:jc w:val="center"/>
+              <w:rPr>
+                <w:sz w:val="18"/>
+              </w:rPr>
+            </w:pPr>
+            <w:r>
+              <w:rPr>
+                <w:spacing w:val="-2"/>
+                <w:sz w:val="18"/>
+              </w:rPr>
+              <w:t>6</w:t>
+            </w:r>
+            <w:r>
+              <w:rPr>
+                <w:spacing w:val="-2"/>
+                <w:sz w:val="18"/>
+              </w:rPr>
+              <w:t>0,000</w:t>
+            </w:r>
+          </w:p>
+        </w:tc>
+        <w:tc>
+          <w:tcPr>
+            <w:tcW w:w="990" w:type="dxa"/>
+          </w:tcPr>
+          <w:p>
+            <w:pPr>
+              <w:pStyle w:val="TableParagraph"/>
+              <w:spacing w:before="9"/>
+              <w:ind w:left="1"/>
+              <w:jc w:val="center"/>
+              <w:cnfStyle w:val="000000100000" w:firstRow="0" w:lastRow="0" w:firstColumn="0" w:lastColumn="0" w:oddVBand="0" w:evenVBand="0" w:oddHBand="1" w:evenHBand="0" w:firstRowFirstColumn="0" w:firstRowLastColumn="0" w:lastRowFirstColumn="0" w:lastRowLastColumn="0"/>
+              <w:rPr>
+                <w:sz w:val="18"/>
+              </w:rPr>
+            </w:pPr>
+            <w:r>
+              <w:rPr>
+                <w:spacing w:val="-2"/>
+                <w:sz w:val="18"/>
+              </w:rPr>
+              <w:t>10</w:t>
+            </w:r>
+            <w:r>
+              <w:rPr>
+                <w:spacing w:val="-2"/>
+                <w:sz w:val="18"/>
+              </w:rPr>
+              <w:t>0,000</w:t>
+            </w:r>
+          </w:p>
+        </w:tc>
+        <w:tc>
+          <w:tcPr>
+            <w:cnfStyle w:val="000010000000" w:firstRow="0" w:lastRow="0" w:firstColumn="0" w:lastColumn="0" w:oddVBand="1" w:evenVBand="0" w:oddHBand="0" w:evenHBand="0" w:firstRowFirstColumn="0" w:firstRowLastColumn="0" w:lastRowFirstColumn="0" w:lastRowLastColumn="0"/>
+            <w:tcW w:w="1080" w:type="dxa"/>
+          </w:tcPr>
+          <w:p>
+            <w:pPr>
+              <w:pStyle w:val="TableParagraph"/>
+              <w:spacing w:before="9"/>
+              <w:ind w:left="175"/>
+              <w:rPr>
+                <w:sz w:val="18"/>
+              </w:rPr>
+            </w:pPr>
+            <w:r>
+              <w:rPr>
+                <w:spacing w:val="-2"/>
+                <w:sz w:val="18"/>
+              </w:rPr>
+              <w:t>7</w:t>
+            </w:r>
+            <w:r>
+              <w:rPr>
+                <w:spacing w:val="-2"/>
+                <w:sz w:val="18"/>
+              </w:rPr>
+              <w:t>0</w:t>
+            </w:r>
+            <w:r>
+              <w:rPr>
+                <w:spacing w:val="-2"/>
+                <w:sz w:val="18"/>
+              </w:rPr>
+              <w:t>,000</w:t>
+            </w:r>
+          </w:p>
+        </w:tc>
+        <w:tc>
+          <w:tcPr>
+            <w:tcW w:w="1080" w:type="dxa"/>
+          </w:tcPr>
+          <w:p>
+            <w:pPr>
+              <w:pStyle w:val="TableParagraph"/>
+              <w:spacing w:before="9"/>
+              <w:ind w:left="2" w:right="4"/>
+              <w:jc w:val="center"/>
+              <w:cnfStyle w:val="000000100000" w:firstRow="0" w:lastRow="0" w:firstColumn="0" w:lastColumn="0" w:oddVBand="0" w:evenVBand="0" w:oddHBand="1" w:evenHBand="0" w:firstRowFirstColumn="0" w:firstRowLastColumn="0" w:lastRowFirstColumn="0" w:lastRowLastColumn="0"/>
+              <w:rPr>
+                <w:spacing w:val="-2"/>
+                <w:sz w:val="18"/>
+              </w:rPr>
+            </w:pPr>
+            <w:r>
+              <w:rPr>
+                <w:spacing w:val="-2"/>
+                <w:sz w:val="18"/>
+              </w:rPr>
+              <w:t>30</w:t>
+            </w:r>
+            <w:r>
+              <w:rPr>
+                <w:spacing w:val="-2"/>
+                <w:sz w:val="18"/>
+              </w:rPr>
+              <w:t>,000</w:t>
+            </w:r>
+          </w:p>
+        </w:tc>
+        <w:tc>
+          <w:tcPr>
+            <w:cnfStyle w:val="000010000000" w:firstRow="0" w:lastRow="0" w:firstColumn="0" w:lastColumn="0" w:oddVBand="1" w:evenVBand="0" w:oddHBand="0" w:evenHBand="0" w:firstRowFirstColumn="0" w:firstRowLastColumn="0" w:lastRowFirstColumn="0" w:lastRowLastColumn="0"/>
+            <w:tcW w:w="1170" w:type="dxa"/>
+          </w:tcPr>
+          <w:p>
+            <w:pPr>
+              <w:pStyle w:val="TableParagraph"/>
+              <w:spacing w:before="9"/>
+              <w:ind w:left="88" w:right="89"/>
+              <w:jc w:val="center"/>
+              <w:rPr>
+                <w:sz w:val="18"/>
+              </w:rPr>
+            </w:pPr>
+            <w:r>
+              <w:rPr>
+                <w:w w:val="75"/>
+                <w:sz w:val="18"/>
+              </w:rPr>
+              <w:t>-</w:t>
+            </w:r>
+            <w:r>
+              <w:rPr>
+                <w:spacing w:val="-2"/>
+                <w:sz w:val="18"/>
+              </w:rPr>
+              <w:t>60</w:t>
+            </w:r>
+            <w:r>
+              <w:rPr>
+                <w:spacing w:val="-2"/>
+                <w:sz w:val="18"/>
+              </w:rPr>
+              <w:t>,000</w:t>
+            </w:r>
+          </w:p>
+        </w:tc>
+        <w:tc>
+          <w:tcPr>
+            <w:cnfStyle w:val="000100000000" w:firstRow="0" w:lastRow="0" w:firstColumn="0" w:lastColumn="1" w:oddVBand="0" w:evenVBand="0" w:oddHBand="0" w:evenHBand="0" w:firstRowFirstColumn="0" w:firstRowLastColumn="0" w:lastRowFirstColumn="0" w:lastRowLastColumn="0"/>
+            <w:tcW w:w="900" w:type="dxa"/>
+          </w:tcPr>
+          <w:p>
+            <w:pPr>
+              <w:pStyle w:val="TableParagraph"/>
+              <w:spacing w:before="9"/>
+              <w:ind w:left="1"/>
+              <w:jc w:val="center"/>
+              <w:rPr>
+                <w:b w:val="0"/>
+                <w:bCs w:val="0"/>
+                <w:spacing w:val="-2"/>
+                <w:sz w:val="18"/>
+              </w:rPr>
+            </w:pPr>
+            <w:r>
+              <w:rPr>
+                <w:b w:val="0"/>
+                <w:bCs w:val="0"/>
+                <w:spacing w:val="-2"/>
+                <w:sz w:val="18"/>
+              </w:rPr>
+              <w:t>25</w:t>
+            </w:r>
+            <w:r>
+              <w:rPr>
+                <w:b w:val="0"/>
+                <w:bCs w:val="0"/>
+                <w:spacing w:val="-2"/>
+                <w:sz w:val="18"/>
+              </w:rPr>
+              <w:t>.0%</w:t>
+            </w:r>
+          </w:p>
+        </w:tc>
+      </w:tr>
+      <w:tr>
+        <w:trPr>
+          <w:trHeight w:val="266"/>
+        </w:trPr>
+        <w:tc>
+          <w:tcPr>
+            <w:cnfStyle w:val="001000000000" w:firstRow="0" w:lastRow="0" w:firstColumn="1" w:lastColumn="0" w:oddVBand="0" w:evenVBand="0" w:oddHBand="0" w:evenHBand="0" w:firstRowFirstColumn="0" w:firstRowLastColumn="0" w:lastRowFirstColumn="0" w:lastRowLastColumn="0"/>
+            <w:tcW w:w="720" w:type="dxa"/>
+            <w:shd w:val="clear" w:color="auto" w:fill="auto"/>
+          </w:tcPr>
+          <w:p>
+            <w:pPr>
+              <w:pStyle w:val="TableParagraph"/>
+              <w:spacing w:before="22"/>
+              <w:rPr>
+                <w:rFonts w:ascii="Trebuchet MS"/>
+                <w:b w:val="0"/>
+                <w:bCs w:val="0"/>
+                <w:sz w:val="18"/>
+              </w:rPr>
+            </w:pPr>
+            <w:r>
+              <w:rPr>
+                <w:rFonts w:ascii="Trebuchet MS"/>
+                <w:b w:val="0"/>
+                <w:bCs w:val="0"/>
+                <w:spacing w:val="-10"/>
+                <w:w w:val="95"/>
+                <w:sz w:val="18"/>
+              </w:rPr>
+              <w:t>3</w:t>
+            </w:r>
+          </w:p>
+        </w:tc>
+        <w:tc>
+          <w:tcPr>
+            <w:cnfStyle w:val="000010000000" w:firstRow="0" w:lastRow="0" w:firstColumn="0" w:lastColumn="0" w:oddVBand="1" w:evenVBand="0" w:oddHBand="0" w:evenHBand="0" w:firstRowFirstColumn="0" w:firstRowLastColumn="0" w:lastRowFirstColumn="0" w:lastRowLastColumn="0"/>
+            <w:tcW w:w="985" w:type="dxa"/>
+            <w:shd w:val="clear" w:color="auto" w:fill="auto"/>
+          </w:tcPr>
+          <w:p>
+            <w:pPr>
+              <w:pStyle w:val="TableParagraph"/>
+              <w:spacing w:before="9"/>
+              <w:ind w:left="7"/>
+              <w:jc w:val="center"/>
+              <w:rPr>
+                <w:sz w:val="18"/>
+              </w:rPr>
+            </w:pPr>
+            <w:r>
+              <w:rPr>
+                <w:spacing w:val="-2"/>
+                <w:sz w:val="18"/>
+              </w:rPr>
+              <w:t>20,000</w:t>
+            </w:r>
+          </w:p>
+        </w:tc>
+        <w:tc>
+          <w:tcPr>
+            <w:tcW w:w="990" w:type="dxa"/>
+            <w:shd w:val="clear" w:color="auto" w:fill="auto"/>
+          </w:tcPr>
+          <w:p>
+            <w:pPr>
+              <w:pStyle w:val="TableParagraph"/>
+              <w:spacing w:before="9"/>
+              <w:ind w:left="4" w:right="1"/>
+              <w:jc w:val="center"/>
+              <w:cnfStyle w:val="000000000000" w:firstRow="0" w:lastRow="0" w:firstColumn="0" w:lastColumn="0" w:oddVBand="0" w:evenVBand="0" w:oddHBand="0" w:evenHBand="0" w:firstRowFirstColumn="0" w:firstRowLastColumn="0" w:lastRowFirstColumn="0" w:lastRowLastColumn="0"/>
+              <w:rPr>
+                <w:sz w:val="18"/>
+              </w:rPr>
+            </w:pPr>
+            <w:r>
+              <w:rPr>
+                <w:spacing w:val="-2"/>
+                <w:sz w:val="18"/>
+              </w:rPr>
+              <w:t>2</w:t>
+            </w:r>
+            <w:r>
+              <w:rPr>
+                <w:spacing w:val="-2"/>
+                <w:sz w:val="18"/>
+              </w:rPr>
+              <w:t>0,000</w:t>
+            </w:r>
+          </w:p>
+        </w:tc>
+        <w:tc>
+          <w:tcPr>
+            <w:cnfStyle w:val="000010000000" w:firstRow="0" w:lastRow="0" w:firstColumn="0" w:lastColumn="0" w:oddVBand="1" w:evenVBand="0" w:oddHBand="0" w:evenHBand="0" w:firstRowFirstColumn="0" w:firstRowLastColumn="0" w:lastRowFirstColumn="0" w:lastRowLastColumn="0"/>
+            <w:tcW w:w="1440" w:type="dxa"/>
+            <w:shd w:val="clear" w:color="auto" w:fill="auto"/>
+          </w:tcPr>
+          <w:p>
+            <w:pPr>
+              <w:pStyle w:val="TableParagraph"/>
+              <w:spacing w:before="9"/>
+              <w:ind w:left="8" w:right="4"/>
+              <w:jc w:val="center"/>
+              <w:rPr>
+                <w:sz w:val="18"/>
+              </w:rPr>
+            </w:pPr>
+            <w:r>
+              <w:rPr>
+                <w:spacing w:val="-2"/>
+                <w:sz w:val="18"/>
+              </w:rPr>
+              <w:t>6</w:t>
+            </w:r>
+            <w:r>
+              <w:rPr>
+                <w:spacing w:val="-2"/>
+                <w:sz w:val="18"/>
+              </w:rPr>
+              <w:t>0,000</w:t>
+            </w:r>
+          </w:p>
+        </w:tc>
+        <w:tc>
+          <w:tcPr>
+            <w:tcW w:w="990" w:type="dxa"/>
+            <w:shd w:val="clear" w:color="auto" w:fill="auto"/>
+          </w:tcPr>
+          <w:p>
+            <w:pPr>
+              <w:pStyle w:val="TableParagraph"/>
+              <w:spacing w:before="9"/>
+              <w:ind w:left="1"/>
+              <w:jc w:val="center"/>
+              <w:cnfStyle w:val="000000000000" w:firstRow="0" w:lastRow="0" w:firstColumn="0" w:lastColumn="0" w:oddVBand="0" w:evenVBand="0" w:oddHBand="0" w:evenHBand="0" w:firstRowFirstColumn="0" w:firstRowLastColumn="0" w:lastRowFirstColumn="0" w:lastRowLastColumn="0"/>
+              <w:rPr>
+                <w:sz w:val="18"/>
+              </w:rPr>
+            </w:pPr>
+            <w:r>
+              <w:rPr>
+                <w:spacing w:val="-2"/>
+                <w:sz w:val="18"/>
+              </w:rPr>
+              <w:t>10</w:t>
+            </w:r>
+            <w:r>
+              <w:rPr>
+                <w:spacing w:val="-2"/>
+                <w:sz w:val="18"/>
+              </w:rPr>
+              <w:t>0,000</w:t>
+            </w:r>
+          </w:p>
+        </w:tc>
+        <w:tc>
+          <w:tcPr>
+            <w:cnfStyle w:val="000010000000" w:firstRow="0" w:lastRow="0" w:firstColumn="0" w:lastColumn="0" w:oddVBand="1" w:evenVBand="0" w:oddHBand="0" w:evenHBand="0" w:firstRowFirstColumn="0" w:firstRowLastColumn="0" w:lastRowFirstColumn="0" w:lastRowLastColumn="0"/>
+            <w:tcW w:w="1080" w:type="dxa"/>
+            <w:shd w:val="clear" w:color="auto" w:fill="auto"/>
+          </w:tcPr>
+          <w:p>
+            <w:pPr>
+              <w:pStyle w:val="TableParagraph"/>
+              <w:spacing w:before="9"/>
+              <w:ind w:left="175"/>
+              <w:rPr>
+                <w:sz w:val="18"/>
+              </w:rPr>
+            </w:pPr>
+            <w:r>
+              <w:rPr>
+                <w:spacing w:val="-2"/>
+                <w:sz w:val="18"/>
+              </w:rPr>
+              <w:t>7</w:t>
+            </w:r>
+            <w:r>
+              <w:rPr>
+                <w:spacing w:val="-2"/>
+                <w:sz w:val="18"/>
+              </w:rPr>
+              <w:t>0</w:t>
+            </w:r>
+            <w:r>
+              <w:rPr>
+                <w:spacing w:val="-2"/>
+                <w:sz w:val="18"/>
+              </w:rPr>
+              <w:t>,000</w:t>
+            </w:r>
+          </w:p>
+        </w:tc>
+        <w:tc>
+          <w:tcPr>
+            <w:tcW w:w="1080" w:type="dxa"/>
+            <w:shd w:val="clear" w:color="auto" w:fill="auto"/>
+          </w:tcPr>
+          <w:p>
+            <w:pPr>
+              <w:pStyle w:val="TableParagraph"/>
+              <w:spacing w:before="9"/>
+              <w:ind w:left="2" w:right="4"/>
+              <w:jc w:val="center"/>
+              <w:cnfStyle w:val="000000000000" w:firstRow="0" w:lastRow="0" w:firstColumn="0" w:lastColumn="0" w:oddVBand="0" w:evenVBand="0" w:oddHBand="0" w:evenHBand="0" w:firstRowFirstColumn="0" w:firstRowLastColumn="0" w:lastRowFirstColumn="0" w:lastRowLastColumn="0"/>
+              <w:rPr>
+                <w:spacing w:val="-2"/>
+                <w:sz w:val="18"/>
+              </w:rPr>
+            </w:pPr>
+            <w:r>
+              <w:rPr>
+                <w:spacing w:val="-2"/>
+                <w:sz w:val="18"/>
+              </w:rPr>
+              <w:t>30</w:t>
+            </w:r>
+            <w:r>
+              <w:rPr>
+                <w:spacing w:val="-2"/>
+                <w:sz w:val="18"/>
+              </w:rPr>
+              <w:t>,000</w:t>
+            </w:r>
+          </w:p>
+        </w:tc>
+        <w:tc>
+          <w:tcPr>
+            <w:cnfStyle w:val="000010000000" w:firstRow="0" w:lastRow="0" w:firstColumn="0" w:lastColumn="0" w:oddVBand="1" w:evenVBand="0" w:oddHBand="0" w:evenHBand="0" w:firstRowFirstColumn="0" w:firstRowLastColumn="0" w:lastRowFirstColumn="0" w:lastRowLastColumn="0"/>
+            <w:tcW w:w="1170" w:type="dxa"/>
+            <w:shd w:val="clear" w:color="auto" w:fill="auto"/>
+          </w:tcPr>
+          <w:p>
+            <w:pPr>
+              <w:pStyle w:val="TableParagraph"/>
+              <w:spacing w:before="9"/>
+              <w:ind w:left="88" w:right="89"/>
+              <w:jc w:val="center"/>
+              <w:rPr>
+                <w:sz w:val="18"/>
+              </w:rPr>
+            </w:pPr>
+            <w:r>
+              <w:rPr>
+                <w:spacing w:val="-2"/>
+                <w:sz w:val="18"/>
+              </w:rPr>
+              <w:t>-30</w:t>
+            </w:r>
+            <w:r>
+              <w:rPr>
+                <w:spacing w:val="-2"/>
+                <w:sz w:val="18"/>
+              </w:rPr>
+              <w:t>,000</w:t>
+            </w:r>
+          </w:p>
+        </w:tc>
+        <w:tc>
+          <w:tcPr>
+            <w:cnfStyle w:val="000100000000" w:firstRow="0" w:lastRow="0" w:firstColumn="0" w:lastColumn="1" w:oddVBand="0" w:evenVBand="0" w:oddHBand="0" w:evenHBand="0" w:firstRowFirstColumn="0" w:firstRowLastColumn="0" w:lastRowFirstColumn="0" w:lastRowLastColumn="0"/>
+            <w:tcW w:w="900" w:type="dxa"/>
+            <w:shd w:val="clear" w:color="auto" w:fill="auto"/>
+          </w:tcPr>
+          <w:p>
+            <w:pPr>
+              <w:pStyle w:val="TableParagraph"/>
+              <w:spacing w:before="9"/>
+              <w:ind w:left="1"/>
+              <w:jc w:val="center"/>
+              <w:rPr>
+                <w:b w:val="0"/>
+                <w:bCs w:val="0"/>
+                <w:spacing w:val="-2"/>
+                <w:sz w:val="18"/>
+              </w:rPr>
+            </w:pPr>
+            <w:r>
+              <w:rPr>
+                <w:b w:val="0"/>
+                <w:bCs w:val="0"/>
+                <w:spacing w:val="-2"/>
+                <w:sz w:val="18"/>
+              </w:rPr>
+              <w:t>25</w:t>
+            </w:r>
+            <w:r>
+              <w:rPr>
+                <w:b w:val="0"/>
+                <w:bCs w:val="0"/>
+                <w:spacing w:val="-2"/>
+                <w:sz w:val="18"/>
+              </w:rPr>
+              <w:t>.0%</w:t>
+            </w:r>
+          </w:p>
+        </w:tc>
+      </w:tr>
+      <w:tr>
+        <w:trPr>
+          <w:cnfStyle w:val="000000100000" w:firstRow="0" w:lastRow="0" w:firstColumn="0" w:lastColumn="0" w:oddVBand="0" w:evenVBand="0" w:oddHBand="1" w:evenHBand="0" w:firstRowFirstColumn="0" w:firstRowLastColumn="0" w:lastRowFirstColumn="0" w:lastRowLastColumn="0"/>
+          <w:trHeight w:val="263"/>
+        </w:trPr>
+        <w:tc>
+          <w:tcPr>
+            <w:cnfStyle w:val="001000000000" w:firstRow="0" w:lastRow="0" w:firstColumn="1" w:lastColumn="0" w:oddVBand="0" w:evenVBand="0" w:oddHBand="0" w:evenHBand="0" w:firstRowFirstColumn="0" w:firstRowLastColumn="0" w:lastRowFirstColumn="0" w:lastRowLastColumn="0"/>
+            <w:tcW w:w="720" w:type="dxa"/>
+          </w:tcPr>
+          <w:p>
+            <w:pPr>
+              <w:pStyle w:val="TableParagraph"/>
+              <w:spacing w:before="20"/>
+              <w:rPr>
+                <w:rFonts w:ascii="Trebuchet MS"/>
+                <w:b w:val="0"/>
+                <w:bCs w:val="0"/>
+                <w:sz w:val="18"/>
+              </w:rPr>
+            </w:pPr>
+            <w:r>
+              <w:rPr>
+                <w:rFonts w:ascii="Trebuchet MS"/>
+                <w:b w:val="0"/>
+                <w:bCs w:val="0"/>
+                <w:spacing w:val="-10"/>
+                <w:sz w:val="18"/>
+              </w:rPr>
+              <w:t>4</w:t>
+            </w:r>
+          </w:p>
+        </w:tc>
+        <w:tc>
+          <w:tcPr>
+            <w:cnfStyle w:val="000010000000" w:firstRow="0" w:lastRow="0" w:firstColumn="0" w:lastColumn="0" w:oddVBand="1" w:evenVBand="0" w:oddHBand="0" w:evenHBand="0" w:firstRowFirstColumn="0" w:firstRowLastColumn="0" w:lastRowFirstColumn="0" w:lastRowLastColumn="0"/>
+            <w:tcW w:w="985" w:type="dxa"/>
+          </w:tcPr>
+          <w:p>
+            <w:pPr>
+              <w:pStyle w:val="TableParagraph"/>
+              <w:spacing w:before="9"/>
+              <w:ind w:left="7"/>
+              <w:jc w:val="center"/>
+              <w:rPr>
+                <w:sz w:val="18"/>
+              </w:rPr>
+            </w:pPr>
+            <w:r>
+              <w:rPr>
+                <w:spacing w:val="-2"/>
+                <w:sz w:val="18"/>
+              </w:rPr>
+              <w:t>20,000</w:t>
+            </w:r>
+          </w:p>
+        </w:tc>
+        <w:tc>
+          <w:tcPr>
+            <w:tcW w:w="990" w:type="dxa"/>
+          </w:tcPr>
+          <w:p>
+            <w:pPr>
+              <w:pStyle w:val="TableParagraph"/>
+              <w:spacing w:before="9"/>
+              <w:ind w:left="4" w:right="1"/>
+              <w:jc w:val="center"/>
+              <w:cnfStyle w:val="000000100000" w:firstRow="0" w:lastRow="0" w:firstColumn="0" w:lastColumn="0" w:oddVBand="0" w:evenVBand="0" w:oddHBand="1" w:evenHBand="0" w:firstRowFirstColumn="0" w:firstRowLastColumn="0" w:lastRowFirstColumn="0" w:lastRowLastColumn="0"/>
+              <w:rPr>
+                <w:sz w:val="18"/>
+              </w:rPr>
+            </w:pPr>
+            <w:r>
+              <w:rPr>
+                <w:spacing w:val="-2"/>
+                <w:sz w:val="18"/>
+              </w:rPr>
+              <w:t>2</w:t>
+            </w:r>
+            <w:r>
+              <w:rPr>
+                <w:spacing w:val="-2"/>
+                <w:sz w:val="18"/>
+              </w:rPr>
+              <w:t>0,000</w:t>
+            </w:r>
+          </w:p>
+        </w:tc>
+        <w:tc>
+          <w:tcPr>
+            <w:cnfStyle w:val="000010000000" w:firstRow="0" w:lastRow="0" w:firstColumn="0" w:lastColumn="0" w:oddVBand="1" w:evenVBand="0" w:oddHBand="0" w:evenHBand="0" w:firstRowFirstColumn="0" w:firstRowLastColumn="0" w:lastRowFirstColumn="0" w:lastRowLastColumn="0"/>
+            <w:tcW w:w="1440" w:type="dxa"/>
+          </w:tcPr>
+          <w:p>
+            <w:pPr>
+              <w:pStyle w:val="TableParagraph"/>
+              <w:spacing w:before="9"/>
+              <w:ind w:left="8" w:right="4"/>
+              <w:jc w:val="center"/>
+              <w:rPr>
+                <w:sz w:val="18"/>
+              </w:rPr>
+            </w:pPr>
+            <w:r>
+              <w:rPr>
+                <w:spacing w:val="-2"/>
+                <w:sz w:val="18"/>
+              </w:rPr>
+              <w:t>6</w:t>
+            </w:r>
+            <w:r>
+              <w:rPr>
+                <w:spacing w:val="-2"/>
+                <w:sz w:val="18"/>
+              </w:rPr>
+              <w:t>0,000</w:t>
+            </w:r>
+          </w:p>
+        </w:tc>
+        <w:tc>
+          <w:tcPr>
+            <w:tcW w:w="990" w:type="dxa"/>
+          </w:tcPr>
+          <w:p>
+            <w:pPr>
+              <w:pStyle w:val="TableParagraph"/>
+              <w:spacing w:before="9"/>
+              <w:ind w:left="1"/>
+              <w:jc w:val="center"/>
+              <w:cnfStyle w:val="000000100000" w:firstRow="0" w:lastRow="0" w:firstColumn="0" w:lastColumn="0" w:oddVBand="0" w:evenVBand="0" w:oddHBand="1" w:evenHBand="0" w:firstRowFirstColumn="0" w:firstRowLastColumn="0" w:lastRowFirstColumn="0" w:lastRowLastColumn="0"/>
+              <w:rPr>
+                <w:sz w:val="18"/>
+              </w:rPr>
+            </w:pPr>
+            <w:r>
+              <w:rPr>
+                <w:spacing w:val="-2"/>
+                <w:sz w:val="18"/>
+              </w:rPr>
+              <w:t>10</w:t>
+            </w:r>
+            <w:r>
+              <w:rPr>
+                <w:spacing w:val="-2"/>
+                <w:sz w:val="18"/>
+              </w:rPr>
+              <w:t>0,000</w:t>
+            </w:r>
+          </w:p>
+        </w:tc>
+        <w:tc>
+          <w:tcPr>
+            <w:cnfStyle w:val="000010000000" w:firstRow="0" w:lastRow="0" w:firstColumn="0" w:lastColumn="0" w:oddVBand="1" w:evenVBand="0" w:oddHBand="0" w:evenHBand="0" w:firstRowFirstColumn="0" w:firstRowLastColumn="0" w:lastRowFirstColumn="0" w:lastRowLastColumn="0"/>
+            <w:tcW w:w="1080" w:type="dxa"/>
+          </w:tcPr>
+          <w:p>
+            <w:pPr>
+              <w:pStyle w:val="TableParagraph"/>
+              <w:spacing w:before="9"/>
+              <w:ind w:left="175"/>
+              <w:rPr>
+                <w:sz w:val="18"/>
+              </w:rPr>
+            </w:pPr>
+            <w:r>
+              <w:rPr>
+                <w:spacing w:val="-2"/>
+                <w:sz w:val="18"/>
+              </w:rPr>
+              <w:t>7</w:t>
+            </w:r>
+            <w:r>
+              <w:rPr>
+                <w:spacing w:val="-2"/>
+                <w:sz w:val="18"/>
+              </w:rPr>
+              <w:t>0</w:t>
+            </w:r>
+            <w:r>
+              <w:rPr>
+                <w:spacing w:val="-2"/>
+                <w:sz w:val="18"/>
+              </w:rPr>
+              <w:t>,000</w:t>
+            </w:r>
+          </w:p>
+        </w:tc>
+        <w:tc>
+          <w:tcPr>
+            <w:tcW w:w="1080" w:type="dxa"/>
+          </w:tcPr>
+          <w:p>
+            <w:pPr>
+              <w:pStyle w:val="TableParagraph"/>
+              <w:spacing w:before="9"/>
+              <w:ind w:left="2" w:right="4"/>
+              <w:jc w:val="center"/>
+              <w:cnfStyle w:val="000000100000" w:firstRow="0" w:lastRow="0" w:firstColumn="0" w:lastColumn="0" w:oddVBand="0" w:evenVBand="0" w:oddHBand="1" w:evenHBand="0" w:firstRowFirstColumn="0" w:firstRowLastColumn="0" w:lastRowFirstColumn="0" w:lastRowLastColumn="0"/>
+              <w:rPr>
+                <w:spacing w:val="-2"/>
+                <w:sz w:val="18"/>
+              </w:rPr>
+            </w:pPr>
+            <w:r>
+              <w:rPr>
+                <w:spacing w:val="-2"/>
+                <w:sz w:val="18"/>
+              </w:rPr>
+              <w:t>30</w:t>
+            </w:r>
+            <w:r>
+              <w:rPr>
+                <w:spacing w:val="-2"/>
+                <w:sz w:val="18"/>
+              </w:rPr>
+              <w:t>,000</w:t>
+            </w:r>
+          </w:p>
+        </w:tc>
+        <w:tc>
+          <w:tcPr>
+            <w:cnfStyle w:val="000010000000" w:firstRow="0" w:lastRow="0" w:firstColumn="0" w:lastColumn="0" w:oddVBand="1" w:evenVBand="0" w:oddHBand="0" w:evenHBand="0" w:firstRowFirstColumn="0" w:firstRowLastColumn="0" w:lastRowFirstColumn="0" w:lastRowLastColumn="0"/>
+            <w:tcW w:w="1170" w:type="dxa"/>
+          </w:tcPr>
+          <w:p>
+            <w:pPr>
+              <w:pStyle w:val="TableParagraph"/>
+              <w:spacing w:before="9"/>
+              <w:ind w:left="88" w:right="89"/>
+              <w:jc w:val="center"/>
+              <w:rPr>
+                <w:sz w:val="18"/>
+              </w:rPr>
+            </w:pPr>
+            <w:r>
+              <w:rPr>
+                <w:spacing w:val="-2"/>
+                <w:sz w:val="18"/>
+              </w:rPr>
+              <w:t>0</w:t>
+            </w:r>
+            <w:r>
+              <w:rPr>
+                <w:spacing w:val="-2"/>
+                <w:sz w:val="18"/>
+              </w:rPr>
+              <w:t>,000</w:t>
+            </w:r>
+          </w:p>
+        </w:tc>
+        <w:tc>
+          <w:tcPr>
+            <w:cnfStyle w:val="000100000000" w:firstRow="0" w:lastRow="0" w:firstColumn="0" w:lastColumn="1" w:oddVBand="0" w:evenVBand="0" w:oddHBand="0" w:evenHBand="0" w:firstRowFirstColumn="0" w:firstRowLastColumn="0" w:lastRowFirstColumn="0" w:lastRowLastColumn="0"/>
+            <w:tcW w:w="900" w:type="dxa"/>
+          </w:tcPr>
+          <w:p>
+            <w:pPr>
+              <w:pStyle w:val="TableParagraph"/>
+              <w:spacing w:before="9"/>
+              <w:ind w:left="1"/>
+              <w:jc w:val="center"/>
+              <w:rPr>
+                <w:b w:val="0"/>
+                <w:bCs w:val="0"/>
+                <w:spacing w:val="-2"/>
+                <w:sz w:val="18"/>
+              </w:rPr>
+            </w:pPr>
+            <w:r>
+              <w:rPr>
+                <w:b w:val="0"/>
+                <w:bCs w:val="0"/>
+                <w:spacing w:val="-2"/>
+                <w:sz w:val="18"/>
+              </w:rPr>
+              <w:t>25</w:t>
+            </w:r>
+            <w:r>
+              <w:rPr>
+                <w:b w:val="0"/>
+                <w:bCs w:val="0"/>
+                <w:spacing w:val="-2"/>
+                <w:sz w:val="18"/>
+              </w:rPr>
+              <w:t>.0%</w:t>
+            </w:r>
+          </w:p>
+        </w:tc>
+      </w:tr>
+      <w:tr>
+        <w:trPr>
+          <w:cnfStyle w:val="010000000000" w:firstRow="0" w:lastRow="1" w:firstColumn="0" w:lastColumn="0" w:oddVBand="0" w:evenVBand="0" w:oddHBand="0" w:evenHBand="0" w:firstRowFirstColumn="0" w:firstRowLastColumn="0" w:lastRowFirstColumn="0" w:lastRowLastColumn="0"/>
+          <w:trHeight w:val="266"/>
+        </w:trPr>
+        <w:tc>
+          <w:tcPr>
+            <w:cnfStyle w:val="001000000000" w:firstRow="0" w:lastRow="0" w:firstColumn="1" w:lastColumn="0" w:oddVBand="0" w:evenVBand="0" w:oddHBand="0" w:evenHBand="0" w:firstRowFirstColumn="0" w:firstRowLastColumn="0" w:lastRowFirstColumn="0" w:lastRowLastColumn="0"/>
+            <w:tcW w:w="720" w:type="dxa"/>
+          </w:tcPr>
+          <w:p>
+            <w:pPr>
+              <w:pStyle w:val="TableParagraph"/>
+              <w:spacing w:before="22"/>
+              <w:rPr>
+                <w:rFonts w:ascii="Trebuchet MS"/>
+                <w:b w:val="0"/>
+                <w:bCs w:val="0"/>
+                <w:sz w:val="18"/>
+              </w:rPr>
+            </w:pPr>
+            <w:r>
+              <w:rPr>
+                <w:rFonts w:ascii="Trebuchet MS"/>
+                <w:b w:val="0"/>
+                <w:bCs w:val="0"/>
+                <w:spacing w:val="-10"/>
+                <w:w w:val="95"/>
+                <w:sz w:val="18"/>
+              </w:rPr>
+              <w:t>5</w:t>
+            </w:r>
+          </w:p>
+        </w:tc>
+        <w:tc>
+          <w:tcPr>
+            <w:cnfStyle w:val="000010000000" w:firstRow="0" w:lastRow="0" w:firstColumn="0" w:lastColumn="0" w:oddVBand="1" w:evenVBand="0" w:oddHBand="0" w:evenHBand="0" w:firstRowFirstColumn="0" w:firstRowLastColumn="0" w:lastRowFirstColumn="0" w:lastRowLastColumn="0"/>
+            <w:tcW w:w="985" w:type="dxa"/>
+            <w:shd w:val="clear" w:color="auto" w:fill="auto"/>
+          </w:tcPr>
+          <w:p>
+            <w:pPr>
+              <w:pStyle w:val="TableParagraph"/>
+              <w:spacing w:before="11"/>
+              <w:ind w:left="7"/>
+              <w:jc w:val="center"/>
+              <w:rPr>
+                <w:b w:val="0"/>
+                <w:bCs w:val="0"/>
+                <w:sz w:val="18"/>
+              </w:rPr>
+            </w:pPr>
+            <w:r>
+              <w:rPr>
+                <w:b w:val="0"/>
+                <w:bCs w:val="0"/>
+                <w:spacing w:val="-2"/>
+                <w:sz w:val="18"/>
+              </w:rPr>
+              <w:t>20,000</w:t>
+            </w:r>
+          </w:p>
+        </w:tc>
+        <w:tc>
+          <w:tcPr>
+            <w:tcW w:w="990" w:type="dxa"/>
+          </w:tcPr>
+          <w:p>
+            <w:pPr>
+              <w:pStyle w:val="TableParagraph"/>
+              <w:spacing w:before="11"/>
+              <w:ind w:left="4" w:right="1"/>
+              <w:jc w:val="center"/>
+              <w:cnfStyle w:val="010000000000" w:firstRow="0" w:lastRow="1" w:firstColumn="0" w:lastColumn="0" w:oddVBand="0" w:evenVBand="0" w:oddHBand="0" w:evenHBand="0" w:firstRowFirstColumn="0" w:firstRowLastColumn="0" w:lastRowFirstColumn="0" w:lastRowLastColumn="0"/>
+              <w:rPr>
+                <w:b w:val="0"/>
+                <w:bCs w:val="0"/>
+                <w:sz w:val="18"/>
+              </w:rPr>
+            </w:pPr>
+            <w:r>
+              <w:rPr>
+                <w:b w:val="0"/>
+                <w:bCs w:val="0"/>
+                <w:spacing w:val="-2"/>
+                <w:sz w:val="18"/>
+              </w:rPr>
+              <w:t>2</w:t>
+            </w:r>
+            <w:r>
+              <w:rPr>
+                <w:b w:val="0"/>
+                <w:bCs w:val="0"/>
+                <w:spacing w:val="-2"/>
+                <w:sz w:val="18"/>
+              </w:rPr>
+              <w:t>0,000</w:t>
+            </w:r>
+          </w:p>
+        </w:tc>
+        <w:tc>
+          <w:tcPr>
+            <w:cnfStyle w:val="000010000000" w:firstRow="0" w:lastRow="0" w:firstColumn="0" w:lastColumn="0" w:oddVBand="1" w:evenVBand="0" w:oddHBand="0" w:evenHBand="0" w:firstRowFirstColumn="0" w:firstRowLastColumn="0" w:lastRowFirstColumn="0" w:lastRowLastColumn="0"/>
+            <w:tcW w:w="1440" w:type="dxa"/>
+            <w:shd w:val="clear" w:color="auto" w:fill="auto"/>
+          </w:tcPr>
+          <w:p>
+            <w:pPr>
+              <w:pStyle w:val="TableParagraph"/>
+              <w:spacing w:before="11"/>
+              <w:ind w:left="8" w:right="4"/>
+              <w:jc w:val="center"/>
+              <w:rPr>
+                <w:b w:val="0"/>
+                <w:bCs w:val="0"/>
+                <w:sz w:val="18"/>
+              </w:rPr>
+            </w:pPr>
+            <w:r>
+              <w:rPr>
+                <w:b w:val="0"/>
+                <w:bCs w:val="0"/>
+                <w:spacing w:val="-2"/>
+                <w:sz w:val="18"/>
+              </w:rPr>
+              <w:t>6</w:t>
+            </w:r>
+            <w:r>
+              <w:rPr>
+                <w:b w:val="0"/>
+                <w:bCs w:val="0"/>
+                <w:spacing w:val="-2"/>
+                <w:sz w:val="18"/>
+              </w:rPr>
+              <w:t>0,000</w:t>
+            </w:r>
+          </w:p>
+        </w:tc>
+        <w:tc>
+          <w:tcPr>
+            <w:tcW w:w="990" w:type="dxa"/>
+          </w:tcPr>
+          <w:p>
+            <w:pPr>
+              <w:pStyle w:val="TableParagraph"/>
+              <w:spacing w:before="11"/>
+              <w:ind w:left="1"/>
+              <w:jc w:val="center"/>
+              <w:cnfStyle w:val="010000000000" w:firstRow="0" w:lastRow="1" w:firstColumn="0" w:lastColumn="0" w:oddVBand="0" w:evenVBand="0" w:oddHBand="0" w:evenHBand="0" w:firstRowFirstColumn="0" w:firstRowLastColumn="0" w:lastRowFirstColumn="0" w:lastRowLastColumn="0"/>
+              <w:rPr>
+                <w:b w:val="0"/>
+                <w:bCs w:val="0"/>
+                <w:sz w:val="18"/>
+              </w:rPr>
+            </w:pPr>
+            <w:r>
+              <w:rPr>
+                <w:b w:val="0"/>
+                <w:bCs w:val="0"/>
+                <w:spacing w:val="-2"/>
+                <w:sz w:val="18"/>
+              </w:rPr>
+              <w:t>10</w:t>
+            </w:r>
+            <w:r>
+              <w:rPr>
+                <w:b w:val="0"/>
+                <w:bCs w:val="0"/>
+                <w:spacing w:val="-2"/>
+                <w:sz w:val="18"/>
+              </w:rPr>
+              <w:t>0,000</w:t>
+            </w:r>
+          </w:p>
+        </w:tc>
+        <w:tc>
+          <w:tcPr>
+            <w:cnfStyle w:val="000010000000" w:firstRow="0" w:lastRow="0" w:firstColumn="0" w:lastColumn="0" w:oddVBand="1" w:evenVBand="0" w:oddHBand="0" w:evenHBand="0" w:firstRowFirstColumn="0" w:firstRowLastColumn="0" w:lastRowFirstColumn="0" w:lastRowLastColumn="0"/>
+            <w:tcW w:w="1080" w:type="dxa"/>
+            <w:shd w:val="clear" w:color="auto" w:fill="auto"/>
+          </w:tcPr>
+          <w:p>
+            <w:pPr>
+              <w:pStyle w:val="TableParagraph"/>
+              <w:spacing w:before="11"/>
+              <w:ind w:left="175"/>
+              <w:rPr>
+                <w:b w:val="0"/>
+                <w:bCs w:val="0"/>
+                <w:sz w:val="18"/>
+              </w:rPr>
+            </w:pPr>
+            <w:r>
+              <w:rPr>
+                <w:b w:val="0"/>
+                <w:bCs w:val="0"/>
+                <w:spacing w:val="-2"/>
+                <w:sz w:val="18"/>
+              </w:rPr>
+              <w:t>7</w:t>
+            </w:r>
+            <w:r>
+              <w:rPr>
+                <w:b w:val="0"/>
+                <w:bCs w:val="0"/>
+                <w:spacing w:val="-2"/>
+                <w:sz w:val="18"/>
+              </w:rPr>
+              <w:t>0</w:t>
+            </w:r>
+            <w:r>
+              <w:rPr>
+                <w:b w:val="0"/>
+                <w:bCs w:val="0"/>
+                <w:spacing w:val="-2"/>
+                <w:sz w:val="18"/>
+              </w:rPr>
+              <w:t>,000</w:t>
+            </w:r>
+          </w:p>
+        </w:tc>
+        <w:tc>
+          <w:tcPr>
+            <w:tcW w:w="1080" w:type="dxa"/>
+          </w:tcPr>
+          <w:p>
+            <w:pPr>
+              <w:pStyle w:val="TableParagraph"/>
+              <w:spacing w:before="11"/>
+              <w:ind w:left="2" w:right="4"/>
+              <w:jc w:val="center"/>
+              <w:cnfStyle w:val="010000000000" w:firstRow="0" w:lastRow="1" w:firstColumn="0" w:lastColumn="0" w:oddVBand="0" w:evenVBand="0" w:oddHBand="0" w:evenHBand="0" w:firstRowFirstColumn="0" w:firstRowLastColumn="0" w:lastRowFirstColumn="0" w:lastRowLastColumn="0"/>
+              <w:rPr>
+                <w:b w:val="0"/>
+                <w:bCs w:val="0"/>
+                <w:spacing w:val="-2"/>
+                <w:sz w:val="18"/>
+              </w:rPr>
+            </w:pPr>
+            <w:r>
+              <w:rPr>
+                <w:b w:val="0"/>
+                <w:bCs w:val="0"/>
+                <w:spacing w:val="-2"/>
+                <w:sz w:val="18"/>
+              </w:rPr>
+              <w:t>30</w:t>
+            </w:r>
+            <w:r>
+              <w:rPr>
+                <w:b w:val="0"/>
+                <w:bCs w:val="0"/>
+                <w:spacing w:val="-2"/>
+                <w:sz w:val="18"/>
+              </w:rPr>
+              <w:t>,000</w:t>
+            </w:r>
+          </w:p>
+        </w:tc>
+        <w:tc>
+          <w:tcPr>
+            <w:cnfStyle w:val="000010000000" w:firstRow="0" w:lastRow="0" w:firstColumn="0" w:lastColumn="0" w:oddVBand="1" w:evenVBand="0" w:oddHBand="0" w:evenHBand="0" w:firstRowFirstColumn="0" w:firstRowLastColumn="0" w:lastRowFirstColumn="0" w:lastRowLastColumn="0"/>
+            <w:tcW w:w="1170" w:type="dxa"/>
+            <w:shd w:val="clear" w:color="auto" w:fill="auto"/>
+          </w:tcPr>
+          <w:p>
+            <w:pPr>
+              <w:pStyle w:val="TableParagraph"/>
+              <w:spacing w:before="11"/>
+              <w:ind w:left="88" w:right="89"/>
+              <w:jc w:val="center"/>
+              <w:rPr>
+                <w:b w:val="0"/>
+                <w:bCs w:val="0"/>
+                <w:sz w:val="18"/>
+              </w:rPr>
+            </w:pPr>
+            <w:r>
+              <w:rPr>
+                <w:b w:val="0"/>
+                <w:bCs w:val="0"/>
+                <w:spacing w:val="-2"/>
+                <w:w w:val="95"/>
+                <w:sz w:val="18"/>
+              </w:rPr>
+              <w:t>30</w:t>
+            </w:r>
+            <w:r>
+              <w:rPr>
+                <w:b w:val="0"/>
+                <w:bCs w:val="0"/>
+                <w:spacing w:val="-2"/>
+                <w:w w:val="95"/>
+                <w:sz w:val="18"/>
+              </w:rPr>
+              <w:t>,000</w:t>
+            </w:r>
+          </w:p>
+        </w:tc>
+        <w:tc>
+          <w:tcPr>
+            <w:cnfStyle w:val="000100000000" w:firstRow="0" w:lastRow="0" w:firstColumn="0" w:lastColumn="1" w:oddVBand="0" w:evenVBand="0" w:oddHBand="0" w:evenHBand="0" w:firstRowFirstColumn="0" w:firstRowLastColumn="0" w:lastRowFirstColumn="0" w:lastRowLastColumn="0"/>
+            <w:tcW w:w="900" w:type="dxa"/>
+          </w:tcPr>
+          <w:p>
+            <w:pPr>
+              <w:pStyle w:val="TableParagraph"/>
+              <w:spacing w:before="9"/>
+              <w:ind w:left="1"/>
+              <w:jc w:val="center"/>
+              <w:rPr>
+                <w:b w:val="0"/>
+                <w:bCs w:val="0"/>
+                <w:spacing w:val="-2"/>
+                <w:sz w:val="18"/>
+              </w:rPr>
+            </w:pPr>
+            <w:r>
+              <w:rPr>
+                <w:b w:val="0"/>
+                <w:bCs w:val="0"/>
+                <w:spacing w:val="-2"/>
+                <w:sz w:val="18"/>
+              </w:rPr>
+              <w:t>25</w:t>
+            </w:r>
+            <w:r>
+              <w:rPr>
+                <w:b w:val="0"/>
+                <w:bCs w:val="0"/>
+                <w:spacing w:val="-2"/>
+                <w:sz w:val="18"/>
+              </w:rPr>
+              <w:t>.0%</w:t>
+            </w:r>
+          </w:p>
+        </w:tc>
+      </w:tr>
+    </w:tbl>
+    <w:p/>
+    <w:p/>
+    <w:p>
+      <w:pPr>
+        <w:pStyle w:val="BodyText"/>
+        <w:spacing w:before="229" w:line="300" w:lineRule="auto"/>
+        <w:ind w:left="800" w:right="841"/>
+        <w:jc w:val="both"/>
+        <w:rPr>
+          <w:rFonts w:ascii="Calibri"/>
+          <w:sz w:val="22"/>
+          <w:szCs w:val="22"/>
+        </w:rPr>
+      </w:pPr>
+      <w:r>
+        <w:rPr>
+          <w:rFonts w:ascii="Calibri"/>
+          <w:sz w:val="22"/>
+          <w:szCs w:val="22"/>
+        </w:rPr>
+        <w:t xml:space="preserve">The payback period is approximately between </w:t>
+      </w:r>
+      <w:r>
+        <w:rPr>
+          <w:rFonts w:ascii="Calibri"/>
+          <w:sz w:val="22"/>
+          <w:szCs w:val="22"/>
+        </w:rPr>
+        <w:t>in the fifth year</w:t>
+      </w:r>
+      <w:r>
+        <w:rPr>
+          <w:rFonts w:ascii="Calibri"/>
+          <w:sz w:val="22"/>
+          <w:szCs w:val="22"/>
+        </w:rPr>
+        <w:t xml:space="preserve">, where the cumulative net cash flow turns positive and exceeds the initial investment of </w:t>
+      </w:r>
+      <w:r>
+        <w:rPr>
+          <w:rFonts w:ascii="Calibri"/>
+          <w:sz w:val="22"/>
+          <w:szCs w:val="22"/>
+        </w:rPr>
+        <w:t>120</w:t>
+      </w:r>
+      <w:r>
+        <w:rPr>
+          <w:rFonts w:ascii="Calibri"/>
+          <w:sz w:val="22"/>
+          <w:szCs w:val="22"/>
+        </w:rPr>
+        <w:t xml:space="preserve">,000 EGP. Therefore, the estimated payback period for this investment is </w:t>
+      </w:r>
+      <w:r>
+        <w:rPr>
+          <w:rFonts w:ascii="Calibri"/>
+          <w:sz w:val="22"/>
+          <w:szCs w:val="22"/>
+        </w:rPr>
+        <w:t>about</w:t>
+      </w:r>
+      <w:r>
+        <w:rPr>
+          <w:rFonts w:ascii="Calibri"/>
+          <w:sz w:val="22"/>
+          <w:szCs w:val="22"/>
+        </w:rPr>
+        <w:t xml:space="preserve"> 4 years.</w:t>
+      </w:r>
+    </w:p>
     <w:p/>
     <w:sectPr>
       <w:pgSz w:w="12240" w:h="15840"/>
@@ -1287,6 +5529,355 @@
 <file path=word/numbering.xml><?xml version="1.0" encoding="utf-8"?>
 <w:numbering xmlns:wpc="http://schemas.microsoft.com/office/word/2010/wordprocessingCanvas" xmlns:cx="http://schemas.microsoft.com/office/drawing/2014/chartex" xmlns:cx1="http://schemas.microsoft.com/office/drawing/2015/9/8/chartex" xmlns:mc="http://schemas.openxmlformats.org/markup-compatibility/2006" xmlns:o="urn:schemas-microsoft-com:office:office" xmlns:r="http://schemas.openxmlformats.org/officeDocument/2006/relationships" xmlns:m="http://schemas.openxmlformats.org/officeDocument/2006/math" xmlns:v="urn:schemas-microsoft-com:vml" xmlns:wp14="http://schemas.microsoft.com/office/word/2010/wordprocessingDrawing" xmlns:wp="http://schemas.openxmlformats.org/drawingml/2006/wordprocessingDrawing" xmlns:w10="urn:schemas-microsoft-com:office:word" xmlns:w="http://schemas.openxmlformats.org/wordprocessingml/2006/main" xmlns:w14="http://schemas.microsoft.com/office/word/2010/wordml" xmlns:w15="http://schemas.microsoft.com/office/word/2012/wordml" xmlns:w16se="http://schemas.microsoft.com/office/word/2015/wordml/symex" xmlns:wpg="http://schemas.microsoft.com/office/word/2010/wordprocessingGroup" xmlns:wpi="http://schemas.microsoft.com/office/word/2010/wordprocessingInk" xmlns:wne="http://schemas.microsoft.com/office/word/2006/wordml" xmlns:wps="http://schemas.microsoft.com/office/word/2010/wordprocessingShape" mc:Ignorable="w14 w15 w16se wp14">
   <w:abstractNum w:abstractNumId="0" w15:restartNumberingAfterBreak="0">
+    <w:nsid w:val="015A0142"/>
+    <w:multiLevelType w:val="hybridMultilevel"/>
+    <w:tmpl w:val="05341FCE"/>
+    <w:lvl w:ilvl="0" w:tplc="9780788A">
+      <w:numFmt w:val="bullet"/>
+      <w:lvlText w:val="-"/>
+      <w:lvlJc w:val="left"/>
+      <w:pPr>
+        <w:ind w:left="828" w:hanging="360"/>
+      </w:pPr>
+      <w:rPr>
+        <w:rFonts w:ascii="Tahoma" w:eastAsia="Tahoma" w:hAnsi="Tahoma" w:cs="Tahoma" w:hint="default"/>
+        <w:b w:val="0"/>
+        <w:bCs w:val="0"/>
+        <w:i w:val="0"/>
+        <w:iCs w:val="0"/>
+        <w:spacing w:val="0"/>
+        <w:w w:val="76"/>
+        <w:sz w:val="22"/>
+        <w:szCs w:val="22"/>
+        <w:lang w:val="en-US" w:eastAsia="en-US" w:bidi="ar-SA"/>
+      </w:rPr>
+    </w:lvl>
+    <w:lvl w:ilvl="1" w:tplc="E06AC990">
+      <w:numFmt w:val="bullet"/>
+      <w:lvlText w:val="•"/>
+      <w:lvlJc w:val="left"/>
+      <w:pPr>
+        <w:ind w:left="1488" w:hanging="360"/>
+      </w:pPr>
+      <w:rPr>
+        <w:rFonts w:hint="default"/>
+        <w:lang w:val="en-US" w:eastAsia="en-US" w:bidi="ar-SA"/>
+      </w:rPr>
+    </w:lvl>
+    <w:lvl w:ilvl="2" w:tplc="540A55D4">
+      <w:numFmt w:val="bullet"/>
+      <w:lvlText w:val="•"/>
+      <w:lvlJc w:val="left"/>
+      <w:pPr>
+        <w:ind w:left="2157" w:hanging="360"/>
+      </w:pPr>
+      <w:rPr>
+        <w:rFonts w:hint="default"/>
+        <w:lang w:val="en-US" w:eastAsia="en-US" w:bidi="ar-SA"/>
+      </w:rPr>
+    </w:lvl>
+    <w:lvl w:ilvl="3" w:tplc="014647FC">
+      <w:numFmt w:val="bullet"/>
+      <w:lvlText w:val="•"/>
+      <w:lvlJc w:val="left"/>
+      <w:pPr>
+        <w:ind w:left="2825" w:hanging="360"/>
+      </w:pPr>
+      <w:rPr>
+        <w:rFonts w:hint="default"/>
+        <w:lang w:val="en-US" w:eastAsia="en-US" w:bidi="ar-SA"/>
+      </w:rPr>
+    </w:lvl>
+    <w:lvl w:ilvl="4" w:tplc="DA4069C2">
+      <w:numFmt w:val="bullet"/>
+      <w:lvlText w:val="•"/>
+      <w:lvlJc w:val="left"/>
+      <w:pPr>
+        <w:ind w:left="3494" w:hanging="360"/>
+      </w:pPr>
+      <w:rPr>
+        <w:rFonts w:hint="default"/>
+        <w:lang w:val="en-US" w:eastAsia="en-US" w:bidi="ar-SA"/>
+      </w:rPr>
+    </w:lvl>
+    <w:lvl w:ilvl="5" w:tplc="D7FA42BA">
+      <w:numFmt w:val="bullet"/>
+      <w:lvlText w:val="•"/>
+      <w:lvlJc w:val="left"/>
+      <w:pPr>
+        <w:ind w:left="4163" w:hanging="360"/>
+      </w:pPr>
+      <w:rPr>
+        <w:rFonts w:hint="default"/>
+        <w:lang w:val="en-US" w:eastAsia="en-US" w:bidi="ar-SA"/>
+      </w:rPr>
+    </w:lvl>
+    <w:lvl w:ilvl="6" w:tplc="24647490">
+      <w:numFmt w:val="bullet"/>
+      <w:lvlText w:val="•"/>
+      <w:lvlJc w:val="left"/>
+      <w:pPr>
+        <w:ind w:left="4831" w:hanging="360"/>
+      </w:pPr>
+      <w:rPr>
+        <w:rFonts w:hint="default"/>
+        <w:lang w:val="en-US" w:eastAsia="en-US" w:bidi="ar-SA"/>
+      </w:rPr>
+    </w:lvl>
+    <w:lvl w:ilvl="7" w:tplc="26D6399C">
+      <w:numFmt w:val="bullet"/>
+      <w:lvlText w:val="•"/>
+      <w:lvlJc w:val="left"/>
+      <w:pPr>
+        <w:ind w:left="5500" w:hanging="360"/>
+      </w:pPr>
+      <w:rPr>
+        <w:rFonts w:hint="default"/>
+        <w:lang w:val="en-US" w:eastAsia="en-US" w:bidi="ar-SA"/>
+      </w:rPr>
+    </w:lvl>
+    <w:lvl w:ilvl="8" w:tplc="925A2008">
+      <w:numFmt w:val="bullet"/>
+      <w:lvlText w:val="•"/>
+      <w:lvlJc w:val="left"/>
+      <w:pPr>
+        <w:ind w:left="6168" w:hanging="360"/>
+      </w:pPr>
+      <w:rPr>
+        <w:rFonts w:hint="default"/>
+        <w:lang w:val="en-US" w:eastAsia="en-US" w:bidi="ar-SA"/>
+      </w:rPr>
+    </w:lvl>
+  </w:abstractNum>
+  <w:abstractNum w:abstractNumId="1" w15:restartNumberingAfterBreak="0">
+    <w:nsid w:val="20D827B9"/>
+    <w:multiLevelType w:val="hybridMultilevel"/>
+    <w:tmpl w:val="2EAE0D88"/>
+    <w:lvl w:ilvl="0" w:tplc="9FAAA464">
+      <w:numFmt w:val="bullet"/>
+      <w:lvlText w:val="-"/>
+      <w:lvlJc w:val="left"/>
+      <w:pPr>
+        <w:ind w:left="1520" w:hanging="360"/>
+      </w:pPr>
+      <w:rPr>
+        <w:rFonts w:ascii="Tahoma" w:eastAsia="Tahoma" w:hAnsi="Tahoma" w:cs="Tahoma" w:hint="default"/>
+        <w:spacing w:val="0"/>
+        <w:w w:val="76"/>
+        <w:lang w:val="en-US" w:eastAsia="en-US" w:bidi="ar-SA"/>
+      </w:rPr>
+    </w:lvl>
+    <w:lvl w:ilvl="1" w:tplc="1062037C">
+      <w:numFmt w:val="bullet"/>
+      <w:lvlText w:val="•"/>
+      <w:lvlJc w:val="left"/>
+      <w:pPr>
+        <w:ind w:left="2468" w:hanging="360"/>
+      </w:pPr>
+      <w:rPr>
+        <w:rFonts w:hint="default"/>
+        <w:lang w:val="en-US" w:eastAsia="en-US" w:bidi="ar-SA"/>
+      </w:rPr>
+    </w:lvl>
+    <w:lvl w:ilvl="2" w:tplc="0F86CDB6">
+      <w:numFmt w:val="bullet"/>
+      <w:lvlText w:val="•"/>
+      <w:lvlJc w:val="left"/>
+      <w:pPr>
+        <w:ind w:left="3416" w:hanging="360"/>
+      </w:pPr>
+      <w:rPr>
+        <w:rFonts w:hint="default"/>
+        <w:lang w:val="en-US" w:eastAsia="en-US" w:bidi="ar-SA"/>
+      </w:rPr>
+    </w:lvl>
+    <w:lvl w:ilvl="3" w:tplc="626EB10C">
+      <w:numFmt w:val="bullet"/>
+      <w:lvlText w:val="•"/>
+      <w:lvlJc w:val="left"/>
+      <w:pPr>
+        <w:ind w:left="4364" w:hanging="360"/>
+      </w:pPr>
+      <w:rPr>
+        <w:rFonts w:hint="default"/>
+        <w:lang w:val="en-US" w:eastAsia="en-US" w:bidi="ar-SA"/>
+      </w:rPr>
+    </w:lvl>
+    <w:lvl w:ilvl="4" w:tplc="BC3E4F0E">
+      <w:numFmt w:val="bullet"/>
+      <w:lvlText w:val="•"/>
+      <w:lvlJc w:val="left"/>
+      <w:pPr>
+        <w:ind w:left="5312" w:hanging="360"/>
+      </w:pPr>
+      <w:rPr>
+        <w:rFonts w:hint="default"/>
+        <w:lang w:val="en-US" w:eastAsia="en-US" w:bidi="ar-SA"/>
+      </w:rPr>
+    </w:lvl>
+    <w:lvl w:ilvl="5" w:tplc="65866622">
+      <w:numFmt w:val="bullet"/>
+      <w:lvlText w:val="•"/>
+      <w:lvlJc w:val="left"/>
+      <w:pPr>
+        <w:ind w:left="6260" w:hanging="360"/>
+      </w:pPr>
+      <w:rPr>
+        <w:rFonts w:hint="default"/>
+        <w:lang w:val="en-US" w:eastAsia="en-US" w:bidi="ar-SA"/>
+      </w:rPr>
+    </w:lvl>
+    <w:lvl w:ilvl="6" w:tplc="C1521922">
+      <w:numFmt w:val="bullet"/>
+      <w:lvlText w:val="•"/>
+      <w:lvlJc w:val="left"/>
+      <w:pPr>
+        <w:ind w:left="7208" w:hanging="360"/>
+      </w:pPr>
+      <w:rPr>
+        <w:rFonts w:hint="default"/>
+        <w:lang w:val="en-US" w:eastAsia="en-US" w:bidi="ar-SA"/>
+      </w:rPr>
+    </w:lvl>
+    <w:lvl w:ilvl="7" w:tplc="7FA21122">
+      <w:numFmt w:val="bullet"/>
+      <w:lvlText w:val="•"/>
+      <w:lvlJc w:val="left"/>
+      <w:pPr>
+        <w:ind w:left="8156" w:hanging="360"/>
+      </w:pPr>
+      <w:rPr>
+        <w:rFonts w:hint="default"/>
+        <w:lang w:val="en-US" w:eastAsia="en-US" w:bidi="ar-SA"/>
+      </w:rPr>
+    </w:lvl>
+    <w:lvl w:ilvl="8" w:tplc="CA3603E0">
+      <w:numFmt w:val="bullet"/>
+      <w:lvlText w:val="•"/>
+      <w:lvlJc w:val="left"/>
+      <w:pPr>
+        <w:ind w:left="9104" w:hanging="360"/>
+      </w:pPr>
+      <w:rPr>
+        <w:rFonts w:hint="default"/>
+        <w:lang w:val="en-US" w:eastAsia="en-US" w:bidi="ar-SA"/>
+      </w:rPr>
+    </w:lvl>
+  </w:abstractNum>
+  <w:abstractNum w:abstractNumId="2" w15:restartNumberingAfterBreak="0">
+    <w:nsid w:val="5114275B"/>
+    <w:multiLevelType w:val="hybridMultilevel"/>
+    <w:tmpl w:val="8FECE91E"/>
+    <w:lvl w:ilvl="0" w:tplc="04090001">
+      <w:start w:val="1"/>
+      <w:numFmt w:val="bullet"/>
+      <w:lvlText w:val=""/>
+      <w:lvlJc w:val="left"/>
+      <w:pPr>
+        <w:ind w:left="720" w:hanging="360"/>
+      </w:pPr>
+      <w:rPr>
+        <w:rFonts w:ascii="Symbol" w:hAnsi="Symbol" w:hint="default"/>
+      </w:rPr>
+    </w:lvl>
+    <w:lvl w:ilvl="1" w:tplc="04090003" w:tentative="1">
+      <w:start w:val="1"/>
+      <w:numFmt w:val="bullet"/>
+      <w:lvlText w:val="o"/>
+      <w:lvlJc w:val="left"/>
+      <w:pPr>
+        <w:ind w:left="1440" w:hanging="360"/>
+      </w:pPr>
+      <w:rPr>
+        <w:rFonts w:ascii="Courier New" w:hAnsi="Courier New" w:cs="Courier New" w:hint="default"/>
+      </w:rPr>
+    </w:lvl>
+    <w:lvl w:ilvl="2" w:tplc="04090005" w:tentative="1">
+      <w:start w:val="1"/>
+      <w:numFmt w:val="bullet"/>
+      <w:lvlText w:val=""/>
+      <w:lvlJc w:val="left"/>
+      <w:pPr>
+        <w:ind w:left="2160" w:hanging="360"/>
+      </w:pPr>
+      <w:rPr>
+        <w:rFonts w:ascii="Wingdings" w:hAnsi="Wingdings" w:hint="default"/>
+      </w:rPr>
+    </w:lvl>
+    <w:lvl w:ilvl="3" w:tplc="04090001" w:tentative="1">
+      <w:start w:val="1"/>
+      <w:numFmt w:val="bullet"/>
+      <w:lvlText w:val=""/>
+      <w:lvlJc w:val="left"/>
+      <w:pPr>
+        <w:ind w:left="2880" w:hanging="360"/>
+      </w:pPr>
+      <w:rPr>
+        <w:rFonts w:ascii="Symbol" w:hAnsi="Symbol" w:hint="default"/>
+      </w:rPr>
+    </w:lvl>
+    <w:lvl w:ilvl="4" w:tplc="04090003" w:tentative="1">
+      <w:start w:val="1"/>
+      <w:numFmt w:val="bullet"/>
+      <w:lvlText w:val="o"/>
+      <w:lvlJc w:val="left"/>
+      <w:pPr>
+        <w:ind w:left="3600" w:hanging="360"/>
+      </w:pPr>
+      <w:rPr>
+        <w:rFonts w:ascii="Courier New" w:hAnsi="Courier New" w:cs="Courier New" w:hint="default"/>
+      </w:rPr>
+    </w:lvl>
+    <w:lvl w:ilvl="5" w:tplc="04090005" w:tentative="1">
+      <w:start w:val="1"/>
+      <w:numFmt w:val="bullet"/>
+      <w:lvlText w:val=""/>
+      <w:lvlJc w:val="left"/>
+      <w:pPr>
+        <w:ind w:left="4320" w:hanging="360"/>
+      </w:pPr>
+      <w:rPr>
+        <w:rFonts w:ascii="Wingdings" w:hAnsi="Wingdings" w:hint="default"/>
+      </w:rPr>
+    </w:lvl>
+    <w:lvl w:ilvl="6" w:tplc="04090001" w:tentative="1">
+      <w:start w:val="1"/>
+      <w:numFmt w:val="bullet"/>
+      <w:lvlText w:val=""/>
+      <w:lvlJc w:val="left"/>
+      <w:pPr>
+        <w:ind w:left="5040" w:hanging="360"/>
+      </w:pPr>
+      <w:rPr>
+        <w:rFonts w:ascii="Symbol" w:hAnsi="Symbol" w:hint="default"/>
+      </w:rPr>
+    </w:lvl>
+    <w:lvl w:ilvl="7" w:tplc="04090003" w:tentative="1">
+      <w:start w:val="1"/>
+      <w:numFmt w:val="bullet"/>
+      <w:lvlText w:val="o"/>
+      <w:lvlJc w:val="left"/>
+      <w:pPr>
+        <w:ind w:left="5760" w:hanging="360"/>
+      </w:pPr>
+      <w:rPr>
+        <w:rFonts w:ascii="Courier New" w:hAnsi="Courier New" w:cs="Courier New" w:hint="default"/>
+      </w:rPr>
+    </w:lvl>
+    <w:lvl w:ilvl="8" w:tplc="04090005" w:tentative="1">
+      <w:start w:val="1"/>
+      <w:numFmt w:val="bullet"/>
+      <w:lvlText w:val=""/>
+      <w:lvlJc w:val="left"/>
+      <w:pPr>
+        <w:ind w:left="6480" w:hanging="360"/>
+      </w:pPr>
+      <w:rPr>
+        <w:rFonts w:ascii="Wingdings" w:hAnsi="Wingdings" w:hint="default"/>
+      </w:rPr>
+    </w:lvl>
+  </w:abstractNum>
+  <w:abstractNum w:abstractNumId="3" w15:restartNumberingAfterBreak="0">
     <w:nsid w:val="78E70D71"/>
     <w:multiLevelType w:val="hybridMultilevel"/>
     <w:tmpl w:val="1B084E6E"/>
@@ -1399,7 +5990,16 @@
     </w:lvl>
   </w:abstractNum>
   <w:num w:numId="1">
+    <w:abstractNumId w:val="3"/>
+  </w:num>
+  <w:num w:numId="2">
     <w:abstractNumId w:val="0"/>
+  </w:num>
+  <w:num w:numId="3">
+    <w:abstractNumId w:val="1"/>
+  </w:num>
+  <w:num w:numId="4">
+    <w:abstractNumId w:val="2"/>
   </w:num>
 </w:numbering>
 </file>
@@ -1488,7 +6088,7 @@
     <w:lsdException w:name="Closing" w:semiHidden="1" w:unhideWhenUsed="1"/>
     <w:lsdException w:name="Signature" w:semiHidden="1" w:unhideWhenUsed="1"/>
     <w:lsdException w:name="Default Paragraph Font" w:semiHidden="1" w:uiPriority="1" w:unhideWhenUsed="1"/>
-    <w:lsdException w:name="Body Text" w:semiHidden="1" w:unhideWhenUsed="1"/>
+    <w:lsdException w:name="Body Text" w:semiHidden="1" w:uiPriority="1" w:unhideWhenUsed="1" w:qFormat="1"/>
     <w:lsdException w:name="Body Text Indent" w:semiHidden="1" w:unhideWhenUsed="1"/>
     <w:lsdException w:name="List Continue" w:semiHidden="1" w:unhideWhenUsed="1"/>
     <w:lsdException w:name="List Continue 2" w:semiHidden="1" w:unhideWhenUsed="1"/>
@@ -1601,7 +6201,7 @@
     <w:lsdException w:name="Medium Shading 2 Accent 1" w:uiPriority="64"/>
     <w:lsdException w:name="Medium List 1 Accent 1" w:uiPriority="65"/>
     <w:lsdException w:name="Revision" w:semiHidden="1"/>
-    <w:lsdException w:name="List Paragraph" w:uiPriority="34" w:qFormat="1"/>
+    <w:lsdException w:name="List Paragraph" w:uiPriority="1" w:qFormat="1"/>
     <w:lsdException w:name="Quote" w:uiPriority="29" w:qFormat="1"/>
     <w:lsdException w:name="Intense Quote" w:uiPriority="30" w:qFormat="1"/>
     <w:lsdException w:name="Medium List 2 Accent 1" w:uiPriority="66"/>
@@ -1801,6 +6401,7 @@
   <w:style w:type="character" w:default="1" w:styleId="DefaultParagraphFont">
     <w:name w:val="Default Paragraph Font"/>
     <w:uiPriority w:val="1"/>
+    <w:semiHidden/>
     <w:unhideWhenUsed/>
   </w:style>
   <w:style w:type="table" w:default="1" w:styleId="TableNormal">
@@ -1827,7 +6428,7 @@
   <w:style w:type="paragraph" w:styleId="ListParagraph">
     <w:name w:val="List Paragraph"/>
     <w:basedOn w:val="Normal"/>
-    <w:uiPriority w:val="34"/>
+    <w:uiPriority w:val="1"/>
     <w:qFormat/>
     <w:rsid w:val="00D26B8A"/>
     <w:pPr>
@@ -1982,6 +6583,54 @@
     <w:rPr>
       <w:b/>
       <w:bCs/>
+    </w:rPr>
+  </w:style>
+  <w:style w:type="paragraph" w:customStyle="1" w:styleId="TableParagraph">
+    <w:name w:val="Table Paragraph"/>
+    <w:basedOn w:val="Normal"/>
+    <w:uiPriority w:val="1"/>
+    <w:qFormat/>
+    <w:rsid w:val="00784C03"/>
+    <w:pPr>
+      <w:widowControl w:val="0"/>
+      <w:autoSpaceDE w:val="0"/>
+      <w:autoSpaceDN w:val="0"/>
+      <w:spacing w:before="2" w:after="0" w:line="240" w:lineRule="auto"/>
+      <w:ind w:left="107"/>
+    </w:pPr>
+    <w:rPr>
+      <w:rFonts w:ascii="Tahoma" w:eastAsia="Tahoma" w:hAnsi="Tahoma" w:cs="Tahoma"/>
+    </w:rPr>
+  </w:style>
+  <w:style w:type="paragraph" w:styleId="BodyText">
+    <w:name w:val="Body Text"/>
+    <w:basedOn w:val="Normal"/>
+    <w:link w:val="BodyTextChar"/>
+    <w:uiPriority w:val="1"/>
+    <w:qFormat/>
+    <w:rsid w:val="00212020"/>
+    <w:pPr>
+      <w:widowControl w:val="0"/>
+      <w:autoSpaceDE w:val="0"/>
+      <w:autoSpaceDN w:val="0"/>
+      <w:spacing w:after="0" w:line="240" w:lineRule="auto"/>
+    </w:pPr>
+    <w:rPr>
+      <w:rFonts w:ascii="Tahoma" w:eastAsia="Tahoma" w:hAnsi="Tahoma" w:cs="Tahoma"/>
+      <w:sz w:val="24"/>
+      <w:szCs w:val="24"/>
+    </w:rPr>
+  </w:style>
+  <w:style w:type="character" w:customStyle="1" w:styleId="BodyTextChar">
+    <w:name w:val="Body Text Char"/>
+    <w:basedOn w:val="DefaultParagraphFont"/>
+    <w:link w:val="BodyText"/>
+    <w:uiPriority w:val="1"/>
+    <w:rsid w:val="00212020"/>
+    <w:rPr>
+      <w:rFonts w:ascii="Tahoma" w:eastAsia="Tahoma" w:hAnsi="Tahoma" w:cs="Tahoma"/>
+      <w:sz w:val="24"/>
+      <w:szCs w:val="24"/>
     </w:rPr>
   </w:style>
 </w:styles>
@@ -2246,4 +6895,16 @@
     </a:ext>
   </a:extLst>
 </a:theme>
+</file>
+
+<file path=customXml/item1.xml><?xml version="1.0" encoding="utf-8"?>
+<b:Sources xmlns:b="http://schemas.openxmlformats.org/officeDocument/2006/bibliography" xmlns="http://schemas.openxmlformats.org/officeDocument/2006/bibliography" SelectedStyle="\APASixthEditionOfficeOnline.xsl" StyleName="APA" Version="6"/>
+</file>
+
+<file path=customXml/itemProps1.xml><?xml version="1.0" encoding="utf-8"?>
+<ds:datastoreItem xmlns:ds="http://schemas.openxmlformats.org/officeDocument/2006/customXml" ds:itemID="{FD842D96-AF2F-44A2-9217-8C2542B4A0CA}">
+  <ds:schemaRefs>
+    <ds:schemaRef ds:uri="http://schemas.openxmlformats.org/officeDocument/2006/bibliography"/>
+  </ds:schemaRefs>
+</ds:datastoreItem>
 </file>